--- a/📋 Cahier des Charges Complet.docx
+++ b/📋 Cahier des Charges Complet.docx
@@ -16,6 +16,7 @@
           <w:lang w:eastAsia="fr-FR"/>
         </w:rPr>
       </w:pPr>
+      <w:proofErr w:type="gramStart"/>
       <w:r>
         <w:rPr>
           <w:rFonts w:ascii="Segoe UI Emoji" w:eastAsia="Times New Roman" w:hAnsi="Segoe UI Emoji" w:cs="Segoe UI Emoji"/>
@@ -28,6 +29,7 @@
         </w:rPr>
         <w:t>📋</w:t>
       </w:r>
+      <w:proofErr w:type="gramEnd"/>
       <w:r>
         <w:rPr>
           <w:rFonts w:ascii="Times New Roman" w:eastAsia="Times New Roman" w:hAnsi="Times New Roman" w:cs="Times New Roman"/>
@@ -346,7 +348,27 @@
           <w:szCs w:val="24"/>
           <w:lang w:eastAsia="fr-FR"/>
         </w:rPr>
-        <w:t xml:space="preserve"> — pas d'interactions, pas de sliders. C'est une page de documentation et d'analyse.</w:t>
+        <w:t xml:space="preserve"> — pas d'interactions, pas de </w:t>
+      </w:r>
+      <w:proofErr w:type="spellStart"/>
+      <w:r>
+        <w:rPr>
+          <w:rFonts w:ascii="Times New Roman" w:eastAsia="Times New Roman" w:hAnsi="Times New Roman" w:cs="Times New Roman"/>
+          <w:sz w:val="24"/>
+          <w:szCs w:val="24"/>
+          <w:lang w:eastAsia="fr-FR"/>
+        </w:rPr>
+        <w:t>sliders</w:t>
+      </w:r>
+      <w:proofErr w:type="spellEnd"/>
+      <w:r>
+        <w:rPr>
+          <w:rFonts w:ascii="Times New Roman" w:eastAsia="Times New Roman" w:hAnsi="Times New Roman" w:cs="Times New Roman"/>
+          <w:sz w:val="24"/>
+          <w:szCs w:val="24"/>
+          <w:lang w:eastAsia="fr-FR"/>
+        </w:rPr>
+        <w:t>. C'est une page de documentation et d'analyse.</w:t>
       </w:r>
     </w:p>
     <w:p>
@@ -716,7 +738,27 @@
           <w:szCs w:val="24"/>
           <w:lang w:eastAsia="fr-FR"/>
         </w:rPr>
-        <w:t xml:space="preserve"> Un tableau avec toutes les variables du dataset original. Pour chaque variable, 4 colonnes :</w:t>
+        <w:t xml:space="preserve"> Un tableau avec toutes les variables du </w:t>
+      </w:r>
+      <w:proofErr w:type="spellStart"/>
+      <w:r>
+        <w:rPr>
+          <w:rFonts w:ascii="Times New Roman" w:eastAsia="Times New Roman" w:hAnsi="Times New Roman" w:cs="Times New Roman"/>
+          <w:sz w:val="24"/>
+          <w:szCs w:val="24"/>
+          <w:lang w:eastAsia="fr-FR"/>
+        </w:rPr>
+        <w:t>dataset</w:t>
+      </w:r>
+      <w:proofErr w:type="spellEnd"/>
+      <w:r>
+        <w:rPr>
+          <w:rFonts w:ascii="Times New Roman" w:eastAsia="Times New Roman" w:hAnsi="Times New Roman" w:cs="Times New Roman"/>
+          <w:sz w:val="24"/>
+          <w:szCs w:val="24"/>
+          <w:lang w:eastAsia="fr-FR"/>
+        </w:rPr>
+        <w:t xml:space="preserve"> original. Pour chaque variable, 4 colonnes :</w:t>
       </w:r>
     </w:p>
     <w:tbl>
@@ -918,7 +960,67 @@
                 <w:szCs w:val="24"/>
                 <w:lang w:eastAsia="fr-FR"/>
               </w:rPr>
-              <w:t>Ce que Python est allumé par défaut (object, float, int)</w:t>
+              <w:t>Ce que Python est allumé par défaut (</w:t>
+            </w:r>
+            <w:proofErr w:type="spellStart"/>
+            <w:r>
+              <w:rPr>
+                <w:rFonts w:ascii="Times New Roman" w:eastAsia="Times New Roman" w:hAnsi="Times New Roman" w:cs="Times New Roman"/>
+                <w:sz w:val="24"/>
+                <w:szCs w:val="24"/>
+                <w:lang w:eastAsia="fr-FR"/>
+              </w:rPr>
+              <w:t>object</w:t>
+            </w:r>
+            <w:proofErr w:type="spellEnd"/>
+            <w:r>
+              <w:rPr>
+                <w:rFonts w:ascii="Times New Roman" w:eastAsia="Times New Roman" w:hAnsi="Times New Roman" w:cs="Times New Roman"/>
+                <w:sz w:val="24"/>
+                <w:szCs w:val="24"/>
+                <w:lang w:eastAsia="fr-FR"/>
+              </w:rPr>
+              <w:t xml:space="preserve">, </w:t>
+            </w:r>
+            <w:proofErr w:type="spellStart"/>
+            <w:r>
+              <w:rPr>
+                <w:rFonts w:ascii="Times New Roman" w:eastAsia="Times New Roman" w:hAnsi="Times New Roman" w:cs="Times New Roman"/>
+                <w:sz w:val="24"/>
+                <w:szCs w:val="24"/>
+                <w:lang w:eastAsia="fr-FR"/>
+              </w:rPr>
+              <w:t>float</w:t>
+            </w:r>
+            <w:proofErr w:type="spellEnd"/>
+            <w:r>
+              <w:rPr>
+                <w:rFonts w:ascii="Times New Roman" w:eastAsia="Times New Roman" w:hAnsi="Times New Roman" w:cs="Times New Roman"/>
+                <w:sz w:val="24"/>
+                <w:szCs w:val="24"/>
+                <w:lang w:eastAsia="fr-FR"/>
+              </w:rPr>
+              <w:t xml:space="preserve">, </w:t>
+            </w:r>
+            <w:proofErr w:type="spellStart"/>
+            <w:r>
+              <w:rPr>
+                <w:rFonts w:ascii="Times New Roman" w:eastAsia="Times New Roman" w:hAnsi="Times New Roman" w:cs="Times New Roman"/>
+                <w:sz w:val="24"/>
+                <w:szCs w:val="24"/>
+                <w:lang w:eastAsia="fr-FR"/>
+              </w:rPr>
+              <w:t>int</w:t>
+            </w:r>
+            <w:proofErr w:type="spellEnd"/>
+            <w:r>
+              <w:rPr>
+                <w:rFonts w:ascii="Times New Roman" w:eastAsia="Times New Roman" w:hAnsi="Times New Roman" w:cs="Times New Roman"/>
+                <w:sz w:val="24"/>
+                <w:szCs w:val="24"/>
+                <w:lang w:eastAsia="fr-FR"/>
+              </w:rPr>
+              <w:t>)</w:t>
             </w:r>
           </w:p>
         </w:tc>
@@ -1029,6 +1131,7 @@
                 <w:lang w:eastAsia="fr-FR"/>
               </w:rPr>
             </w:pPr>
+            <w:proofErr w:type="spellStart"/>
             <w:r>
               <w:rPr>
                 <w:rFonts w:ascii="Times New Roman" w:eastAsia="Times New Roman" w:hAnsi="Times New Roman" w:cs="Times New Roman"/>
@@ -1036,7 +1139,17 @@
                 <w:szCs w:val="24"/>
                 <w:lang w:eastAsia="fr-FR"/>
               </w:rPr>
-              <w:t>Feature / Cible / Identifiant / Temporel</w:t>
+              <w:t>Feature</w:t>
+            </w:r>
+            <w:proofErr w:type="spellEnd"/>
+            <w:r>
+              <w:rPr>
+                <w:rFonts w:ascii="Times New Roman" w:eastAsia="Times New Roman" w:hAnsi="Times New Roman" w:cs="Times New Roman"/>
+                <w:sz w:val="24"/>
+                <w:szCs w:val="24"/>
+                <w:lang w:eastAsia="fr-FR"/>
+              </w:rPr>
+              <w:t xml:space="preserve"> / Cible / Identifiant / Temporel</w:t>
             </w:r>
           </w:p>
         </w:tc>
@@ -1221,6 +1334,7 @@
           <w:lang w:eastAsia="fr-FR"/>
         </w:rPr>
       </w:pPr>
+      <w:proofErr w:type="spellStart"/>
       <w:r>
         <w:rPr>
           <w:rFonts w:ascii="Courier New" w:eastAsia="Times New Roman" w:hAnsi="Courier New" w:cs="Courier New"/>
@@ -1230,6 +1344,7 @@
         </w:rPr>
         <w:t>Department</w:t>
       </w:r>
+      <w:proofErr w:type="spellEnd"/>
       <w:r>
         <w:rPr>
           <w:rFonts w:ascii="Times New Roman" w:eastAsia="Times New Roman" w:hAnsi="Times New Roman" w:cs="Times New Roman"/>
@@ -1308,6 +1423,7 @@
           <w:lang w:eastAsia="fr-FR"/>
         </w:rPr>
       </w:pPr>
+      <w:proofErr w:type="spellStart"/>
       <w:r>
         <w:rPr>
           <w:rFonts w:ascii="Courier New" w:eastAsia="Times New Roman" w:hAnsi="Courier New" w:cs="Courier New"/>
@@ -1317,6 +1433,7 @@
         </w:rPr>
         <w:t>Margin</w:t>
       </w:r>
+      <w:proofErr w:type="spellEnd"/>
       <w:r>
         <w:rPr>
           <w:rFonts w:ascii="Times New Roman" w:eastAsia="Times New Roman" w:hAnsi="Times New Roman" w:cs="Times New Roman"/>
@@ -1337,6 +1454,7 @@
           <w:lang w:eastAsia="fr-FR"/>
         </w:rPr>
       </w:pPr>
+      <w:proofErr w:type="spellStart"/>
       <w:r>
         <w:rPr>
           <w:rFonts w:ascii="Courier New" w:eastAsia="Times New Roman" w:hAnsi="Courier New" w:cs="Courier New"/>
@@ -1344,28 +1462,9 @@
           <w:szCs w:val="20"/>
           <w:lang w:eastAsia="fr-FR"/>
         </w:rPr>
-        <w:t>Margin Goal</w:t>
-      </w:r>
-      <w:r>
-        <w:rPr>
-          <w:rFonts w:ascii="Times New Roman" w:eastAsia="Times New Roman" w:hAnsi="Times New Roman" w:cs="Times New Roman"/>
-          <w:sz w:val="24"/>
-          <w:szCs w:val="24"/>
-          <w:lang w:eastAsia="fr-FR"/>
-        </w:rPr>
-        <w:t>→ Fonctionnalité complémentaire. Permet de mesurer si la marge est atteinte également. Retenu.</w:t>
-      </w:r>
-    </w:p>
-    <w:p>
-      <w:pPr>
-        <w:spacing w:before="100" w:beforeAutospacing="1" w:after="100" w:afterAutospacing="1" w:line="240" w:lineRule="auto"/>
-        <w:rPr>
-          <w:rFonts w:ascii="Times New Roman" w:eastAsia="Times New Roman" w:hAnsi="Times New Roman" w:cs="Times New Roman"/>
-          <w:sz w:val="24"/>
-          <w:szCs w:val="24"/>
-          <w:lang w:eastAsia="fr-FR"/>
-        </w:rPr>
-      </w:pPr>
+        <w:t>Margin</w:t>
+      </w:r>
+      <w:proofErr w:type="spellEnd"/>
       <w:r>
         <w:rPr>
           <w:rFonts w:ascii="Courier New" w:eastAsia="Times New Roman" w:hAnsi="Courier New" w:cs="Courier New"/>
@@ -1373,16 +1472,16 @@
           <w:szCs w:val="20"/>
           <w:lang w:eastAsia="fr-FR"/>
         </w:rPr>
-        <w:t>Date</w:t>
-      </w:r>
-      <w:r>
-        <w:rPr>
-          <w:rFonts w:ascii="Times New Roman" w:eastAsia="Times New Roman" w:hAnsi="Times New Roman" w:cs="Times New Roman"/>
-          <w:sz w:val="24"/>
-          <w:szCs w:val="24"/>
-          <w:lang w:eastAsia="fr-FR"/>
-        </w:rPr>
-        <w:t>→ Variable temporelle. En tant que date brute, elle n'est pas utilisable par les algorithmes. Transformée en Année et Mois. Retenu sous forme transformée.</w:t>
+        <w:t xml:space="preserve"> Goal</w:t>
+      </w:r>
+      <w:r>
+        <w:rPr>
+          <w:rFonts w:ascii="Times New Roman" w:eastAsia="Times New Roman" w:hAnsi="Times New Roman" w:cs="Times New Roman"/>
+          <w:sz w:val="24"/>
+          <w:szCs w:val="24"/>
+          <w:lang w:eastAsia="fr-FR"/>
+        </w:rPr>
+        <w:t>→ Fonctionnalité complémentaire. Permet de mesurer si la marge est atteinte également. Retenu.</w:t>
       </w:r>
     </w:p>
     <w:p>
@@ -1402,16 +1501,16 @@
           <w:szCs w:val="20"/>
           <w:lang w:eastAsia="fr-FR"/>
         </w:rPr>
-        <w:t>Sales Quantity</w:t>
-      </w:r>
-      <w:r>
-        <w:rPr>
-          <w:rFonts w:ascii="Times New Roman" w:eastAsia="Times New Roman" w:hAnsi="Times New Roman" w:cs="Times New Roman"/>
-          <w:sz w:val="24"/>
-          <w:szCs w:val="24"/>
-          <w:lang w:eastAsia="fr-FR"/>
-        </w:rPr>
-        <w:t>→ Caractéristique comportementale. Indiquez le volume de ventes définissant le montant. Retenu.</w:t>
+        <w:t>Date</w:t>
+      </w:r>
+      <w:r>
+        <w:rPr>
+          <w:rFonts w:ascii="Times New Roman" w:eastAsia="Times New Roman" w:hAnsi="Times New Roman" w:cs="Times New Roman"/>
+          <w:sz w:val="24"/>
+          <w:szCs w:val="24"/>
+          <w:lang w:eastAsia="fr-FR"/>
+        </w:rPr>
+        <w:t>→ Variable temporelle. En tant que date brute, elle n'est pas utilisable par les algorithmes. Transformée en Année et Mois. Retenu sous forme transformée.</w:t>
       </w:r>
     </w:p>
     <w:p>
@@ -1431,8 +1530,50 @@
           <w:szCs w:val="20"/>
           <w:lang w:eastAsia="fr-FR"/>
         </w:rPr>
+        <w:t xml:space="preserve">Sales </w:t>
+      </w:r>
+      <w:proofErr w:type="spellStart"/>
+      <w:r>
+        <w:rPr>
+          <w:rFonts w:ascii="Courier New" w:eastAsia="Times New Roman" w:hAnsi="Courier New" w:cs="Courier New"/>
+          <w:sz w:val="20"/>
+          <w:szCs w:val="20"/>
+          <w:lang w:eastAsia="fr-FR"/>
+        </w:rPr>
+        <w:t>Quantity</w:t>
+      </w:r>
+      <w:proofErr w:type="spellEnd"/>
+      <w:r>
+        <w:rPr>
+          <w:rFonts w:ascii="Times New Roman" w:eastAsia="Times New Roman" w:hAnsi="Times New Roman" w:cs="Times New Roman"/>
+          <w:sz w:val="24"/>
+          <w:szCs w:val="24"/>
+          <w:lang w:eastAsia="fr-FR"/>
+        </w:rPr>
+        <w:t>→ Caractéristique comportementale. Indiquez le volume de ventes définissant le montant. Retenu.</w:t>
+      </w:r>
+    </w:p>
+    <w:p>
+      <w:pPr>
+        <w:spacing w:before="100" w:beforeAutospacing="1" w:after="100" w:afterAutospacing="1" w:line="240" w:lineRule="auto"/>
+        <w:rPr>
+          <w:rFonts w:ascii="Times New Roman" w:eastAsia="Times New Roman" w:hAnsi="Times New Roman" w:cs="Times New Roman"/>
+          <w:sz w:val="24"/>
+          <w:szCs w:val="24"/>
+          <w:lang w:eastAsia="fr-FR"/>
+        </w:rPr>
+      </w:pPr>
+      <w:proofErr w:type="spellStart"/>
+      <w:r>
+        <w:rPr>
+          <w:rFonts w:ascii="Courier New" w:eastAsia="Times New Roman" w:hAnsi="Courier New" w:cs="Courier New"/>
+          <w:sz w:val="20"/>
+          <w:szCs w:val="20"/>
+          <w:lang w:eastAsia="fr-FR"/>
+        </w:rPr>
         <w:t>Customers</w:t>
       </w:r>
+      <w:proofErr w:type="spellEnd"/>
       <w:r>
         <w:rPr>
           <w:rFonts w:ascii="Times New Roman" w:eastAsia="Times New Roman" w:hAnsi="Times New Roman" w:cs="Times New Roman"/>
@@ -1583,18 +1724,50 @@
           <w:szCs w:val="24"/>
           <w:lang w:eastAsia="fr-FR"/>
         </w:rPr>
-        <w:t xml:space="preserve">Un tableau avec pour chaque colonne : le nombre de valeurs manquantes et le pourcentage. Sur votre dataset la réponse est 0 partout — mais vous l'affichez quand même car c'est une </w:t>
-      </w:r>
-      <w:r>
-        <w:rPr>
-          <w:rFonts w:ascii="Times New Roman" w:eastAsia="Times New Roman" w:hAnsi="Times New Roman" w:cs="Times New Roman"/>
-          <w:b/>
-          <w:bCs/>
-          <w:sz w:val="24"/>
-          <w:szCs w:val="24"/>
-          <w:lang w:eastAsia="fr-FR"/>
-        </w:rPr>
-        <w:t>preuve que vous avez vérifiée</w:t>
+        <w:t xml:space="preserve">Un tableau avec pour chaque colonne : le nombre de valeurs manquantes et le pourcentage. Sur votre </w:t>
+      </w:r>
+      <w:proofErr w:type="spellStart"/>
+      <w:r>
+        <w:rPr>
+          <w:rFonts w:ascii="Times New Roman" w:eastAsia="Times New Roman" w:hAnsi="Times New Roman" w:cs="Times New Roman"/>
+          <w:sz w:val="24"/>
+          <w:szCs w:val="24"/>
+          <w:lang w:eastAsia="fr-FR"/>
+        </w:rPr>
+        <w:t>dataset</w:t>
+      </w:r>
+      <w:proofErr w:type="spellEnd"/>
+      <w:r>
+        <w:rPr>
+          <w:rFonts w:ascii="Times New Roman" w:eastAsia="Times New Roman" w:hAnsi="Times New Roman" w:cs="Times New Roman"/>
+          <w:sz w:val="24"/>
+          <w:szCs w:val="24"/>
+          <w:lang w:eastAsia="fr-FR"/>
+        </w:rPr>
+        <w:t xml:space="preserve"> la réponse est 0 partout — mais vous l'affichez quand même car c'est une </w:t>
+      </w:r>
+      <w:r>
+        <w:rPr>
+          <w:rFonts w:ascii="Times New Roman" w:eastAsia="Times New Roman" w:hAnsi="Times New Roman" w:cs="Times New Roman"/>
+          <w:b/>
+          <w:bCs/>
+          <w:sz w:val="24"/>
+          <w:szCs w:val="24"/>
+          <w:lang w:eastAsia="fr-FR"/>
+        </w:rPr>
+        <w:t xml:space="preserve">preuve que vous avez </w:t>
+      </w:r>
+      <w:proofErr w:type="gramStart"/>
+      <w:r>
+        <w:rPr>
+          <w:rFonts w:ascii="Times New Roman" w:eastAsia="Times New Roman" w:hAnsi="Times New Roman" w:cs="Times New Roman"/>
+          <w:b/>
+          <w:bCs/>
+          <w:sz w:val="24"/>
+          <w:szCs w:val="24"/>
+          <w:lang w:eastAsia="fr-FR"/>
+        </w:rPr>
+        <w:t>vérifiée</w:t>
       </w:r>
       <w:r>
         <w:rPr>
@@ -1605,6 +1778,7 @@
         </w:rPr>
         <w:t xml:space="preserve"> .</w:t>
       </w:r>
+      <w:proofErr w:type="gramEnd"/>
     </w:p>
     <w:p>
       <w:pPr>
@@ -1634,7 +1808,31 @@
           <w:szCs w:val="24"/>
           <w:lang w:eastAsia="fr-FR"/>
         </w:rPr>
-        <w:t>"Le dataset ne contient aucune valeur manquante. Aucun traitement n'est nécessaire à cette étape."</w:t>
+        <w:t xml:space="preserve">"Le </w:t>
+      </w:r>
+      <w:proofErr w:type="spellStart"/>
+      <w:r>
+        <w:rPr>
+          <w:rFonts w:ascii="Times New Roman" w:eastAsia="Times New Roman" w:hAnsi="Times New Roman" w:cs="Times New Roman"/>
+          <w:i/>
+          <w:iCs/>
+          <w:sz w:val="24"/>
+          <w:szCs w:val="24"/>
+          <w:lang w:eastAsia="fr-FR"/>
+        </w:rPr>
+        <w:t>dataset</w:t>
+      </w:r>
+      <w:proofErr w:type="spellEnd"/>
+      <w:r>
+        <w:rPr>
+          <w:rFonts w:ascii="Times New Roman" w:eastAsia="Times New Roman" w:hAnsi="Times New Roman" w:cs="Times New Roman"/>
+          <w:i/>
+          <w:iCs/>
+          <w:sz w:val="24"/>
+          <w:szCs w:val="24"/>
+          <w:lang w:eastAsia="fr-FR"/>
+        </w:rPr>
+        <w:t xml:space="preserve"> ne contient aucune valeur manquante. Aucun traitement n'est nécessaire à cette étape."</w:t>
       </w:r>
     </w:p>
     <w:p>
@@ -1709,6 +1907,7 @@
         </w:rPr>
         <w:t xml:space="preserve">Un tableau avant/après montrant les conversions effectuées. La seule conversion sur votre ensemble de données est </w:t>
       </w:r>
+      <w:proofErr w:type="gramStart"/>
       <w:r>
         <w:rPr>
           <w:rFonts w:ascii="Courier New" w:eastAsia="Times New Roman" w:hAnsi="Courier New" w:cs="Courier New"/>
@@ -1725,8 +1924,19 @@
           <w:szCs w:val="24"/>
           <w:lang w:eastAsia="fr-FR"/>
         </w:rPr>
-        <w:t xml:space="preserve">: de </w:t>
-      </w:r>
+        <w:t>:</w:t>
+      </w:r>
+      <w:proofErr w:type="gramEnd"/>
+      <w:r>
+        <w:rPr>
+          <w:rFonts w:ascii="Times New Roman" w:eastAsia="Times New Roman" w:hAnsi="Times New Roman" w:cs="Times New Roman"/>
+          <w:sz w:val="24"/>
+          <w:szCs w:val="24"/>
+          <w:lang w:eastAsia="fr-FR"/>
+        </w:rPr>
+        <w:t xml:space="preserve"> de </w:t>
+      </w:r>
+      <w:proofErr w:type="spellStart"/>
       <w:r>
         <w:rPr>
           <w:rFonts w:ascii="Courier New" w:eastAsia="Times New Roman" w:hAnsi="Courier New" w:cs="Courier New"/>
@@ -1736,6 +1946,7 @@
         </w:rPr>
         <w:t>object</w:t>
       </w:r>
+      <w:proofErr w:type="spellEnd"/>
       <w:r>
         <w:rPr>
           <w:rFonts w:ascii="Times New Roman" w:eastAsia="Times New Roman" w:hAnsi="Times New Roman" w:cs="Times New Roman"/>
@@ -1745,6 +1956,7 @@
         </w:rPr>
         <w:t xml:space="preserve">(texte) à </w:t>
       </w:r>
+      <w:proofErr w:type="spellStart"/>
       <w:r>
         <w:rPr>
           <w:rFonts w:ascii="Courier New" w:eastAsia="Times New Roman" w:hAnsi="Courier New" w:cs="Courier New"/>
@@ -1754,6 +1966,7 @@
         </w:rPr>
         <w:t>datetime</w:t>
       </w:r>
+      <w:proofErr w:type="spellEnd"/>
       <w:r>
         <w:rPr>
           <w:rFonts w:ascii="Times New Roman" w:eastAsia="Times New Roman" w:hAnsi="Times New Roman" w:cs="Times New Roman"/>
@@ -1968,7 +2181,67 @@
           <w:szCs w:val="24"/>
           <w:lang w:eastAsia="fr-FR"/>
         </w:rPr>
-        <w:t>Un boxplot pour Revenue et un pour Margin. L'utilisateur voit visuellement les valeurs aberrantes. Vous commentez : sont-ils des erreurs ou des cas extrêmes réels ? Sur ce dataset ils sont réels — des journées exceptionnellement bonnes ou mauvaises.</w:t>
+        <w:t xml:space="preserve">Un </w:t>
+      </w:r>
+      <w:proofErr w:type="spellStart"/>
+      <w:r>
+        <w:rPr>
+          <w:rFonts w:ascii="Times New Roman" w:eastAsia="Times New Roman" w:hAnsi="Times New Roman" w:cs="Times New Roman"/>
+          <w:sz w:val="24"/>
+          <w:szCs w:val="24"/>
+          <w:lang w:eastAsia="fr-FR"/>
+        </w:rPr>
+        <w:t>boxplot</w:t>
+      </w:r>
+      <w:proofErr w:type="spellEnd"/>
+      <w:r>
+        <w:rPr>
+          <w:rFonts w:ascii="Times New Roman" w:eastAsia="Times New Roman" w:hAnsi="Times New Roman" w:cs="Times New Roman"/>
+          <w:sz w:val="24"/>
+          <w:szCs w:val="24"/>
+          <w:lang w:eastAsia="fr-FR"/>
+        </w:rPr>
+        <w:t xml:space="preserve"> pour Revenue et un pour </w:t>
+      </w:r>
+      <w:proofErr w:type="spellStart"/>
+      <w:r>
+        <w:rPr>
+          <w:rFonts w:ascii="Times New Roman" w:eastAsia="Times New Roman" w:hAnsi="Times New Roman" w:cs="Times New Roman"/>
+          <w:sz w:val="24"/>
+          <w:szCs w:val="24"/>
+          <w:lang w:eastAsia="fr-FR"/>
+        </w:rPr>
+        <w:t>Margin</w:t>
+      </w:r>
+      <w:proofErr w:type="spellEnd"/>
+      <w:r>
+        <w:rPr>
+          <w:rFonts w:ascii="Times New Roman" w:eastAsia="Times New Roman" w:hAnsi="Times New Roman" w:cs="Times New Roman"/>
+          <w:sz w:val="24"/>
+          <w:szCs w:val="24"/>
+          <w:lang w:eastAsia="fr-FR"/>
+        </w:rPr>
+        <w:t xml:space="preserve">. L'utilisateur voit visuellement les valeurs aberrantes. Vous commentez : sont-ils des erreurs ou des cas extrêmes réels ? Sur ce </w:t>
+      </w:r>
+      <w:proofErr w:type="spellStart"/>
+      <w:r>
+        <w:rPr>
+          <w:rFonts w:ascii="Times New Roman" w:eastAsia="Times New Roman" w:hAnsi="Times New Roman" w:cs="Times New Roman"/>
+          <w:sz w:val="24"/>
+          <w:szCs w:val="24"/>
+          <w:lang w:eastAsia="fr-FR"/>
+        </w:rPr>
+        <w:t>dataset</w:t>
+      </w:r>
+      <w:proofErr w:type="spellEnd"/>
+      <w:r>
+        <w:rPr>
+          <w:rFonts w:ascii="Times New Roman" w:eastAsia="Times New Roman" w:hAnsi="Times New Roman" w:cs="Times New Roman"/>
+          <w:sz w:val="24"/>
+          <w:szCs w:val="24"/>
+          <w:lang w:eastAsia="fr-FR"/>
+        </w:rPr>
+        <w:t xml:space="preserve"> ils sont réels — des journées exceptionnellement bonnes ou mauvaises.</w:t>
       </w:r>
     </w:p>
     <w:p>
@@ -2090,8 +2363,21 @@
           <w:szCs w:val="24"/>
           <w:lang w:eastAsia="fr-FR"/>
         </w:rPr>
-        <w:t>Transformation 1 — Variable cible Objectif_atteint</w:t>
-      </w:r>
+        <w:t xml:space="preserve">Transformation 1 — Variable cible </w:t>
+      </w:r>
+      <w:proofErr w:type="spellStart"/>
+      <w:r>
+        <w:rPr>
+          <w:rFonts w:ascii="Times New Roman" w:eastAsia="Times New Roman" w:hAnsi="Times New Roman" w:cs="Times New Roman"/>
+          <w:b/>
+          <w:bCs/>
+          <w:sz w:val="24"/>
+          <w:szCs w:val="24"/>
+          <w:lang w:eastAsia="fr-FR"/>
+        </w:rPr>
+        <w:t>Objectif_atteint</w:t>
+      </w:r>
+      <w:proofErr w:type="spellEnd"/>
     </w:p>
     <w:p>
       <w:pPr>
@@ -2111,7 +2397,27 @@
           <w:lang w:eastAsia="fr-FR"/>
         </w:rPr>
         <w:lastRenderedPageBreak/>
-        <w:t>Vous expliquez la logique métier : l'objectif du magasin est que chaque vendeur atteigne son objectif de revenu quotidien. Cette information n'existe pas directement dans le dataset — il faut la construire.</w:t>
+        <w:t xml:space="preserve">Vous expliquez la logique métier : l'objectif du magasin est que chaque vendeur atteigne son objectif de revenu quotidien. Cette information n'existe pas directement dans le </w:t>
+      </w:r>
+      <w:proofErr w:type="spellStart"/>
+      <w:r>
+        <w:rPr>
+          <w:rFonts w:ascii="Times New Roman" w:eastAsia="Times New Roman" w:hAnsi="Times New Roman" w:cs="Times New Roman"/>
+          <w:sz w:val="24"/>
+          <w:szCs w:val="24"/>
+          <w:lang w:eastAsia="fr-FR"/>
+        </w:rPr>
+        <w:t>dataset</w:t>
+      </w:r>
+      <w:proofErr w:type="spellEnd"/>
+      <w:r>
+        <w:rPr>
+          <w:rFonts w:ascii="Times New Roman" w:eastAsia="Times New Roman" w:hAnsi="Times New Roman" w:cs="Times New Roman"/>
+          <w:sz w:val="24"/>
+          <w:szCs w:val="24"/>
+          <w:lang w:eastAsia="fr-FR"/>
+        </w:rPr>
+        <w:t xml:space="preserve"> — il faut la construire.</w:t>
       </w:r>
     </w:p>
     <w:p>
@@ -2124,6 +2430,8 @@
           <w:lang w:val="en-US" w:eastAsia="fr-FR"/>
         </w:rPr>
       </w:pPr>
+      <w:proofErr w:type="spellStart"/>
+      <w:proofErr w:type="gramStart"/>
       <w:r>
         <w:rPr>
           <w:rFonts w:ascii="Times New Roman" w:eastAsia="Times New Roman" w:hAnsi="Times New Roman" w:cs="Times New Roman"/>
@@ -2131,8 +2439,19 @@
           <w:szCs w:val="24"/>
           <w:lang w:val="en-US" w:eastAsia="fr-FR"/>
         </w:rPr>
-        <w:t>Formule :</w:t>
-      </w:r>
+        <w:t>Formule</w:t>
+      </w:r>
+      <w:proofErr w:type="spellEnd"/>
+      <w:r>
+        <w:rPr>
+          <w:rFonts w:ascii="Times New Roman" w:eastAsia="Times New Roman" w:hAnsi="Times New Roman" w:cs="Times New Roman"/>
+          <w:sz w:val="24"/>
+          <w:szCs w:val="24"/>
+          <w:lang w:val="en-US" w:eastAsia="fr-FR"/>
+        </w:rPr>
+        <w:t xml:space="preserve"> :</w:t>
+      </w:r>
+      <w:proofErr w:type="spellStart"/>
       <w:r>
         <w:rPr>
           <w:rFonts w:ascii="Courier New" w:eastAsia="Times New Roman" w:hAnsi="Courier New" w:cs="Courier New"/>
@@ -2140,102 +2459,204 @@
           <w:szCs w:val="20"/>
           <w:lang w:val="en-US" w:eastAsia="fr-FR"/>
         </w:rPr>
-        <w:t>Goal_Reached = 1 si Revenue &gt;= Revenue Goal, sinon 0</w:t>
-      </w:r>
-    </w:p>
-    <w:p>
-      <w:pPr>
-        <w:spacing w:before="100" w:beforeAutospacing="1" w:after="100" w:afterAutospacing="1" w:line="240" w:lineRule="auto"/>
-        <w:rPr>
-          <w:rFonts w:ascii="Times New Roman" w:eastAsia="Times New Roman" w:hAnsi="Times New Roman" w:cs="Times New Roman"/>
-          <w:sz w:val="24"/>
-          <w:szCs w:val="24"/>
-          <w:lang w:eastAsia="fr-FR"/>
-        </w:rPr>
-      </w:pPr>
-      <w:r>
-        <w:rPr>
-          <w:rFonts w:ascii="Times New Roman" w:eastAsia="Times New Roman" w:hAnsi="Times New Roman" w:cs="Times New Roman"/>
-          <w:sz w:val="24"/>
-          <w:szCs w:val="24"/>
-          <w:lang w:eastAsia="fr-FR"/>
-        </w:rPr>
-        <w:t>Vous affichez la distribution résultante : combien de 1, combien de 0, quel pourcentage. Sur votre dataset c'est ~47% de 1. Vous commentez : presque la moitié des journées n'atteignent pas l'objectif — c'est exactement ce qui justifie toute l'analyse.</w:t>
-      </w:r>
-    </w:p>
-    <w:p>
-      <w:pPr>
-        <w:spacing w:before="100" w:beforeAutospacing="1" w:after="100" w:afterAutospacing="1" w:line="240" w:lineRule="auto"/>
-        <w:rPr>
-          <w:rFonts w:ascii="Times New Roman" w:eastAsia="Times New Roman" w:hAnsi="Times New Roman" w:cs="Times New Roman"/>
-          <w:sz w:val="24"/>
-          <w:szCs w:val="24"/>
-          <w:lang w:eastAsia="fr-FR"/>
-        </w:rPr>
-      </w:pPr>
-      <w:r>
-        <w:rPr>
-          <w:rFonts w:ascii="Times New Roman" w:eastAsia="Times New Roman" w:hAnsi="Times New Roman" w:cs="Times New Roman"/>
-          <w:b/>
-          <w:bCs/>
-          <w:sz w:val="24"/>
-          <w:szCs w:val="24"/>
-          <w:lang w:eastAsia="fr-FR"/>
-        </w:rPr>
-        <w:t>Transformation 2 — Extraction temporelle</w:t>
-      </w:r>
-    </w:p>
-    <w:p>
-      <w:pPr>
-        <w:spacing w:before="100" w:beforeAutospacing="1" w:after="100" w:afterAutospacing="1" w:line="240" w:lineRule="auto"/>
-        <w:rPr>
-          <w:rFonts w:ascii="Times New Roman" w:eastAsia="Times New Roman" w:hAnsi="Times New Roman" w:cs="Times New Roman"/>
-          <w:sz w:val="24"/>
-          <w:szCs w:val="24"/>
-          <w:lang w:eastAsia="fr-FR"/>
-        </w:rPr>
-      </w:pPr>
+        <w:t>Goal</w:t>
+      </w:r>
+      <w:proofErr w:type="gramEnd"/>
       <w:r>
         <w:rPr>
           <w:rFonts w:ascii="Courier New" w:eastAsia="Times New Roman" w:hAnsi="Courier New" w:cs="Courier New"/>
           <w:sz w:val="20"/>
           <w:szCs w:val="20"/>
-          <w:lang w:eastAsia="fr-FR"/>
-        </w:rPr>
-        <w:t>Year</w:t>
-      </w:r>
-      <w:r>
-        <w:rPr>
-          <w:rFonts w:ascii="Times New Roman" w:eastAsia="Times New Roman" w:hAnsi="Times New Roman" w:cs="Times New Roman"/>
-          <w:sz w:val="24"/>
-          <w:szCs w:val="24"/>
-          <w:lang w:eastAsia="fr-FR"/>
-        </w:rPr>
-        <w:t xml:space="preserve">et </w:t>
-      </w:r>
+          <w:lang w:val="en-US" w:eastAsia="fr-FR"/>
+        </w:rPr>
+        <w:t>_Reached</w:t>
+      </w:r>
+      <w:proofErr w:type="spellEnd"/>
       <w:r>
         <w:rPr>
           <w:rFonts w:ascii="Courier New" w:eastAsia="Times New Roman" w:hAnsi="Courier New" w:cs="Courier New"/>
           <w:sz w:val="20"/>
           <w:szCs w:val="20"/>
-          <w:lang w:eastAsia="fr-FR"/>
-        </w:rPr>
-        <w:t>Month</w:t>
-      </w:r>
-      <w:r>
-        <w:rPr>
-          <w:rFonts w:ascii="Times New Roman" w:eastAsia="Times New Roman" w:hAnsi="Times New Roman" w:cs="Times New Roman"/>
-          <w:sz w:val="24"/>
-          <w:szCs w:val="24"/>
-          <w:lang w:eastAsia="fr-FR"/>
-        </w:rPr>
-        <w:t xml:space="preserve">extraits de </w:t>
-      </w:r>
+          <w:lang w:val="en-US" w:eastAsia="fr-FR"/>
+        </w:rPr>
+        <w:t xml:space="preserve"> = 1 </w:t>
+      </w:r>
+      <w:proofErr w:type="spellStart"/>
       <w:r>
         <w:rPr>
           <w:rFonts w:ascii="Courier New" w:eastAsia="Times New Roman" w:hAnsi="Courier New" w:cs="Courier New"/>
           <w:sz w:val="20"/>
           <w:szCs w:val="20"/>
+          <w:lang w:val="en-US" w:eastAsia="fr-FR"/>
+        </w:rPr>
+        <w:t>si</w:t>
+      </w:r>
+      <w:proofErr w:type="spellEnd"/>
+      <w:r>
+        <w:rPr>
+          <w:rFonts w:ascii="Courier New" w:eastAsia="Times New Roman" w:hAnsi="Courier New" w:cs="Courier New"/>
+          <w:sz w:val="20"/>
+          <w:szCs w:val="20"/>
+          <w:lang w:val="en-US" w:eastAsia="fr-FR"/>
+        </w:rPr>
+        <w:t xml:space="preserve"> Revenue &gt;= Revenue Goal, </w:t>
+      </w:r>
+      <w:proofErr w:type="spellStart"/>
+      <w:r>
+        <w:rPr>
+          <w:rFonts w:ascii="Courier New" w:eastAsia="Times New Roman" w:hAnsi="Courier New" w:cs="Courier New"/>
+          <w:sz w:val="20"/>
+          <w:szCs w:val="20"/>
+          <w:lang w:val="en-US" w:eastAsia="fr-FR"/>
+        </w:rPr>
+        <w:t>sinon</w:t>
+      </w:r>
+      <w:proofErr w:type="spellEnd"/>
+      <w:r>
+        <w:rPr>
+          <w:rFonts w:ascii="Courier New" w:eastAsia="Times New Roman" w:hAnsi="Courier New" w:cs="Courier New"/>
+          <w:sz w:val="20"/>
+          <w:szCs w:val="20"/>
+          <w:lang w:val="en-US" w:eastAsia="fr-FR"/>
+        </w:rPr>
+        <w:t xml:space="preserve"> 0</w:t>
+      </w:r>
+    </w:p>
+    <w:p>
+      <w:pPr>
+        <w:spacing w:before="100" w:beforeAutospacing="1" w:after="100" w:afterAutospacing="1" w:line="240" w:lineRule="auto"/>
+        <w:rPr>
+          <w:rFonts w:ascii="Times New Roman" w:eastAsia="Times New Roman" w:hAnsi="Times New Roman" w:cs="Times New Roman"/>
+          <w:sz w:val="24"/>
+          <w:szCs w:val="24"/>
+          <w:lang w:eastAsia="fr-FR"/>
+        </w:rPr>
+      </w:pPr>
+      <w:r>
+        <w:rPr>
+          <w:rFonts w:ascii="Times New Roman" w:eastAsia="Times New Roman" w:hAnsi="Times New Roman" w:cs="Times New Roman"/>
+          <w:sz w:val="24"/>
+          <w:szCs w:val="24"/>
+          <w:lang w:eastAsia="fr-FR"/>
+        </w:rPr>
+        <w:t xml:space="preserve">Vous affichez la distribution résultante : combien de 1, combien de 0, quel pourcentage. Sur votre </w:t>
+      </w:r>
+      <w:proofErr w:type="spellStart"/>
+      <w:r>
+        <w:rPr>
+          <w:rFonts w:ascii="Times New Roman" w:eastAsia="Times New Roman" w:hAnsi="Times New Roman" w:cs="Times New Roman"/>
+          <w:sz w:val="24"/>
+          <w:szCs w:val="24"/>
+          <w:lang w:eastAsia="fr-FR"/>
+        </w:rPr>
+        <w:t>dataset</w:t>
+      </w:r>
+      <w:proofErr w:type="spellEnd"/>
+      <w:r>
+        <w:rPr>
+          <w:rFonts w:ascii="Times New Roman" w:eastAsia="Times New Roman" w:hAnsi="Times New Roman" w:cs="Times New Roman"/>
+          <w:sz w:val="24"/>
+          <w:szCs w:val="24"/>
+          <w:lang w:eastAsia="fr-FR"/>
+        </w:rPr>
+        <w:t xml:space="preserve"> c'est ~47% de 1. Vous commentez : presque la moitié des journées n'atteignent pas l'objectif — c'est exactement ce qui justifie toute l'analyse.</w:t>
+      </w:r>
+    </w:p>
+    <w:p>
+      <w:pPr>
+        <w:spacing w:before="100" w:beforeAutospacing="1" w:after="100" w:afterAutospacing="1" w:line="240" w:lineRule="auto"/>
+        <w:rPr>
+          <w:rFonts w:ascii="Times New Roman" w:eastAsia="Times New Roman" w:hAnsi="Times New Roman" w:cs="Times New Roman"/>
+          <w:sz w:val="24"/>
+          <w:szCs w:val="24"/>
+          <w:lang w:eastAsia="fr-FR"/>
+        </w:rPr>
+      </w:pPr>
+      <w:r>
+        <w:rPr>
+          <w:rFonts w:ascii="Times New Roman" w:eastAsia="Times New Roman" w:hAnsi="Times New Roman" w:cs="Times New Roman"/>
+          <w:b/>
+          <w:bCs/>
+          <w:sz w:val="24"/>
+          <w:szCs w:val="24"/>
+          <w:lang w:eastAsia="fr-FR"/>
+        </w:rPr>
+        <w:t>Transformation 2 — Extraction temporelle</w:t>
+      </w:r>
+    </w:p>
+    <w:p>
+      <w:pPr>
+        <w:spacing w:before="100" w:beforeAutospacing="1" w:after="100" w:afterAutospacing="1" w:line="240" w:lineRule="auto"/>
+        <w:rPr>
+          <w:rFonts w:ascii="Times New Roman" w:eastAsia="Times New Roman" w:hAnsi="Times New Roman" w:cs="Times New Roman"/>
+          <w:sz w:val="24"/>
+          <w:szCs w:val="24"/>
+          <w:lang w:eastAsia="fr-FR"/>
+        </w:rPr>
+      </w:pPr>
+      <w:proofErr w:type="spellStart"/>
+      <w:r>
+        <w:rPr>
+          <w:rFonts w:ascii="Courier New" w:eastAsia="Times New Roman" w:hAnsi="Courier New" w:cs="Courier New"/>
+          <w:sz w:val="20"/>
+          <w:szCs w:val="20"/>
+          <w:lang w:eastAsia="fr-FR"/>
+        </w:rPr>
+        <w:t>Year</w:t>
+      </w:r>
+      <w:r>
+        <w:rPr>
+          <w:rFonts w:ascii="Times New Roman" w:eastAsia="Times New Roman" w:hAnsi="Times New Roman" w:cs="Times New Roman"/>
+          <w:sz w:val="24"/>
+          <w:szCs w:val="24"/>
+          <w:lang w:eastAsia="fr-FR"/>
+        </w:rPr>
+        <w:t>et</w:t>
+      </w:r>
+      <w:proofErr w:type="spellEnd"/>
+      <w:r>
+        <w:rPr>
+          <w:rFonts w:ascii="Times New Roman" w:eastAsia="Times New Roman" w:hAnsi="Times New Roman" w:cs="Times New Roman"/>
+          <w:sz w:val="24"/>
+          <w:szCs w:val="24"/>
+          <w:lang w:eastAsia="fr-FR"/>
+        </w:rPr>
+        <w:t xml:space="preserve"> </w:t>
+      </w:r>
+      <w:proofErr w:type="spellStart"/>
+      <w:r>
+        <w:rPr>
+          <w:rFonts w:ascii="Courier New" w:eastAsia="Times New Roman" w:hAnsi="Courier New" w:cs="Courier New"/>
+          <w:sz w:val="20"/>
+          <w:szCs w:val="20"/>
+          <w:lang w:eastAsia="fr-FR"/>
+        </w:rPr>
+        <w:t>Month</w:t>
+      </w:r>
+      <w:r>
+        <w:rPr>
+          <w:rFonts w:ascii="Times New Roman" w:eastAsia="Times New Roman" w:hAnsi="Times New Roman" w:cs="Times New Roman"/>
+          <w:sz w:val="24"/>
+          <w:szCs w:val="24"/>
+          <w:lang w:eastAsia="fr-FR"/>
+        </w:rPr>
+        <w:t>extraits</w:t>
+      </w:r>
+      <w:proofErr w:type="spellEnd"/>
+      <w:r>
+        <w:rPr>
+          <w:rFonts w:ascii="Times New Roman" w:eastAsia="Times New Roman" w:hAnsi="Times New Roman" w:cs="Times New Roman"/>
+          <w:sz w:val="24"/>
+          <w:szCs w:val="24"/>
+          <w:lang w:eastAsia="fr-FR"/>
+        </w:rPr>
+        <w:t xml:space="preserve"> de </w:t>
+      </w:r>
+      <w:r>
+        <w:rPr>
+          <w:rFonts w:ascii="Courier New" w:eastAsia="Times New Roman" w:hAnsi="Courier New" w:cs="Courier New"/>
+          <w:sz w:val="20"/>
+          <w:szCs w:val="20"/>
           <w:lang w:eastAsia="fr-FR"/>
         </w:rPr>
         <w:t>Date</w:t>
@@ -2289,7 +2710,27 @@
           <w:szCs w:val="24"/>
           <w:lang w:eastAsia="fr-FR"/>
         </w:rPr>
-        <w:t>Vous créez deux nouvelles tables à partir du dataset ligne par ligne :</w:t>
+        <w:t xml:space="preserve">Vous créez deux nouvelles tables à partir du </w:t>
+      </w:r>
+      <w:proofErr w:type="spellStart"/>
+      <w:r>
+        <w:rPr>
+          <w:rFonts w:ascii="Times New Roman" w:eastAsia="Times New Roman" w:hAnsi="Times New Roman" w:cs="Times New Roman"/>
+          <w:sz w:val="24"/>
+          <w:szCs w:val="24"/>
+          <w:lang w:eastAsia="fr-FR"/>
+        </w:rPr>
+        <w:t>dataset</w:t>
+      </w:r>
+      <w:proofErr w:type="spellEnd"/>
+      <w:r>
+        <w:rPr>
+          <w:rFonts w:ascii="Times New Roman" w:eastAsia="Times New Roman" w:hAnsi="Times New Roman" w:cs="Times New Roman"/>
+          <w:sz w:val="24"/>
+          <w:szCs w:val="24"/>
+          <w:lang w:eastAsia="fr-FR"/>
+        </w:rPr>
+        <w:t xml:space="preserve"> ligne par ligne :</w:t>
       </w:r>
     </w:p>
     <w:p>
@@ -2371,7 +2812,47 @@
           <w:szCs w:val="24"/>
           <w:lang w:eastAsia="fr-FR"/>
         </w:rPr>
-        <w:t>Vous justifiez : K-Means travaille sur des profils CV. Si vous donnez les 41 629 lignes individuelles à K-Means, vous segmentez des journées, pas des départements ou des vendeurs. Ce n'est pas l'objectif.</w:t>
+        <w:t>Vous justifiez : K-</w:t>
+      </w:r>
+      <w:proofErr w:type="spellStart"/>
+      <w:r>
+        <w:rPr>
+          <w:rFonts w:ascii="Times New Roman" w:eastAsia="Times New Roman" w:hAnsi="Times New Roman" w:cs="Times New Roman"/>
+          <w:sz w:val="24"/>
+          <w:szCs w:val="24"/>
+          <w:lang w:eastAsia="fr-FR"/>
+        </w:rPr>
+        <w:t>Means</w:t>
+      </w:r>
+      <w:proofErr w:type="spellEnd"/>
+      <w:r>
+        <w:rPr>
+          <w:rFonts w:ascii="Times New Roman" w:eastAsia="Times New Roman" w:hAnsi="Times New Roman" w:cs="Times New Roman"/>
+          <w:sz w:val="24"/>
+          <w:szCs w:val="24"/>
+          <w:lang w:eastAsia="fr-FR"/>
+        </w:rPr>
+        <w:t xml:space="preserve"> travaille sur des profils CV. Si vous donnez les 41 629 lignes individuelles à K-</w:t>
+      </w:r>
+      <w:proofErr w:type="spellStart"/>
+      <w:r>
+        <w:rPr>
+          <w:rFonts w:ascii="Times New Roman" w:eastAsia="Times New Roman" w:hAnsi="Times New Roman" w:cs="Times New Roman"/>
+          <w:sz w:val="24"/>
+          <w:szCs w:val="24"/>
+          <w:lang w:eastAsia="fr-FR"/>
+        </w:rPr>
+        <w:t>Means</w:t>
+      </w:r>
+      <w:proofErr w:type="spellEnd"/>
+      <w:r>
+        <w:rPr>
+          <w:rFonts w:ascii="Times New Roman" w:eastAsia="Times New Roman" w:hAnsi="Times New Roman" w:cs="Times New Roman"/>
+          <w:sz w:val="24"/>
+          <w:szCs w:val="24"/>
+          <w:lang w:eastAsia="fr-FR"/>
+        </w:rPr>
+        <w:t>, vous segmentez des journées, pas des départements ou des vendeurs. Ce n'est pas l'objectif.</w:t>
       </w:r>
     </w:p>
     <w:p>
@@ -2433,7 +2914,27 @@
           <w:szCs w:val="24"/>
           <w:lang w:eastAsia="fr-FR"/>
         </w:rPr>
-        <w:t>Vous justifiez avec un exemple concret : sans normalisation, la différence de Revenu entre deux départements (ex : 2000€ vs 6000€) écraserait la différence de Marge (ex : 0,20 vs 0,45). K-Means calcule des distances — il verrait surtout l'écart de revenu et ignorerait l'écart de marge. La normalisation remet tout sur un pied d'égalité.</w:t>
+        <w:t>Vous justifiez avec un exemple concret : sans normalisation, la différence de Revenu entre deux départements (ex : 2000€ vs 6000€) écraserait la différence de Marge (ex : 0,20 vs 0,45). K-</w:t>
+      </w:r>
+      <w:proofErr w:type="spellStart"/>
+      <w:r>
+        <w:rPr>
+          <w:rFonts w:ascii="Times New Roman" w:eastAsia="Times New Roman" w:hAnsi="Times New Roman" w:cs="Times New Roman"/>
+          <w:sz w:val="24"/>
+          <w:szCs w:val="24"/>
+          <w:lang w:eastAsia="fr-FR"/>
+        </w:rPr>
+        <w:t>Means</w:t>
+      </w:r>
+      <w:proofErr w:type="spellEnd"/>
+      <w:r>
+        <w:rPr>
+          <w:rFonts w:ascii="Times New Roman" w:eastAsia="Times New Roman" w:hAnsi="Times New Roman" w:cs="Times New Roman"/>
+          <w:sz w:val="24"/>
+          <w:szCs w:val="24"/>
+          <w:lang w:eastAsia="fr-FR"/>
+        </w:rPr>
+        <w:t xml:space="preserve"> calcule des distances — il verrait surtout l'écart de revenu et ignorerait l'écart de marge. La normalisation remet tout sur un pied d'égalité.</w:t>
       </w:r>
     </w:p>
     <w:p>
@@ -2850,7 +3351,27 @@
           <w:szCs w:val="24"/>
           <w:lang w:eastAsia="fr-FR"/>
         </w:rPr>
-        <w:t xml:space="preserve"> Ces chiffres sont calculés sur l'ensemble du dataset sans aucun filtre. Ce sont les chiffres de référence auxquels tout le reste sera comparé.</w:t>
+        <w:t xml:space="preserve"> Ces chiffres sont calculés sur l'ensemble du </w:t>
+      </w:r>
+      <w:proofErr w:type="spellStart"/>
+      <w:r>
+        <w:rPr>
+          <w:rFonts w:ascii="Times New Roman" w:eastAsia="Times New Roman" w:hAnsi="Times New Roman" w:cs="Times New Roman"/>
+          <w:sz w:val="24"/>
+          <w:szCs w:val="24"/>
+          <w:lang w:eastAsia="fr-FR"/>
+        </w:rPr>
+        <w:t>dataset</w:t>
+      </w:r>
+      <w:proofErr w:type="spellEnd"/>
+      <w:r>
+        <w:rPr>
+          <w:rFonts w:ascii="Times New Roman" w:eastAsia="Times New Roman" w:hAnsi="Times New Roman" w:cs="Times New Roman"/>
+          <w:sz w:val="24"/>
+          <w:szCs w:val="24"/>
+          <w:lang w:eastAsia="fr-FR"/>
+        </w:rPr>
+        <w:t xml:space="preserve"> sans aucun filtre. Ce sont les chiffres de référence auxquels tout le reste sera comparé.</w:t>
       </w:r>
     </w:p>
     <w:p>
@@ -2990,7 +3511,67 @@
           <w:szCs w:val="24"/>
           <w:lang w:eastAsia="fr-FR"/>
         </w:rPr>
-        <w:t xml:space="preserve"> Casa et Eportes dominantes. Papelaria et Acessórios sont loin derrière. Mais attention — revenu faible ne signifie pas forcément mauvaise performance — il faut croiser avec la marge. C'est exactement pourquoi la segmentation multivariée de la page 3 est nécessaire.</w:t>
+        <w:t xml:space="preserve"> Casa et </w:t>
+      </w:r>
+      <w:proofErr w:type="spellStart"/>
+      <w:r>
+        <w:rPr>
+          <w:rFonts w:ascii="Times New Roman" w:eastAsia="Times New Roman" w:hAnsi="Times New Roman" w:cs="Times New Roman"/>
+          <w:sz w:val="24"/>
+          <w:szCs w:val="24"/>
+          <w:lang w:eastAsia="fr-FR"/>
+        </w:rPr>
+        <w:t>Eportes</w:t>
+      </w:r>
+      <w:proofErr w:type="spellEnd"/>
+      <w:r>
+        <w:rPr>
+          <w:rFonts w:ascii="Times New Roman" w:eastAsia="Times New Roman" w:hAnsi="Times New Roman" w:cs="Times New Roman"/>
+          <w:sz w:val="24"/>
+          <w:szCs w:val="24"/>
+          <w:lang w:eastAsia="fr-FR"/>
+        </w:rPr>
+        <w:t xml:space="preserve"> dominantes. </w:t>
+      </w:r>
+      <w:proofErr w:type="spellStart"/>
+      <w:r>
+        <w:rPr>
+          <w:rFonts w:ascii="Times New Roman" w:eastAsia="Times New Roman" w:hAnsi="Times New Roman" w:cs="Times New Roman"/>
+          <w:sz w:val="24"/>
+          <w:szCs w:val="24"/>
+          <w:lang w:eastAsia="fr-FR"/>
+        </w:rPr>
+        <w:t>Papelaria</w:t>
+      </w:r>
+      <w:proofErr w:type="spellEnd"/>
+      <w:r>
+        <w:rPr>
+          <w:rFonts w:ascii="Times New Roman" w:eastAsia="Times New Roman" w:hAnsi="Times New Roman" w:cs="Times New Roman"/>
+          <w:sz w:val="24"/>
+          <w:szCs w:val="24"/>
+          <w:lang w:eastAsia="fr-FR"/>
+        </w:rPr>
+        <w:t xml:space="preserve"> et </w:t>
+      </w:r>
+      <w:proofErr w:type="spellStart"/>
+      <w:r>
+        <w:rPr>
+          <w:rFonts w:ascii="Times New Roman" w:eastAsia="Times New Roman" w:hAnsi="Times New Roman" w:cs="Times New Roman"/>
+          <w:sz w:val="24"/>
+          <w:szCs w:val="24"/>
+          <w:lang w:eastAsia="fr-FR"/>
+        </w:rPr>
+        <w:t>Acessórios</w:t>
+      </w:r>
+      <w:proofErr w:type="spellEnd"/>
+      <w:r>
+        <w:rPr>
+          <w:rFonts w:ascii="Times New Roman" w:eastAsia="Times New Roman" w:hAnsi="Times New Roman" w:cs="Times New Roman"/>
+          <w:sz w:val="24"/>
+          <w:szCs w:val="24"/>
+          <w:lang w:eastAsia="fr-FR"/>
+        </w:rPr>
+        <w:t xml:space="preserve"> sont loin derrière. Mais attention — revenu faible ne signifie pas forcément mauvaise performance — il faut croiser avec la marge. C'est exactement pourquoi la segmentation multivariée de la page 3 est nécessaire.</w:t>
       </w:r>
     </w:p>
     <w:p>
@@ -3240,7 +3821,27 @@
           <w:szCs w:val="24"/>
           <w:lang w:eastAsia="fr-FR"/>
         </w:rPr>
-        <w:t xml:space="preserve"> La saisonnalité — y at-il des mois exclusivement plus forts ? C'est une information marketing directe : si décembre est toujours le meilleur mois, il faut y concentrer les ressources. Si juillet est toujours le plus faible, c'est le moment des promotions.</w:t>
+        <w:t xml:space="preserve"> La saisonnalité — y </w:t>
+      </w:r>
+      <w:proofErr w:type="spellStart"/>
+      <w:r>
+        <w:rPr>
+          <w:rFonts w:ascii="Times New Roman" w:eastAsia="Times New Roman" w:hAnsi="Times New Roman" w:cs="Times New Roman"/>
+          <w:sz w:val="24"/>
+          <w:szCs w:val="24"/>
+          <w:lang w:eastAsia="fr-FR"/>
+        </w:rPr>
+        <w:t>at-il</w:t>
+      </w:r>
+      <w:proofErr w:type="spellEnd"/>
+      <w:r>
+        <w:rPr>
+          <w:rFonts w:ascii="Times New Roman" w:eastAsia="Times New Roman" w:hAnsi="Times New Roman" w:cs="Times New Roman"/>
+          <w:sz w:val="24"/>
+          <w:szCs w:val="24"/>
+          <w:lang w:eastAsia="fr-FR"/>
+        </w:rPr>
+        <w:t xml:space="preserve"> des mois exclusivement plus forts ? C'est une information marketing directe : si décembre est toujours le meilleur mois, il faut y concentrer les ressources. Si juillet est toujours le plus faible, c'est le moment des promotions.</w:t>
       </w:r>
     </w:p>
     <w:p>
@@ -3289,8 +3890,22 @@
           <w:szCs w:val="48"/>
           <w:lang w:eastAsia="fr-FR"/>
         </w:rPr>
-        <w:t>PAGE 3 — Segmentation K-Means</w:t>
-      </w:r>
+        <w:t>PAGE 3 — Segmentation K-</w:t>
+      </w:r>
+      <w:proofErr w:type="spellStart"/>
+      <w:r>
+        <w:rPr>
+          <w:rFonts w:ascii="Times New Roman" w:eastAsia="Times New Roman" w:hAnsi="Times New Roman" w:cs="Times New Roman"/>
+          <w:b/>
+          <w:bCs/>
+          <w:kern w:val="36"/>
+          <w:sz w:val="48"/>
+          <w:szCs w:val="48"/>
+          <w:lang w:eastAsia="fr-FR"/>
+        </w:rPr>
+        <w:t>Means</w:t>
+      </w:r>
+      <w:proofErr w:type="spellEnd"/>
     </w:p>
     <w:p>
       <w:pPr>
@@ -3526,7 +4141,31 @@
           <w:szCs w:val="24"/>
           <w:lang w:eastAsia="fr-FR"/>
         </w:rPr>
-        <w:t>"Étape 4 du processus KDD — Data Mining. Technique appliquée : Segmentation par K-Means. Données utilisées : tables agrégées par département et par vendeur, enjeux de l'étape de transformation."</w:t>
+        <w:t>"Étape 4 du processus KDD — Data Mining. Technique appliquée : Segmentation par K-</w:t>
+      </w:r>
+      <w:proofErr w:type="spellStart"/>
+      <w:r>
+        <w:rPr>
+          <w:rFonts w:ascii="Times New Roman" w:eastAsia="Times New Roman" w:hAnsi="Times New Roman" w:cs="Times New Roman"/>
+          <w:i/>
+          <w:iCs/>
+          <w:sz w:val="24"/>
+          <w:szCs w:val="24"/>
+          <w:lang w:eastAsia="fr-FR"/>
+        </w:rPr>
+        <w:t>Means</w:t>
+      </w:r>
+      <w:proofErr w:type="spellEnd"/>
+      <w:r>
+        <w:rPr>
+          <w:rFonts w:ascii="Times New Roman" w:eastAsia="Times New Roman" w:hAnsi="Times New Roman" w:cs="Times New Roman"/>
+          <w:i/>
+          <w:iCs/>
+          <w:sz w:val="24"/>
+          <w:szCs w:val="24"/>
+          <w:lang w:eastAsia="fr-FR"/>
+        </w:rPr>
+        <w:t>. Données utilisées : tables agrégées par département et par vendeur, enjeux de l'étape de transformation."</w:t>
       </w:r>
     </w:p>
     <w:p>
@@ -3658,16 +4297,60 @@
           <w:szCs w:val="24"/>
           <w:lang w:eastAsia="fr-FR"/>
         </w:rPr>
-        <w:t>Paragraphe 1 — Pourquoi K-Means ?</w:t>
-      </w:r>
-      <w:r>
-        <w:rPr>
-          <w:rFonts w:ascii="Times New Roman" w:eastAsia="Times New Roman" w:hAnsi="Times New Roman" w:cs="Times New Roman"/>
-          <w:sz w:val="24"/>
-          <w:szCs w:val="24"/>
-          <w:lang w:eastAsia="fr-FR"/>
-        </w:rPr>
-        <w:t xml:space="preserve"> K-Means est adapté quand on cherche des groupes compacts et bien séparés dans des données numériques continue. Votre jeu de données agrégé a exactement ce profil : 7 départements ou 19 vendeurs décrits par des variables numériques (revenu, marge, etc.). Alternatives non retenues : clustering hiérarchique (plus complexe à interpréter), DBSCAN (adapté aux formes irrégulières — pas notre cas).</w:t>
+        <w:t>Paragraphe 1 — Pourquoi K-</w:t>
+      </w:r>
+      <w:proofErr w:type="spellStart"/>
+      <w:r>
+        <w:rPr>
+          <w:rFonts w:ascii="Times New Roman" w:eastAsia="Times New Roman" w:hAnsi="Times New Roman" w:cs="Times New Roman"/>
+          <w:b/>
+          <w:bCs/>
+          <w:sz w:val="24"/>
+          <w:szCs w:val="24"/>
+          <w:lang w:eastAsia="fr-FR"/>
+        </w:rPr>
+        <w:t>Means</w:t>
+      </w:r>
+      <w:proofErr w:type="spellEnd"/>
+      <w:r>
+        <w:rPr>
+          <w:rFonts w:ascii="Times New Roman" w:eastAsia="Times New Roman" w:hAnsi="Times New Roman" w:cs="Times New Roman"/>
+          <w:b/>
+          <w:bCs/>
+          <w:sz w:val="24"/>
+          <w:szCs w:val="24"/>
+          <w:lang w:eastAsia="fr-FR"/>
+        </w:rPr>
+        <w:t xml:space="preserve"> ?</w:t>
+      </w:r>
+      <w:r>
+        <w:rPr>
+          <w:rFonts w:ascii="Times New Roman" w:eastAsia="Times New Roman" w:hAnsi="Times New Roman" w:cs="Times New Roman"/>
+          <w:sz w:val="24"/>
+          <w:szCs w:val="24"/>
+          <w:lang w:eastAsia="fr-FR"/>
+        </w:rPr>
+        <w:t xml:space="preserve"> K-</w:t>
+      </w:r>
+      <w:proofErr w:type="spellStart"/>
+      <w:r>
+        <w:rPr>
+          <w:rFonts w:ascii="Times New Roman" w:eastAsia="Times New Roman" w:hAnsi="Times New Roman" w:cs="Times New Roman"/>
+          <w:sz w:val="24"/>
+          <w:szCs w:val="24"/>
+          <w:lang w:eastAsia="fr-FR"/>
+        </w:rPr>
+        <w:t>Means</w:t>
+      </w:r>
+      <w:proofErr w:type="spellEnd"/>
+      <w:r>
+        <w:rPr>
+          <w:rFonts w:ascii="Times New Roman" w:eastAsia="Times New Roman" w:hAnsi="Times New Roman" w:cs="Times New Roman"/>
+          <w:sz w:val="24"/>
+          <w:szCs w:val="24"/>
+          <w:lang w:eastAsia="fr-FR"/>
+        </w:rPr>
+        <w:t xml:space="preserve"> est adapté quand on cherche des groupes compacts et bien séparés dans des données numériques continue. Votre jeu de données agrégé a exactement ce profil : 7 départements ou 19 vendeurs décrits par des variables numériques (revenu, marge, etc.). Alternatives non retenues : clustering hiérarchique (plus complexe à interpréter), DBSCAN (adapté aux formes irrégulières — pas notre cas).</w:t>
       </w:r>
     </w:p>
     <w:p>
@@ -3787,7 +4470,27 @@
           <w:szCs w:val="24"/>
           <w:lang w:eastAsia="fr-FR"/>
         </w:rPr>
-        <w:t>Un slider permet de voir l'effet de différentes valeurs de k (2 à 6). Le graphique d'inertie se met à jour. L'utilisateur peut observer visuellement le coude et comprendre pourquoi k=3 est choisi.</w:t>
+        <w:t xml:space="preserve">Un </w:t>
+      </w:r>
+      <w:proofErr w:type="spellStart"/>
+      <w:r>
+        <w:rPr>
+          <w:rFonts w:ascii="Times New Roman" w:eastAsia="Times New Roman" w:hAnsi="Times New Roman" w:cs="Times New Roman"/>
+          <w:sz w:val="24"/>
+          <w:szCs w:val="24"/>
+          <w:lang w:eastAsia="fr-FR"/>
+        </w:rPr>
+        <w:t>slider</w:t>
+      </w:r>
+      <w:proofErr w:type="spellEnd"/>
+      <w:r>
+        <w:rPr>
+          <w:rFonts w:ascii="Times New Roman" w:eastAsia="Times New Roman" w:hAnsi="Times New Roman" w:cs="Times New Roman"/>
+          <w:sz w:val="24"/>
+          <w:szCs w:val="24"/>
+          <w:lang w:eastAsia="fr-FR"/>
+        </w:rPr>
+        <w:t xml:space="preserve"> permet de voir l'effet de différentes valeurs de k (2 à 6). Le graphique d'inertie se met à jour. L'utilisateur peut observer visuellement le coude et comprendre pourquoi k=3 est choisi.</w:t>
       </w:r>
     </w:p>
     <w:p>
@@ -3849,27 +4552,67 @@
           <w:szCs w:val="24"/>
           <w:lang w:eastAsia="fr-FR"/>
         </w:rPr>
-        <w:t>Nuage de points Revenue vs Margin avec chaque département coloré par son cluster. Le responsable marketing voit instantanément les groupes.</w:t>
-      </w:r>
-    </w:p>
-    <w:p>
-      <w:pPr>
-        <w:spacing w:before="100" w:beforeAutospacing="1" w:after="100" w:afterAutospacing="1" w:line="240" w:lineRule="auto"/>
-        <w:rPr>
-          <w:rFonts w:ascii="Times New Roman" w:eastAsia="Times New Roman" w:hAnsi="Times New Roman" w:cs="Times New Roman"/>
-          <w:sz w:val="24"/>
-          <w:szCs w:val="24"/>
-          <w:lang w:eastAsia="fr-FR"/>
-        </w:rPr>
-      </w:pPr>
-      <w:r>
-        <w:rPr>
-          <w:rFonts w:ascii="Times New Roman" w:eastAsia="Times New Roman" w:hAnsi="Times New Roman" w:cs="Times New Roman"/>
-          <w:sz w:val="24"/>
-          <w:szCs w:val="24"/>
-          <w:lang w:eastAsia="fr-FR"/>
-        </w:rPr>
-        <w:t>Vous ajoutez un deuxième nuage de points Revenue vs GoalRate pour montrer une autre dimension. Les deux ensembles graphiques donnent une image plus complète.</w:t>
+        <w:t xml:space="preserve">Nuage de points Revenue vs </w:t>
+      </w:r>
+      <w:proofErr w:type="spellStart"/>
+      <w:r>
+        <w:rPr>
+          <w:rFonts w:ascii="Times New Roman" w:eastAsia="Times New Roman" w:hAnsi="Times New Roman" w:cs="Times New Roman"/>
+          <w:sz w:val="24"/>
+          <w:szCs w:val="24"/>
+          <w:lang w:eastAsia="fr-FR"/>
+        </w:rPr>
+        <w:t>Margin</w:t>
+      </w:r>
+      <w:proofErr w:type="spellEnd"/>
+      <w:r>
+        <w:rPr>
+          <w:rFonts w:ascii="Times New Roman" w:eastAsia="Times New Roman" w:hAnsi="Times New Roman" w:cs="Times New Roman"/>
+          <w:sz w:val="24"/>
+          <w:szCs w:val="24"/>
+          <w:lang w:eastAsia="fr-FR"/>
+        </w:rPr>
+        <w:t xml:space="preserve"> avec chaque département coloré par son cluster. Le responsable marketing voit instantanément les groupes.</w:t>
+      </w:r>
+    </w:p>
+    <w:p>
+      <w:pPr>
+        <w:spacing w:before="100" w:beforeAutospacing="1" w:after="100" w:afterAutospacing="1" w:line="240" w:lineRule="auto"/>
+        <w:rPr>
+          <w:rFonts w:ascii="Times New Roman" w:eastAsia="Times New Roman" w:hAnsi="Times New Roman" w:cs="Times New Roman"/>
+          <w:sz w:val="24"/>
+          <w:szCs w:val="24"/>
+          <w:lang w:eastAsia="fr-FR"/>
+        </w:rPr>
+      </w:pPr>
+      <w:r>
+        <w:rPr>
+          <w:rFonts w:ascii="Times New Roman" w:eastAsia="Times New Roman" w:hAnsi="Times New Roman" w:cs="Times New Roman"/>
+          <w:sz w:val="24"/>
+          <w:szCs w:val="24"/>
+          <w:lang w:eastAsia="fr-FR"/>
+        </w:rPr>
+        <w:t xml:space="preserve">Vous ajoutez un deuxième nuage de points Revenue vs </w:t>
+      </w:r>
+      <w:proofErr w:type="spellStart"/>
+      <w:r>
+        <w:rPr>
+          <w:rFonts w:ascii="Times New Roman" w:eastAsia="Times New Roman" w:hAnsi="Times New Roman" w:cs="Times New Roman"/>
+          <w:sz w:val="24"/>
+          <w:szCs w:val="24"/>
+          <w:lang w:eastAsia="fr-FR"/>
+        </w:rPr>
+        <w:t>GoalRate</w:t>
+      </w:r>
+      <w:proofErr w:type="spellEnd"/>
+      <w:r>
+        <w:rPr>
+          <w:rFonts w:ascii="Times New Roman" w:eastAsia="Times New Roman" w:hAnsi="Times New Roman" w:cs="Times New Roman"/>
+          <w:sz w:val="24"/>
+          <w:szCs w:val="24"/>
+          <w:lang w:eastAsia="fr-FR"/>
+        </w:rPr>
+        <w:t xml:space="preserve"> pour montrer une autre dimension. Les deux ensembles graphiques donnent une image plus complète.</w:t>
       </w:r>
     </w:p>
     <w:p>
@@ -4019,7 +4762,33 @@
           <w:szCs w:val="24"/>
           <w:lang w:eastAsia="fr-FR"/>
         </w:rPr>
-        <w:t>vache a lait</w:t>
+        <w:t xml:space="preserve">vache </w:t>
+      </w:r>
+      <w:proofErr w:type="spellStart"/>
+      <w:proofErr w:type="gramStart"/>
+      <w:r>
+        <w:rPr>
+          <w:rFonts w:ascii="Times New Roman" w:eastAsia="Times New Roman" w:hAnsi="Times New Roman" w:cs="Times New Roman"/>
+          <w:b/>
+          <w:bCs/>
+          <w:sz w:val="24"/>
+          <w:szCs w:val="24"/>
+          <w:lang w:eastAsia="fr-FR"/>
+        </w:rPr>
+        <w:t>a</w:t>
+      </w:r>
+      <w:proofErr w:type="spellEnd"/>
+      <w:proofErr w:type="gramEnd"/>
+      <w:r>
+        <w:rPr>
+          <w:rFonts w:ascii="Times New Roman" w:eastAsia="Times New Roman" w:hAnsi="Times New Roman" w:cs="Times New Roman"/>
+          <w:b/>
+          <w:bCs/>
+          <w:sz w:val="24"/>
+          <w:szCs w:val="24"/>
+          <w:lang w:eastAsia="fr-FR"/>
+        </w:rPr>
+        <w:t xml:space="preserve"> lait</w:t>
       </w:r>
       <w:r>
         <w:rPr>
@@ -4300,7 +5069,27 @@
           <w:szCs w:val="24"/>
           <w:lang w:eastAsia="fr-FR"/>
         </w:rPr>
-        <w:t>Le scatter plot est plus dense — vous annotez le prénom de chaque vendeur</w:t>
+        <w:t xml:space="preserve">Le </w:t>
+      </w:r>
+      <w:proofErr w:type="spellStart"/>
+      <w:r>
+        <w:rPr>
+          <w:rFonts w:ascii="Times New Roman" w:eastAsia="Times New Roman" w:hAnsi="Times New Roman" w:cs="Times New Roman"/>
+          <w:sz w:val="24"/>
+          <w:szCs w:val="24"/>
+          <w:lang w:eastAsia="fr-FR"/>
+        </w:rPr>
+        <w:t>scatter</w:t>
+      </w:r>
+      <w:proofErr w:type="spellEnd"/>
+      <w:r>
+        <w:rPr>
+          <w:rFonts w:ascii="Times New Roman" w:eastAsia="Times New Roman" w:hAnsi="Times New Roman" w:cs="Times New Roman"/>
+          <w:sz w:val="24"/>
+          <w:szCs w:val="24"/>
+          <w:lang w:eastAsia="fr-FR"/>
+        </w:rPr>
+        <w:t xml:space="preserve"> plot est plus dense — vous annotez le prénom de chaque vendeur</w:t>
       </w:r>
     </w:p>
     <w:p>
@@ -4335,16 +5124,38 @@
           <w:szCs w:val="24"/>
           <w:lang w:eastAsia="fr-FR"/>
         </w:rPr>
-        <w:t>"Top Vendeurs"</w:t>
-      </w:r>
-      <w:r>
-        <w:rPr>
-          <w:rFonts w:ascii="Times New Roman" w:eastAsia="Times New Roman" w:hAnsi="Times New Roman" w:cs="Times New Roman"/>
-          <w:sz w:val="24"/>
-          <w:szCs w:val="24"/>
-          <w:lang w:eastAsia="fr-FR"/>
-        </w:rPr>
-        <w:t xml:space="preserve"> , </w:t>
+        <w:t>"Top Vendeurs</w:t>
+      </w:r>
+      <w:proofErr w:type="gramStart"/>
+      <w:r>
+        <w:rPr>
+          <w:rFonts w:ascii="Times New Roman" w:eastAsia="Times New Roman" w:hAnsi="Times New Roman" w:cs="Times New Roman"/>
+          <w:b/>
+          <w:bCs/>
+          <w:sz w:val="24"/>
+          <w:szCs w:val="24"/>
+          <w:lang w:eastAsia="fr-FR"/>
+        </w:rPr>
+        <w:t>"</w:t>
+      </w:r>
+      <w:r>
+        <w:rPr>
+          <w:rFonts w:ascii="Times New Roman" w:eastAsia="Times New Roman" w:hAnsi="Times New Roman" w:cs="Times New Roman"/>
+          <w:sz w:val="24"/>
+          <w:szCs w:val="24"/>
+          <w:lang w:eastAsia="fr-FR"/>
+        </w:rPr>
+        <w:t xml:space="preserve"> ,</w:t>
+      </w:r>
+      <w:proofErr w:type="gramEnd"/>
+      <w:r>
+        <w:rPr>
+          <w:rFonts w:ascii="Times New Roman" w:eastAsia="Times New Roman" w:hAnsi="Times New Roman" w:cs="Times New Roman"/>
+          <w:sz w:val="24"/>
+          <w:szCs w:val="24"/>
+          <w:lang w:eastAsia="fr-FR"/>
+        </w:rPr>
+        <w:t xml:space="preserve"> </w:t>
       </w:r>
       <w:r>
         <w:rPr>
@@ -4661,7 +5472,55 @@
           <w:szCs w:val="24"/>
           <w:lang w:eastAsia="fr-FR"/>
         </w:rPr>
-        <w:t>"Technique appliquée : Classification par Arbre de Décision (critère de Gini). Variable cible : Goal_Reached. Données : dataset complet ligne par ligne (41 629 observations)."</w:t>
+        <w:t xml:space="preserve">"Technique appliquée : Classification par Arbre de Décision (critère de Gini). Variable cible : </w:t>
+      </w:r>
+      <w:proofErr w:type="spellStart"/>
+      <w:r>
+        <w:rPr>
+          <w:rFonts w:ascii="Times New Roman" w:eastAsia="Times New Roman" w:hAnsi="Times New Roman" w:cs="Times New Roman"/>
+          <w:i/>
+          <w:iCs/>
+          <w:sz w:val="24"/>
+          <w:szCs w:val="24"/>
+          <w:lang w:eastAsia="fr-FR"/>
+        </w:rPr>
+        <w:t>Goal_Reached</w:t>
+      </w:r>
+      <w:proofErr w:type="spellEnd"/>
+      <w:r>
+        <w:rPr>
+          <w:rFonts w:ascii="Times New Roman" w:eastAsia="Times New Roman" w:hAnsi="Times New Roman" w:cs="Times New Roman"/>
+          <w:i/>
+          <w:iCs/>
+          <w:sz w:val="24"/>
+          <w:szCs w:val="24"/>
+          <w:lang w:eastAsia="fr-FR"/>
+        </w:rPr>
+        <w:t xml:space="preserve">. Données : </w:t>
+      </w:r>
+      <w:proofErr w:type="spellStart"/>
+      <w:r>
+        <w:rPr>
+          <w:rFonts w:ascii="Times New Roman" w:eastAsia="Times New Roman" w:hAnsi="Times New Roman" w:cs="Times New Roman"/>
+          <w:i/>
+          <w:iCs/>
+          <w:sz w:val="24"/>
+          <w:szCs w:val="24"/>
+          <w:lang w:eastAsia="fr-FR"/>
+        </w:rPr>
+        <w:t>dataset</w:t>
+      </w:r>
+      <w:proofErr w:type="spellEnd"/>
+      <w:r>
+        <w:rPr>
+          <w:rFonts w:ascii="Times New Roman" w:eastAsia="Times New Roman" w:hAnsi="Times New Roman" w:cs="Times New Roman"/>
+          <w:i/>
+          <w:iCs/>
+          <w:sz w:val="24"/>
+          <w:szCs w:val="24"/>
+          <w:lang w:eastAsia="fr-FR"/>
+        </w:rPr>
+        <w:t xml:space="preserve"> complet ligne par ligne (41 629 observations)."</w:t>
       </w:r>
     </w:p>
     <w:p>
@@ -4860,7 +5719,27 @@
           <w:szCs w:val="24"/>
           <w:lang w:eastAsia="fr-FR"/>
         </w:rPr>
-        <w:t xml:space="preserve"> : l'arbre gère bien les variables de différentes échelles sans standardisation préalable. C'est un avantage sur K-Means.</w:t>
+        <w:t xml:space="preserve"> : l'arbre gère bien les variables de différentes échelles sans standardisation préalable. C'est un avantage sur K-</w:t>
+      </w:r>
+      <w:proofErr w:type="spellStart"/>
+      <w:r>
+        <w:rPr>
+          <w:rFonts w:ascii="Times New Roman" w:eastAsia="Times New Roman" w:hAnsi="Times New Roman" w:cs="Times New Roman"/>
+          <w:sz w:val="24"/>
+          <w:szCs w:val="24"/>
+          <w:lang w:eastAsia="fr-FR"/>
+        </w:rPr>
+        <w:t>Means</w:t>
+      </w:r>
+      <w:proofErr w:type="spellEnd"/>
+      <w:r>
+        <w:rPr>
+          <w:rFonts w:ascii="Times New Roman" w:eastAsia="Times New Roman" w:hAnsi="Times New Roman" w:cs="Times New Roman"/>
+          <w:sz w:val="24"/>
+          <w:szCs w:val="24"/>
+          <w:lang w:eastAsia="fr-FR"/>
+        </w:rPr>
+        <w:t>.</w:t>
       </w:r>
     </w:p>
     <w:p>
@@ -5000,36 +5879,78 @@
           <w:szCs w:val="24"/>
           <w:lang w:eastAsia="fr-FR"/>
         </w:rPr>
-        <w:t>"le jeu de test est indépendant du jeu d'apprentissage sinon risque de biais"</w:t>
-      </w:r>
-      <w:r>
-        <w:rPr>
-          <w:rFonts w:ascii="Times New Roman" w:eastAsia="Times New Roman" w:hAnsi="Times New Roman" w:cs="Times New Roman"/>
-          <w:sz w:val="24"/>
-          <w:szCs w:val="24"/>
-          <w:lang w:eastAsia="fr-FR"/>
-        </w:rPr>
-        <w:t xml:space="preserve"> . Vous montrez que vous avez retenu ce point.</w:t>
-      </w:r>
-    </w:p>
-    <w:p>
-      <w:pPr>
-        <w:spacing w:before="100" w:beforeAutospacing="1" w:after="100" w:afterAutospacing="1" w:line="240" w:lineRule="auto"/>
-        <w:rPr>
-          <w:rFonts w:ascii="Times New Roman" w:eastAsia="Times New Roman" w:hAnsi="Times New Roman" w:cs="Times New Roman"/>
-          <w:sz w:val="24"/>
-          <w:szCs w:val="24"/>
-          <w:lang w:eastAsia="fr-FR"/>
-        </w:rPr>
-      </w:pPr>
-      <w:r>
-        <w:rPr>
-          <w:rFonts w:ascii="Times New Roman" w:eastAsia="Times New Roman" w:hAnsi="Times New Roman" w:cs="Times New Roman"/>
-          <w:sz w:val="24"/>
-          <w:szCs w:val="24"/>
-          <w:lang w:eastAsia="fr-FR"/>
-        </w:rPr>
-        <w:t>Vous affichez les tailles : X lignes pour l'entraînement, Y lignes pour le test. Vous vérifiez que la distribution de Goal_Reached est similaire dans les deux — si le train à 47% de 1 et le test à 30% de 1, le découpage est biaisé.</w:t>
+        <w:t>"le jeu de test est indépendant du jeu d'apprentissage sinon risque de biais</w:t>
+      </w:r>
+      <w:proofErr w:type="gramStart"/>
+      <w:r>
+        <w:rPr>
+          <w:rFonts w:ascii="Times New Roman" w:eastAsia="Times New Roman" w:hAnsi="Times New Roman" w:cs="Times New Roman"/>
+          <w:i/>
+          <w:iCs/>
+          <w:sz w:val="24"/>
+          <w:szCs w:val="24"/>
+          <w:lang w:eastAsia="fr-FR"/>
+        </w:rPr>
+        <w:t>"</w:t>
+      </w:r>
+      <w:r>
+        <w:rPr>
+          <w:rFonts w:ascii="Times New Roman" w:eastAsia="Times New Roman" w:hAnsi="Times New Roman" w:cs="Times New Roman"/>
+          <w:sz w:val="24"/>
+          <w:szCs w:val="24"/>
+          <w:lang w:eastAsia="fr-FR"/>
+        </w:rPr>
+        <w:t xml:space="preserve"> .</w:t>
+      </w:r>
+      <w:proofErr w:type="gramEnd"/>
+      <w:r>
+        <w:rPr>
+          <w:rFonts w:ascii="Times New Roman" w:eastAsia="Times New Roman" w:hAnsi="Times New Roman" w:cs="Times New Roman"/>
+          <w:sz w:val="24"/>
+          <w:szCs w:val="24"/>
+          <w:lang w:eastAsia="fr-FR"/>
+        </w:rPr>
+        <w:t xml:space="preserve"> Vous montrez que vous avez retenu ce point.</w:t>
+      </w:r>
+    </w:p>
+    <w:p>
+      <w:pPr>
+        <w:spacing w:before="100" w:beforeAutospacing="1" w:after="100" w:afterAutospacing="1" w:line="240" w:lineRule="auto"/>
+        <w:rPr>
+          <w:rFonts w:ascii="Times New Roman" w:eastAsia="Times New Roman" w:hAnsi="Times New Roman" w:cs="Times New Roman"/>
+          <w:sz w:val="24"/>
+          <w:szCs w:val="24"/>
+          <w:lang w:eastAsia="fr-FR"/>
+        </w:rPr>
+      </w:pPr>
+      <w:r>
+        <w:rPr>
+          <w:rFonts w:ascii="Times New Roman" w:eastAsia="Times New Roman" w:hAnsi="Times New Roman" w:cs="Times New Roman"/>
+          <w:sz w:val="24"/>
+          <w:szCs w:val="24"/>
+          <w:lang w:eastAsia="fr-FR"/>
+        </w:rPr>
+        <w:t xml:space="preserve">Vous affichez les tailles : X lignes pour l'entraînement, Y lignes pour le test. Vous vérifiez que la distribution de </w:t>
+      </w:r>
+      <w:proofErr w:type="spellStart"/>
+      <w:r>
+        <w:rPr>
+          <w:rFonts w:ascii="Times New Roman" w:eastAsia="Times New Roman" w:hAnsi="Times New Roman" w:cs="Times New Roman"/>
+          <w:sz w:val="24"/>
+          <w:szCs w:val="24"/>
+          <w:lang w:eastAsia="fr-FR"/>
+        </w:rPr>
+        <w:t>Goal_Reached</w:t>
+      </w:r>
+      <w:proofErr w:type="spellEnd"/>
+      <w:r>
+        <w:rPr>
+          <w:rFonts w:ascii="Times New Roman" w:eastAsia="Times New Roman" w:hAnsi="Times New Roman" w:cs="Times New Roman"/>
+          <w:sz w:val="24"/>
+          <w:szCs w:val="24"/>
+          <w:lang w:eastAsia="fr-FR"/>
+        </w:rPr>
+        <w:t xml:space="preserve"> est similaire dans les deux — si le train à 47% de 1 et le test à 30% de 1, le découpage est biaisé.</w:t>
       </w:r>
     </w:p>
     <w:p>
@@ -5107,7 +6028,27 @@
           <w:szCs w:val="24"/>
           <w:lang w:eastAsia="fr-FR"/>
         </w:rPr>
-        <w:t xml:space="preserve"> Un slider pour la profondeur maximale de l'arbre (2 à 8). Le modèle se réentraîne à chaque changement et toutes les métriques se mettent à jour.</w:t>
+        <w:t xml:space="preserve"> Un </w:t>
+      </w:r>
+      <w:proofErr w:type="spellStart"/>
+      <w:r>
+        <w:rPr>
+          <w:rFonts w:ascii="Times New Roman" w:eastAsia="Times New Roman" w:hAnsi="Times New Roman" w:cs="Times New Roman"/>
+          <w:sz w:val="24"/>
+          <w:szCs w:val="24"/>
+          <w:lang w:eastAsia="fr-FR"/>
+        </w:rPr>
+        <w:t>slider</w:t>
+      </w:r>
+      <w:proofErr w:type="spellEnd"/>
+      <w:r>
+        <w:rPr>
+          <w:rFonts w:ascii="Times New Roman" w:eastAsia="Times New Roman" w:hAnsi="Times New Roman" w:cs="Times New Roman"/>
+          <w:sz w:val="24"/>
+          <w:szCs w:val="24"/>
+          <w:lang w:eastAsia="fr-FR"/>
+        </w:rPr>
+        <w:t xml:space="preserve"> pour la profondeur maximale de l'arbre (2 à 8). Le modèle se réentraîne à chaque changement et toutes les métriques se mettent à jour.</w:t>
       </w:r>
     </w:p>
     <w:p>
@@ -5138,7 +6079,27 @@
           <w:szCs w:val="24"/>
           <w:lang w:eastAsia="fr-FR"/>
         </w:rPr>
-        <w:t xml:space="preserve"> Profondeur 2 = arbre très simple, règles grossières, précision modeste. Profondeur 8 = arbre très détaillé, règles fines, très précises sur le train mais risque d'overfitting sur le test. Le responsable peut observer comment la précision évolue — il comprend intuitivement le concept de surapprentissage sans que vous ayez besoin de l'expliquer techniquement.</w:t>
+        <w:t xml:space="preserve"> Profondeur 2 = arbre très simple, règles grossières, précision modeste. Profondeur 8 = arbre très détaillé, règles fines, très précises sur le train mais risque d'</w:t>
+      </w:r>
+      <w:proofErr w:type="spellStart"/>
+      <w:r>
+        <w:rPr>
+          <w:rFonts w:ascii="Times New Roman" w:eastAsia="Times New Roman" w:hAnsi="Times New Roman" w:cs="Times New Roman"/>
+          <w:sz w:val="24"/>
+          <w:szCs w:val="24"/>
+          <w:lang w:eastAsia="fr-FR"/>
+        </w:rPr>
+        <w:t>overfitting</w:t>
+      </w:r>
+      <w:proofErr w:type="spellEnd"/>
+      <w:r>
+        <w:rPr>
+          <w:rFonts w:ascii="Times New Roman" w:eastAsia="Times New Roman" w:hAnsi="Times New Roman" w:cs="Times New Roman"/>
+          <w:sz w:val="24"/>
+          <w:szCs w:val="24"/>
+          <w:lang w:eastAsia="fr-FR"/>
+        </w:rPr>
+        <w:t xml:space="preserve"> sur le test. Le responsable peut observer comment la précision évolue — il comprend intuitivement le concept de surapprentissage sans que vous ayez besoin de l'expliquer techniquement.</w:t>
       </w:r>
     </w:p>
     <w:p>
@@ -5331,14 +6292,25 @@
           <w:lang w:eastAsia="fr-FR"/>
         </w:rPr>
       </w:pPr>
-      <w:r>
-        <w:rPr>
-          <w:rFonts w:ascii="Times New Roman" w:eastAsia="Times New Roman" w:hAnsi="Times New Roman" w:cs="Times New Roman"/>
-          <w:sz w:val="24"/>
-          <w:szCs w:val="24"/>
-          <w:lang w:eastAsia="fr-FR"/>
-        </w:rPr>
-        <w:t>Vrais négatif : le modèle prédit "objectif non atteint" et il a raison — action : intervenir</w:t>
+      <w:proofErr w:type="gramStart"/>
+      <w:r>
+        <w:rPr>
+          <w:rFonts w:ascii="Times New Roman" w:eastAsia="Times New Roman" w:hAnsi="Times New Roman" w:cs="Times New Roman"/>
+          <w:sz w:val="24"/>
+          <w:szCs w:val="24"/>
+          <w:lang w:eastAsia="fr-FR"/>
+        </w:rPr>
+        <w:t>Vrais négatif</w:t>
+      </w:r>
+      <w:proofErr w:type="gramEnd"/>
+      <w:r>
+        <w:rPr>
+          <w:rFonts w:ascii="Times New Roman" w:eastAsia="Times New Roman" w:hAnsi="Times New Roman" w:cs="Times New Roman"/>
+          <w:sz w:val="24"/>
+          <w:szCs w:val="24"/>
+          <w:lang w:eastAsia="fr-FR"/>
+        </w:rPr>
+        <w:t xml:space="preserve"> : le modèle prédit "objectif non atteint" et il a raison — action : intervenir</w:t>
       </w:r>
     </w:p>
     <w:p>
@@ -5406,7 +6378,27 @@
           <w:szCs w:val="24"/>
           <w:lang w:eastAsia="fr-FR"/>
         </w:rPr>
-        <w:t>C'est cette traduction en conséquences métier qui distingue votre travail.</w:t>
+        <w:t xml:space="preserve">C'est cette traduction </w:t>
+      </w:r>
+      <w:proofErr w:type="gramStart"/>
+      <w:r>
+        <w:rPr>
+          <w:rFonts w:ascii="Times New Roman" w:eastAsia="Times New Roman" w:hAnsi="Times New Roman" w:cs="Times New Roman"/>
+          <w:sz w:val="24"/>
+          <w:szCs w:val="24"/>
+          <w:lang w:eastAsia="fr-FR"/>
+        </w:rPr>
+        <w:t>en conséquences</w:t>
+      </w:r>
+      <w:proofErr w:type="gramEnd"/>
+      <w:r>
+        <w:rPr>
+          <w:rFonts w:ascii="Times New Roman" w:eastAsia="Times New Roman" w:hAnsi="Times New Roman" w:cs="Times New Roman"/>
+          <w:sz w:val="24"/>
+          <w:szCs w:val="24"/>
+          <w:lang w:eastAsia="fr-FR"/>
+        </w:rPr>
+        <w:t xml:space="preserve"> métier qui distingue votre travail.</w:t>
       </w:r>
     </w:p>
     <w:p>
@@ -6147,7 +7139,27 @@
           <w:szCs w:val="24"/>
           <w:lang w:eastAsia="fr-FR"/>
         </w:rPr>
-        <w:t xml:space="preserve"> Liste déroulante pour choisir le département. Slider pour choisir le nombre de mois à prédire (1 à 12).</w:t>
+        <w:t xml:space="preserve"> Liste déroulante pour choisir le département. </w:t>
+      </w:r>
+      <w:proofErr w:type="spellStart"/>
+      <w:r>
+        <w:rPr>
+          <w:rFonts w:ascii="Times New Roman" w:eastAsia="Times New Roman" w:hAnsi="Times New Roman" w:cs="Times New Roman"/>
+          <w:sz w:val="24"/>
+          <w:szCs w:val="24"/>
+          <w:lang w:eastAsia="fr-FR"/>
+        </w:rPr>
+        <w:t>Slider</w:t>
+      </w:r>
+      <w:proofErr w:type="spellEnd"/>
+      <w:r>
+        <w:rPr>
+          <w:rFonts w:ascii="Times New Roman" w:eastAsia="Times New Roman" w:hAnsi="Times New Roman" w:cs="Times New Roman"/>
+          <w:sz w:val="24"/>
+          <w:szCs w:val="24"/>
+          <w:lang w:eastAsia="fr-FR"/>
+        </w:rPr>
+        <w:t xml:space="preserve"> pour choisir le nombre de mois à prédire (1 à 12).</w:t>
       </w:r>
     </w:p>
     <w:p>
@@ -6282,7 +7294,27 @@
           <w:szCs w:val="24"/>
           <w:lang w:eastAsia="fr-FR"/>
         </w:rPr>
-        <w:t xml:space="preserve"> Proche de 1 → la tendance est bien linéaire, les prédictions sont fiables. Proche de 0 → le revenu fluctue beaucoup autour de la tendance, les prédictions sont moins fiables. Vous affichez le R² et vous l'interprètez en langage clair.</w:t>
+        <w:t xml:space="preserve"> Proche de 1 → la tendance est bien linéaire, les prédictions sont fiables. Proche de 0 → le revenu fluctue beaucoup autour de la tendance, les prédictions sont moins fiables. Vous affichez le R² et vous l'</w:t>
+      </w:r>
+      <w:proofErr w:type="spellStart"/>
+      <w:r>
+        <w:rPr>
+          <w:rFonts w:ascii="Times New Roman" w:eastAsia="Times New Roman" w:hAnsi="Times New Roman" w:cs="Times New Roman"/>
+          <w:sz w:val="24"/>
+          <w:szCs w:val="24"/>
+          <w:lang w:eastAsia="fr-FR"/>
+        </w:rPr>
+        <w:t>interprètez</w:t>
+      </w:r>
+      <w:proofErr w:type="spellEnd"/>
+      <w:r>
+        <w:rPr>
+          <w:rFonts w:ascii="Times New Roman" w:eastAsia="Times New Roman" w:hAnsi="Times New Roman" w:cs="Times New Roman"/>
+          <w:sz w:val="24"/>
+          <w:szCs w:val="24"/>
+          <w:lang w:eastAsia="fr-FR"/>
+        </w:rPr>
+        <w:t xml:space="preserve"> en langage clair.</w:t>
       </w:r>
     </w:p>
     <w:p>
@@ -6734,7 +7766,27 @@
           <w:szCs w:val="24"/>
           <w:lang w:eastAsia="fr-FR"/>
         </w:rPr>
-        <w:t xml:space="preserve"> Ce que K-Means a révélé en 2-3 phrases. Pas les chiffres — la signification. Exemple : </w:t>
+        <w:t xml:space="preserve"> Ce que K-</w:t>
+      </w:r>
+      <w:proofErr w:type="spellStart"/>
+      <w:r>
+        <w:rPr>
+          <w:rFonts w:ascii="Times New Roman" w:eastAsia="Times New Roman" w:hAnsi="Times New Roman" w:cs="Times New Roman"/>
+          <w:sz w:val="24"/>
+          <w:szCs w:val="24"/>
+          <w:lang w:eastAsia="fr-FR"/>
+        </w:rPr>
+        <w:t>Means</w:t>
+      </w:r>
+      <w:proofErr w:type="spellEnd"/>
+      <w:r>
+        <w:rPr>
+          <w:rFonts w:ascii="Times New Roman" w:eastAsia="Times New Roman" w:hAnsi="Times New Roman" w:cs="Times New Roman"/>
+          <w:sz w:val="24"/>
+          <w:szCs w:val="24"/>
+          <w:lang w:eastAsia="fr-FR"/>
+        </w:rPr>
+        <w:t xml:space="preserve"> a révélé en 2-3 phrases. Pas les chiffres — la signification. Exemple : </w:t>
       </w:r>
       <w:r>
         <w:rPr>
@@ -6788,7 +7840,31 @@
           <w:szCs w:val="24"/>
           <w:lang w:eastAsia="fr-FR"/>
         </w:rPr>
-        <w:t>"Le modèle identifie Revenue et Margin comme les deux facteurs les plus prédictifs du succès. Un vendeur qui génère un revenu supérieur à son objectif tout en maintenant sa marge à 91% de chances d'être classé comme performant. Cela signifie que les actions sur le volume ET sur la qualité des ventes sont toutes deux nécessaires."</w:t>
+        <w:t xml:space="preserve">"Le modèle identifie Revenue et </w:t>
+      </w:r>
+      <w:proofErr w:type="spellStart"/>
+      <w:r>
+        <w:rPr>
+          <w:rFonts w:ascii="Times New Roman" w:eastAsia="Times New Roman" w:hAnsi="Times New Roman" w:cs="Times New Roman"/>
+          <w:i/>
+          <w:iCs/>
+          <w:sz w:val="24"/>
+          <w:szCs w:val="24"/>
+          <w:lang w:eastAsia="fr-FR"/>
+        </w:rPr>
+        <w:t>Margin</w:t>
+      </w:r>
+      <w:proofErr w:type="spellEnd"/>
+      <w:r>
+        <w:rPr>
+          <w:rFonts w:ascii="Times New Roman" w:eastAsia="Times New Roman" w:hAnsi="Times New Roman" w:cs="Times New Roman"/>
+          <w:i/>
+          <w:iCs/>
+          <w:sz w:val="24"/>
+          <w:szCs w:val="24"/>
+          <w:lang w:eastAsia="fr-FR"/>
+        </w:rPr>
+        <w:t xml:space="preserve"> comme les deux facteurs les plus prédictifs du succès. Un vendeur qui génère un revenu supérieur à son objectif tout en maintenant sa marge à 91% de chances d'être classé comme performant. Cela signifie que les actions sur le volume ET sur la qualité des ventes sont toutes deux nécessaires."</w:t>
       </w:r>
     </w:p>
     <w:p>
@@ -6947,16 +8023,29 @@
           <w:lang w:eastAsia="fr-FR"/>
         </w:rPr>
       </w:pPr>
-      <w:r>
-        <w:rPr>
-          <w:rFonts w:ascii="Times New Roman" w:eastAsia="Times New Roman" w:hAnsi="Times New Roman" w:cs="Times New Roman"/>
-          <w:b/>
-          <w:bCs/>
-          <w:sz w:val="24"/>
-          <w:szCs w:val="24"/>
-          <w:lang w:eastAsia="fr-FR"/>
-        </w:rPr>
-        <w:t>Le constat issue des données</w:t>
+      <w:proofErr w:type="gramStart"/>
+      <w:r>
+        <w:rPr>
+          <w:rFonts w:ascii="Times New Roman" w:eastAsia="Times New Roman" w:hAnsi="Times New Roman" w:cs="Times New Roman"/>
+          <w:b/>
+          <w:bCs/>
+          <w:sz w:val="24"/>
+          <w:szCs w:val="24"/>
+          <w:lang w:eastAsia="fr-FR"/>
+        </w:rPr>
+        <w:t>Le constat issue</w:t>
+      </w:r>
+      <w:proofErr w:type="gramEnd"/>
+      <w:r>
+        <w:rPr>
+          <w:rFonts w:ascii="Times New Roman" w:eastAsia="Times New Roman" w:hAnsi="Times New Roman" w:cs="Times New Roman"/>
+          <w:b/>
+          <w:bCs/>
+          <w:sz w:val="24"/>
+          <w:szCs w:val="24"/>
+          <w:lang w:eastAsia="fr-FR"/>
+        </w:rPr>
+        <w:t xml:space="preserve"> des données</w:t>
       </w:r>
       <w:r>
         <w:rPr>
@@ -7092,7 +8181,55 @@
           <w:szCs w:val="24"/>
           <w:lang w:eastAsia="fr-FR"/>
         </w:rPr>
-        <w:t>Pour les Moteurs de Croissance (ex: Casa, Esportes) :</w:t>
+        <w:t>Pour les Moteurs de Croissance (</w:t>
+      </w:r>
+      <w:proofErr w:type="gramStart"/>
+      <w:r>
+        <w:rPr>
+          <w:rFonts w:ascii="Times New Roman" w:eastAsia="Times New Roman" w:hAnsi="Times New Roman" w:cs="Times New Roman"/>
+          <w:b/>
+          <w:bCs/>
+          <w:sz w:val="24"/>
+          <w:szCs w:val="24"/>
+          <w:lang w:eastAsia="fr-FR"/>
+        </w:rPr>
+        <w:t>ex:</w:t>
+      </w:r>
+      <w:proofErr w:type="gramEnd"/>
+      <w:r>
+        <w:rPr>
+          <w:rFonts w:ascii="Times New Roman" w:eastAsia="Times New Roman" w:hAnsi="Times New Roman" w:cs="Times New Roman"/>
+          <w:b/>
+          <w:bCs/>
+          <w:sz w:val="24"/>
+          <w:szCs w:val="24"/>
+          <w:lang w:eastAsia="fr-FR"/>
+        </w:rPr>
+        <w:t xml:space="preserve"> Casa, </w:t>
+      </w:r>
+      <w:proofErr w:type="spellStart"/>
+      <w:r>
+        <w:rPr>
+          <w:rFonts w:ascii="Times New Roman" w:eastAsia="Times New Roman" w:hAnsi="Times New Roman" w:cs="Times New Roman"/>
+          <w:b/>
+          <w:bCs/>
+          <w:sz w:val="24"/>
+          <w:szCs w:val="24"/>
+          <w:lang w:eastAsia="fr-FR"/>
+        </w:rPr>
+        <w:t>Esportes</w:t>
+      </w:r>
+      <w:proofErr w:type="spellEnd"/>
+      <w:r>
+        <w:rPr>
+          <w:rFonts w:ascii="Times New Roman" w:eastAsia="Times New Roman" w:hAnsi="Times New Roman" w:cs="Times New Roman"/>
+          <w:b/>
+          <w:bCs/>
+          <w:sz w:val="24"/>
+          <w:szCs w:val="24"/>
+          <w:lang w:eastAsia="fr-FR"/>
+        </w:rPr>
+        <w:t>) :</w:t>
       </w:r>
     </w:p>
     <w:p>
@@ -8144,14 +9281,45 @@
           <w:lang w:eastAsia="fr-FR"/>
         </w:rPr>
       </w:pPr>
-      <w:r>
-        <w:rPr>
-          <w:rFonts w:ascii="Times New Roman" w:eastAsia="Times New Roman" w:hAnsi="Times New Roman" w:cs="Times New Roman"/>
-          <w:sz w:val="24"/>
-          <w:szCs w:val="24"/>
-          <w:lang w:eastAsia="fr-FR"/>
-        </w:rPr>
-        <w:t>tu pwux faire un sprint de 4 -5 jours d'un travail à 2 pour cela ?</w:t>
+      <w:proofErr w:type="gramStart"/>
+      <w:r>
+        <w:rPr>
+          <w:rFonts w:ascii="Times New Roman" w:eastAsia="Times New Roman" w:hAnsi="Times New Roman" w:cs="Times New Roman"/>
+          <w:sz w:val="24"/>
+          <w:szCs w:val="24"/>
+          <w:lang w:eastAsia="fr-FR"/>
+        </w:rPr>
+        <w:t>tu</w:t>
+      </w:r>
+      <w:proofErr w:type="gramEnd"/>
+      <w:r>
+        <w:rPr>
+          <w:rFonts w:ascii="Times New Roman" w:eastAsia="Times New Roman" w:hAnsi="Times New Roman" w:cs="Times New Roman"/>
+          <w:sz w:val="24"/>
+          <w:szCs w:val="24"/>
+          <w:lang w:eastAsia="fr-FR"/>
+        </w:rPr>
+        <w:t xml:space="preserve"> </w:t>
+      </w:r>
+      <w:proofErr w:type="spellStart"/>
+      <w:r>
+        <w:rPr>
+          <w:rFonts w:ascii="Times New Roman" w:eastAsia="Times New Roman" w:hAnsi="Times New Roman" w:cs="Times New Roman"/>
+          <w:sz w:val="24"/>
+          <w:szCs w:val="24"/>
+          <w:lang w:eastAsia="fr-FR"/>
+        </w:rPr>
+        <w:t>pwux</w:t>
+      </w:r>
+      <w:proofErr w:type="spellEnd"/>
+      <w:r>
+        <w:rPr>
+          <w:rFonts w:ascii="Times New Roman" w:eastAsia="Times New Roman" w:hAnsi="Times New Roman" w:cs="Times New Roman"/>
+          <w:sz w:val="24"/>
+          <w:szCs w:val="24"/>
+          <w:lang w:eastAsia="fr-FR"/>
+        </w:rPr>
+        <w:t xml:space="preserve"> faire un sprint de 4 -5 jours d'un travail à 2 pour cela ?</w:t>
       </w:r>
     </w:p>
     <w:p>
@@ -8230,6 +9398,7 @@
           <w:lang w:eastAsia="fr-FR"/>
         </w:rPr>
       </w:pPr>
+      <w:proofErr w:type="gramStart"/>
       <w:r>
         <w:rPr>
           <w:rFonts w:ascii="Segoe UI Emoji" w:eastAsia="Times New Roman" w:hAnsi="Segoe UI Emoji" w:cs="Segoe UI Emoji"/>
@@ -8242,6 +9411,7 @@
         </w:rPr>
         <w:t>🗓</w:t>
       </w:r>
+      <w:proofErr w:type="gramEnd"/>
       <w:r>
         <w:rPr>
           <w:rFonts w:ascii="Times New Roman" w:eastAsia="Times New Roman" w:hAnsi="Times New Roman" w:cs="Times New Roman"/>
@@ -8277,7 +9447,31 @@
           <w:szCs w:val="36"/>
           <w:lang w:eastAsia="fr-FR"/>
         </w:rPr>
-        <w:t>Binôme : Personne A + Personne B</w:t>
+        <w:t xml:space="preserve">Binôme : </w:t>
+      </w:r>
+      <w:proofErr w:type="gramStart"/>
+      <w:r>
+        <w:rPr>
+          <w:rFonts w:ascii="Times New Roman" w:eastAsia="Times New Roman" w:hAnsi="Times New Roman" w:cs="Times New Roman"/>
+          <w:b/>
+          <w:bCs/>
+          <w:sz w:val="36"/>
+          <w:szCs w:val="36"/>
+          <w:lang w:eastAsia="fr-FR"/>
+        </w:rPr>
+        <w:t>Personne A</w:t>
+      </w:r>
+      <w:proofErr w:type="gramEnd"/>
+      <w:r>
+        <w:rPr>
+          <w:rFonts w:ascii="Times New Roman" w:eastAsia="Times New Roman" w:hAnsi="Times New Roman" w:cs="Times New Roman"/>
+          <w:b/>
+          <w:bCs/>
+          <w:sz w:val="36"/>
+          <w:szCs w:val="36"/>
+          <w:lang w:eastAsia="fr-FR"/>
+        </w:rPr>
+        <w:t xml:space="preserve"> + Personne B</w:t>
       </w:r>
     </w:p>
     <w:p>
@@ -8344,7 +9538,27 @@
           <w:szCs w:val="24"/>
           <w:lang w:eastAsia="fr-FR"/>
         </w:rPr>
-        <w:t xml:space="preserve">Chaque jour a un </w:t>
+        <w:t xml:space="preserve">Chaque jour </w:t>
+      </w:r>
+      <w:proofErr w:type="spellStart"/>
+      <w:r>
+        <w:rPr>
+          <w:rFonts w:ascii="Times New Roman" w:eastAsia="Times New Roman" w:hAnsi="Times New Roman" w:cs="Times New Roman"/>
+          <w:sz w:val="24"/>
+          <w:szCs w:val="24"/>
+          <w:lang w:eastAsia="fr-FR"/>
+        </w:rPr>
+        <w:t>a</w:t>
+      </w:r>
+      <w:proofErr w:type="spellEnd"/>
+      <w:r>
+        <w:rPr>
+          <w:rFonts w:ascii="Times New Roman" w:eastAsia="Times New Roman" w:hAnsi="Times New Roman" w:cs="Times New Roman"/>
+          <w:sz w:val="24"/>
+          <w:szCs w:val="24"/>
+          <w:lang w:eastAsia="fr-FR"/>
+        </w:rPr>
+        <w:t xml:space="preserve"> un </w:t>
       </w:r>
       <w:r>
         <w:rPr>
@@ -8478,6 +9692,7 @@
           <w:lang w:eastAsia="fr-FR"/>
         </w:rPr>
       </w:pPr>
+      <w:proofErr w:type="gramStart"/>
       <w:r>
         <w:rPr>
           <w:rFonts w:ascii="Times New Roman" w:eastAsia="Times New Roman" w:hAnsi="Times New Roman" w:cs="Times New Roman"/>
@@ -8487,7 +9702,19 @@
           <w:szCs w:val="27"/>
           <w:lang w:eastAsia="fr-FR"/>
         </w:rPr>
-        <w:t>Personne A — Analyse des Données</w:t>
+        <w:t>Personne A</w:t>
+      </w:r>
+      <w:proofErr w:type="gramEnd"/>
+      <w:r>
+        <w:rPr>
+          <w:rFonts w:ascii="Times New Roman" w:eastAsia="Times New Roman" w:hAnsi="Times New Roman" w:cs="Times New Roman"/>
+          <w:b/>
+          <w:bCs/>
+          <w:sz w:val="27"/>
+          <w:szCs w:val="27"/>
+          <w:lang w:eastAsia="fr-FR"/>
+        </w:rPr>
+        <w:t xml:space="preserve"> — Analyse des Données</w:t>
       </w:r>
     </w:p>
     <w:p>
@@ -8553,7 +9780,17 @@
           <w:szCs w:val="24"/>
           <w:lang w:eastAsia="fr-FR"/>
         </w:rPr>
-        <w:t>Créer le dossier</w:t>
+        <w:t xml:space="preserve">Créer le </w:t>
+      </w:r>
+      <w:proofErr w:type="spellStart"/>
+      <w:r>
+        <w:rPr>
+          <w:rFonts w:ascii="Times New Roman" w:eastAsia="Times New Roman" w:hAnsi="Times New Roman" w:cs="Times New Roman"/>
+          <w:sz w:val="24"/>
+          <w:szCs w:val="24"/>
+          <w:lang w:eastAsia="fr-FR"/>
+        </w:rPr>
+        <w:t>dossier</w:t>
       </w:r>
       <w:r>
         <w:rPr>
@@ -8564,6 +9801,7 @@
         </w:rPr>
         <w:t>datamining_app</w:t>
       </w:r>
+      <w:proofErr w:type="spellEnd"/>
     </w:p>
     <w:p>
       <w:pPr>
@@ -8612,6 +9850,8 @@
         </w:rPr>
         <w:t xml:space="preserve">Créer </w:t>
       </w:r>
+      <w:proofErr w:type="spellStart"/>
+      <w:proofErr w:type="gramStart"/>
       <w:r>
         <w:rPr>
           <w:rFonts w:ascii="Courier New" w:eastAsia="Times New Roman" w:hAnsi="Courier New" w:cs="Courier New"/>
@@ -8630,6 +9870,8 @@
         </w:rPr>
         <w:t>vide</w:t>
       </w:r>
+      <w:proofErr w:type="spellEnd"/>
+      <w:proofErr w:type="gramEnd"/>
     </w:p>
     <w:p>
       <w:pPr>
@@ -8654,6 +9896,7 @@
         </w:rPr>
         <w:t>Installer les bibliothèques :</w:t>
       </w:r>
+      <w:proofErr w:type="spellStart"/>
       <w:r>
         <w:rPr>
           <w:rFonts w:ascii="Courier New" w:eastAsia="Times New Roman" w:hAnsi="Courier New" w:cs="Courier New"/>
@@ -8661,8 +9904,129 @@
           <w:szCs w:val="20"/>
           <w:lang w:eastAsia="fr-FR"/>
         </w:rPr>
-        <w:t>pip install streamlit pandas numpy scikit-learn matplotlib seaborn</w:t>
-      </w:r>
+        <w:t>pip</w:t>
+      </w:r>
+      <w:proofErr w:type="spellEnd"/>
+      <w:r>
+        <w:rPr>
+          <w:rFonts w:ascii="Courier New" w:eastAsia="Times New Roman" w:hAnsi="Courier New" w:cs="Courier New"/>
+          <w:sz w:val="20"/>
+          <w:szCs w:val="20"/>
+          <w:lang w:eastAsia="fr-FR"/>
+        </w:rPr>
+        <w:t xml:space="preserve"> </w:t>
+      </w:r>
+      <w:proofErr w:type="spellStart"/>
+      <w:r>
+        <w:rPr>
+          <w:rFonts w:ascii="Courier New" w:eastAsia="Times New Roman" w:hAnsi="Courier New" w:cs="Courier New"/>
+          <w:sz w:val="20"/>
+          <w:szCs w:val="20"/>
+          <w:lang w:eastAsia="fr-FR"/>
+        </w:rPr>
+        <w:t>install</w:t>
+      </w:r>
+      <w:proofErr w:type="spellEnd"/>
+      <w:r>
+        <w:rPr>
+          <w:rFonts w:ascii="Courier New" w:eastAsia="Times New Roman" w:hAnsi="Courier New" w:cs="Courier New"/>
+          <w:sz w:val="20"/>
+          <w:szCs w:val="20"/>
+          <w:lang w:eastAsia="fr-FR"/>
+        </w:rPr>
+        <w:t xml:space="preserve"> </w:t>
+      </w:r>
+      <w:proofErr w:type="spellStart"/>
+      <w:r>
+        <w:rPr>
+          <w:rFonts w:ascii="Courier New" w:eastAsia="Times New Roman" w:hAnsi="Courier New" w:cs="Courier New"/>
+          <w:sz w:val="20"/>
+          <w:szCs w:val="20"/>
+          <w:lang w:eastAsia="fr-FR"/>
+        </w:rPr>
+        <w:t>streamlit</w:t>
+      </w:r>
+      <w:proofErr w:type="spellEnd"/>
+      <w:r>
+        <w:rPr>
+          <w:rFonts w:ascii="Courier New" w:eastAsia="Times New Roman" w:hAnsi="Courier New" w:cs="Courier New"/>
+          <w:sz w:val="20"/>
+          <w:szCs w:val="20"/>
+          <w:lang w:eastAsia="fr-FR"/>
+        </w:rPr>
+        <w:t xml:space="preserve"> pandas </w:t>
+      </w:r>
+      <w:proofErr w:type="spellStart"/>
+      <w:r>
+        <w:rPr>
+          <w:rFonts w:ascii="Courier New" w:eastAsia="Times New Roman" w:hAnsi="Courier New" w:cs="Courier New"/>
+          <w:sz w:val="20"/>
+          <w:szCs w:val="20"/>
+          <w:lang w:eastAsia="fr-FR"/>
+        </w:rPr>
+        <w:t>numpy</w:t>
+      </w:r>
+      <w:proofErr w:type="spellEnd"/>
+      <w:r>
+        <w:rPr>
+          <w:rFonts w:ascii="Courier New" w:eastAsia="Times New Roman" w:hAnsi="Courier New" w:cs="Courier New"/>
+          <w:sz w:val="20"/>
+          <w:szCs w:val="20"/>
+          <w:lang w:eastAsia="fr-FR"/>
+        </w:rPr>
+        <w:t xml:space="preserve"> </w:t>
+      </w:r>
+      <w:proofErr w:type="spellStart"/>
+      <w:r>
+        <w:rPr>
+          <w:rFonts w:ascii="Courier New" w:eastAsia="Times New Roman" w:hAnsi="Courier New" w:cs="Courier New"/>
+          <w:sz w:val="20"/>
+          <w:szCs w:val="20"/>
+          <w:lang w:eastAsia="fr-FR"/>
+        </w:rPr>
+        <w:t>scikit-learn</w:t>
+      </w:r>
+      <w:proofErr w:type="spellEnd"/>
+      <w:r>
+        <w:rPr>
+          <w:rFonts w:ascii="Courier New" w:eastAsia="Times New Roman" w:hAnsi="Courier New" w:cs="Courier New"/>
+          <w:sz w:val="20"/>
+          <w:szCs w:val="20"/>
+          <w:lang w:eastAsia="fr-FR"/>
+        </w:rPr>
+        <w:t xml:space="preserve"> </w:t>
+      </w:r>
+      <w:proofErr w:type="spellStart"/>
+      <w:r>
+        <w:rPr>
+          <w:rFonts w:ascii="Courier New" w:eastAsia="Times New Roman" w:hAnsi="Courier New" w:cs="Courier New"/>
+          <w:sz w:val="20"/>
+          <w:szCs w:val="20"/>
+          <w:lang w:eastAsia="fr-FR"/>
+        </w:rPr>
+        <w:t>matplotlib</w:t>
+      </w:r>
+      <w:proofErr w:type="spellEnd"/>
+      <w:r>
+        <w:rPr>
+          <w:rFonts w:ascii="Courier New" w:eastAsia="Times New Roman" w:hAnsi="Courier New" w:cs="Courier New"/>
+          <w:sz w:val="20"/>
+          <w:szCs w:val="20"/>
+          <w:lang w:eastAsia="fr-FR"/>
+        </w:rPr>
+        <w:t xml:space="preserve"> </w:t>
+      </w:r>
+      <w:proofErr w:type="spellStart"/>
+      <w:r>
+        <w:rPr>
+          <w:rFonts w:ascii="Courier New" w:eastAsia="Times New Roman" w:hAnsi="Courier New" w:cs="Courier New"/>
+          <w:sz w:val="20"/>
+          <w:szCs w:val="20"/>
+          <w:lang w:eastAsia="fr-FR"/>
+        </w:rPr>
+        <w:t>seaborn</w:t>
+      </w:r>
+      <w:proofErr w:type="spellEnd"/>
     </w:p>
     <w:p>
       <w:pPr>
@@ -8678,6 +10042,7 @@
           <w:lang w:eastAsia="fr-FR"/>
         </w:rPr>
       </w:pPr>
+      <w:proofErr w:type="gramStart"/>
       <w:r>
         <w:rPr>
           <w:rFonts w:ascii="Times New Roman" w:eastAsia="Times New Roman" w:hAnsi="Times New Roman" w:cs="Times New Roman"/>
@@ -8686,8 +10051,19 @@
           <w:lang w:eastAsia="fr-FR"/>
         </w:rPr>
         <w:lastRenderedPageBreak/>
-        <w:t xml:space="preserve">vérifier que </w:t>
-      </w:r>
+        <w:t>vérifier</w:t>
+      </w:r>
+      <w:proofErr w:type="gramEnd"/>
+      <w:r>
+        <w:rPr>
+          <w:rFonts w:ascii="Times New Roman" w:eastAsia="Times New Roman" w:hAnsi="Times New Roman" w:cs="Times New Roman"/>
+          <w:sz w:val="24"/>
+          <w:szCs w:val="24"/>
+          <w:lang w:eastAsia="fr-FR"/>
+        </w:rPr>
+        <w:t xml:space="preserve"> que </w:t>
+      </w:r>
+      <w:proofErr w:type="spellStart"/>
       <w:r>
         <w:rPr>
           <w:rFonts w:ascii="Courier New" w:eastAsia="Times New Roman" w:hAnsi="Courier New" w:cs="Courier New"/>
@@ -8695,7 +10071,27 @@
           <w:szCs w:val="20"/>
           <w:lang w:eastAsia="fr-FR"/>
         </w:rPr>
-        <w:t>streamlit hello</w:t>
+        <w:t>streamlit</w:t>
+      </w:r>
+      <w:proofErr w:type="spellEnd"/>
+      <w:r>
+        <w:rPr>
+          <w:rFonts w:ascii="Courier New" w:eastAsia="Times New Roman" w:hAnsi="Courier New" w:cs="Courier New"/>
+          <w:sz w:val="20"/>
+          <w:szCs w:val="20"/>
+          <w:lang w:eastAsia="fr-FR"/>
+        </w:rPr>
+        <w:t xml:space="preserve"> </w:t>
+      </w:r>
+      <w:proofErr w:type="spellStart"/>
+      <w:r>
+        <w:rPr>
+          <w:rFonts w:ascii="Courier New" w:eastAsia="Times New Roman" w:hAnsi="Courier New" w:cs="Courier New"/>
+          <w:sz w:val="20"/>
+          <w:szCs w:val="20"/>
+          <w:lang w:eastAsia="fr-FR"/>
+        </w:rPr>
+        <w:t>hello</w:t>
       </w:r>
       <w:r>
         <w:rPr>
@@ -8706,25 +10102,46 @@
         </w:rPr>
         <w:t>fonctionne</w:t>
       </w:r>
-    </w:p>
-    <w:p>
-      <w:pPr>
-        <w:spacing w:before="100" w:beforeAutospacing="1" w:after="100" w:afterAutospacing="1" w:line="240" w:lineRule="auto"/>
-        <w:rPr>
-          <w:rFonts w:ascii="Times New Roman" w:eastAsia="Times New Roman" w:hAnsi="Times New Roman" w:cs="Times New Roman"/>
-          <w:sz w:val="24"/>
-          <w:szCs w:val="24"/>
-          <w:lang w:eastAsia="fr-FR"/>
-        </w:rPr>
-      </w:pPr>
-      <w:r>
-        <w:rPr>
-          <w:rFonts w:ascii="Times New Roman" w:eastAsia="Times New Roman" w:hAnsi="Times New Roman" w:cs="Times New Roman"/>
-          <w:sz w:val="24"/>
-          <w:szCs w:val="24"/>
-          <w:lang w:eastAsia="fr-FR"/>
-        </w:rPr>
-        <w:t>Tâche 2 : Explorer le dataset dans un fichier séparé</w:t>
+      <w:proofErr w:type="spellEnd"/>
+    </w:p>
+    <w:p>
+      <w:pPr>
+        <w:spacing w:before="100" w:beforeAutospacing="1" w:after="100" w:afterAutospacing="1" w:line="240" w:lineRule="auto"/>
+        <w:rPr>
+          <w:rFonts w:ascii="Times New Roman" w:eastAsia="Times New Roman" w:hAnsi="Times New Roman" w:cs="Times New Roman"/>
+          <w:sz w:val="24"/>
+          <w:szCs w:val="24"/>
+          <w:lang w:eastAsia="fr-FR"/>
+        </w:rPr>
+      </w:pPr>
+      <w:r>
+        <w:rPr>
+          <w:rFonts w:ascii="Times New Roman" w:eastAsia="Times New Roman" w:hAnsi="Times New Roman" w:cs="Times New Roman"/>
+          <w:sz w:val="24"/>
+          <w:szCs w:val="24"/>
+          <w:lang w:eastAsia="fr-FR"/>
+        </w:rPr>
+        <w:t xml:space="preserve">Tâche 2 : Explorer le </w:t>
+      </w:r>
+      <w:proofErr w:type="spellStart"/>
+      <w:r>
+        <w:rPr>
+          <w:rFonts w:ascii="Times New Roman" w:eastAsia="Times New Roman" w:hAnsi="Times New Roman" w:cs="Times New Roman"/>
+          <w:sz w:val="24"/>
+          <w:szCs w:val="24"/>
+          <w:lang w:eastAsia="fr-FR"/>
+        </w:rPr>
+        <w:t>dataset</w:t>
+      </w:r>
+      <w:proofErr w:type="spellEnd"/>
+      <w:r>
+        <w:rPr>
+          <w:rFonts w:ascii="Times New Roman" w:eastAsia="Times New Roman" w:hAnsi="Times New Roman" w:cs="Times New Roman"/>
+          <w:sz w:val="24"/>
+          <w:szCs w:val="24"/>
+          <w:lang w:eastAsia="fr-FR"/>
+        </w:rPr>
+        <w:t xml:space="preserve"> dans un fichier séparé</w:t>
       </w:r>
       <w:r>
         <w:rPr>
@@ -8877,8 +10294,19 @@
           <w:szCs w:val="24"/>
           <w:lang w:eastAsia="fr-FR"/>
         </w:rPr>
-        <w:t>Vérifier les valeurs aberrantes sur Revenue et Margin</w:t>
-      </w:r>
+        <w:t xml:space="preserve">Vérifier les valeurs aberrantes sur Revenue et </w:t>
+      </w:r>
+      <w:proofErr w:type="spellStart"/>
+      <w:r>
+        <w:rPr>
+          <w:rFonts w:ascii="Times New Roman" w:eastAsia="Times New Roman" w:hAnsi="Times New Roman" w:cs="Times New Roman"/>
+          <w:sz w:val="24"/>
+          <w:szCs w:val="24"/>
+          <w:lang w:eastAsia="fr-FR"/>
+        </w:rPr>
+        <w:t>Margin</w:t>
+      </w:r>
+      <w:proofErr w:type="spellEnd"/>
     </w:p>
     <w:p>
       <w:pPr>
@@ -9048,6 +10476,8 @@
         </w:rPr>
         <w:t xml:space="preserve"> Fichier </w:t>
       </w:r>
+      <w:proofErr w:type="spellStart"/>
+      <w:proofErr w:type="gramStart"/>
       <w:r>
         <w:rPr>
           <w:rFonts w:ascii="Courier New" w:eastAsia="Times New Roman" w:hAnsi="Courier New" w:cs="Courier New"/>
@@ -9064,7 +10494,18 @@
           <w:szCs w:val="24"/>
           <w:lang w:eastAsia="fr-FR"/>
         </w:rPr>
-        <w:t>fonctionnel + document d'analyse des variables</w:t>
+        <w:t>fonctionnel</w:t>
+      </w:r>
+      <w:proofErr w:type="spellEnd"/>
+      <w:proofErr w:type="gramEnd"/>
+      <w:r>
+        <w:rPr>
+          <w:rFonts w:ascii="Times New Roman" w:eastAsia="Times New Roman" w:hAnsi="Times New Roman" w:cs="Times New Roman"/>
+          <w:sz w:val="24"/>
+          <w:szCs w:val="24"/>
+          <w:lang w:eastAsia="fr-FR"/>
+        </w:rPr>
+        <w:t xml:space="preserve"> + document d'analyse des variables</w:t>
       </w:r>
     </w:p>
     <w:p>
@@ -9346,6 +10787,7 @@
         </w:rPr>
         <w:t xml:space="preserve">Créer une fonction </w:t>
       </w:r>
+      <w:proofErr w:type="spellStart"/>
       <w:r>
         <w:rPr>
           <w:rFonts w:ascii="Courier New" w:eastAsia="Times New Roman" w:hAnsi="Courier New" w:cs="Courier New"/>
@@ -9353,16 +10795,66 @@
           <w:szCs w:val="20"/>
           <w:lang w:eastAsia="fr-FR"/>
         </w:rPr>
-        <w:t>dark_fig()</w:t>
-      </w:r>
-      <w:r>
-        <w:rPr>
-          <w:rFonts w:ascii="Times New Roman" w:eastAsia="Times New Roman" w:hAnsi="Times New Roman" w:cs="Times New Roman"/>
-          <w:sz w:val="24"/>
-          <w:szCs w:val="24"/>
-          <w:lang w:eastAsia="fr-FR"/>
-        </w:rPr>
-        <w:t>qui retourne une figure matplotlib au thème sombre</w:t>
+        <w:t>dark_</w:t>
+      </w:r>
+      <w:proofErr w:type="gramStart"/>
+      <w:r>
+        <w:rPr>
+          <w:rFonts w:ascii="Courier New" w:eastAsia="Times New Roman" w:hAnsi="Courier New" w:cs="Courier New"/>
+          <w:sz w:val="20"/>
+          <w:szCs w:val="20"/>
+          <w:lang w:eastAsia="fr-FR"/>
+        </w:rPr>
+        <w:t>fig</w:t>
+      </w:r>
+      <w:proofErr w:type="spellEnd"/>
+      <w:r>
+        <w:rPr>
+          <w:rFonts w:ascii="Courier New" w:eastAsia="Times New Roman" w:hAnsi="Courier New" w:cs="Courier New"/>
+          <w:sz w:val="20"/>
+          <w:szCs w:val="20"/>
+          <w:lang w:eastAsia="fr-FR"/>
+        </w:rPr>
+        <w:t>(</w:t>
+      </w:r>
+      <w:proofErr w:type="gramEnd"/>
+      <w:r>
+        <w:rPr>
+          <w:rFonts w:ascii="Courier New" w:eastAsia="Times New Roman" w:hAnsi="Courier New" w:cs="Courier New"/>
+          <w:sz w:val="20"/>
+          <w:szCs w:val="20"/>
+          <w:lang w:eastAsia="fr-FR"/>
+        </w:rPr>
+        <w:t>)</w:t>
+      </w:r>
+      <w:r>
+        <w:rPr>
+          <w:rFonts w:ascii="Times New Roman" w:eastAsia="Times New Roman" w:hAnsi="Times New Roman" w:cs="Times New Roman"/>
+          <w:sz w:val="24"/>
+          <w:szCs w:val="24"/>
+          <w:lang w:eastAsia="fr-FR"/>
+        </w:rPr>
+        <w:t xml:space="preserve">qui retourne une figure </w:t>
+      </w:r>
+      <w:proofErr w:type="spellStart"/>
+      <w:r>
+        <w:rPr>
+          <w:rFonts w:ascii="Times New Roman" w:eastAsia="Times New Roman" w:hAnsi="Times New Roman" w:cs="Times New Roman"/>
+          <w:sz w:val="24"/>
+          <w:szCs w:val="24"/>
+          <w:lang w:eastAsia="fr-FR"/>
+        </w:rPr>
+        <w:t>matplotlib</w:t>
+      </w:r>
+      <w:proofErr w:type="spellEnd"/>
+      <w:r>
+        <w:rPr>
+          <w:rFonts w:ascii="Times New Roman" w:eastAsia="Times New Roman" w:hAnsi="Times New Roman" w:cs="Times New Roman"/>
+          <w:sz w:val="24"/>
+          <w:szCs w:val="24"/>
+          <w:lang w:eastAsia="fr-FR"/>
+        </w:rPr>
+        <w:t xml:space="preserve"> au thème sombre</w:t>
       </w:r>
     </w:p>
     <w:p>
@@ -9454,6 +10946,7 @@
         </w:rPr>
         <w:t xml:space="preserve">Fonction </w:t>
       </w:r>
+      <w:proofErr w:type="spellStart"/>
       <w:r>
         <w:rPr>
           <w:rFonts w:ascii="Courier New" w:eastAsia="Times New Roman" w:hAnsi="Courier New" w:cs="Courier New"/>
@@ -9461,17 +10954,9 @@
           <w:szCs w:val="20"/>
           <w:lang w:eastAsia="fr-FR"/>
         </w:rPr>
-        <w:t>load_data()</w:t>
-      </w:r>
-      <w:r>
-        <w:rPr>
-          <w:rFonts w:ascii="Times New Roman" w:eastAsia="Times New Roman" w:hAnsi="Times New Roman" w:cs="Times New Roman"/>
-          <w:sz w:val="24"/>
-          <w:szCs w:val="24"/>
-          <w:lang w:eastAsia="fr-FR"/>
-        </w:rPr>
-        <w:t>avec</w:t>
-      </w:r>
+        <w:t>load_</w:t>
+      </w:r>
+      <w:proofErr w:type="gramStart"/>
       <w:r>
         <w:rPr>
           <w:rFonts w:ascii="Courier New" w:eastAsia="Times New Roman" w:hAnsi="Courier New" w:cs="Courier New"/>
@@ -9479,8 +10964,48 @@
           <w:szCs w:val="20"/>
           <w:lang w:eastAsia="fr-FR"/>
         </w:rPr>
+        <w:t>data</w:t>
+      </w:r>
+      <w:proofErr w:type="spellEnd"/>
+      <w:r>
+        <w:rPr>
+          <w:rFonts w:ascii="Courier New" w:eastAsia="Times New Roman" w:hAnsi="Courier New" w:cs="Courier New"/>
+          <w:sz w:val="20"/>
+          <w:szCs w:val="20"/>
+          <w:lang w:eastAsia="fr-FR"/>
+        </w:rPr>
+        <w:t>(</w:t>
+      </w:r>
+      <w:proofErr w:type="gramEnd"/>
+      <w:r>
+        <w:rPr>
+          <w:rFonts w:ascii="Courier New" w:eastAsia="Times New Roman" w:hAnsi="Courier New" w:cs="Courier New"/>
+          <w:sz w:val="20"/>
+          <w:szCs w:val="20"/>
+          <w:lang w:eastAsia="fr-FR"/>
+        </w:rPr>
+        <w:t>)</w:t>
+      </w:r>
+      <w:proofErr w:type="spellStart"/>
+      <w:r>
+        <w:rPr>
+          <w:rFonts w:ascii="Times New Roman" w:eastAsia="Times New Roman" w:hAnsi="Times New Roman" w:cs="Times New Roman"/>
+          <w:sz w:val="24"/>
+          <w:szCs w:val="24"/>
+          <w:lang w:eastAsia="fr-FR"/>
+        </w:rPr>
+        <w:t>avec</w:t>
+      </w:r>
+      <w:r>
+        <w:rPr>
+          <w:rFonts w:ascii="Courier New" w:eastAsia="Times New Roman" w:hAnsi="Courier New" w:cs="Courier New"/>
+          <w:sz w:val="20"/>
+          <w:szCs w:val="20"/>
+          <w:lang w:eastAsia="fr-FR"/>
+        </w:rPr>
         <w:t>@st.cache_data</w:t>
       </w:r>
+      <w:proofErr w:type="spellEnd"/>
     </w:p>
     <w:p>
       <w:pPr>
@@ -9529,6 +11054,7 @@
         </w:rPr>
         <w:t xml:space="preserve">Convertir </w:t>
       </w:r>
+      <w:proofErr w:type="spellStart"/>
       <w:r>
         <w:rPr>
           <w:rFonts w:ascii="Courier New" w:eastAsia="Times New Roman" w:hAnsi="Courier New" w:cs="Courier New"/>
@@ -9545,8 +11071,29 @@
           <w:szCs w:val="24"/>
           <w:lang w:eastAsia="fr-FR"/>
         </w:rPr>
-        <w:t>en datetime</w:t>
-      </w:r>
+        <w:t>en</w:t>
+      </w:r>
+      <w:proofErr w:type="spellEnd"/>
+      <w:r>
+        <w:rPr>
+          <w:rFonts w:ascii="Times New Roman" w:eastAsia="Times New Roman" w:hAnsi="Times New Roman" w:cs="Times New Roman"/>
+          <w:sz w:val="24"/>
+          <w:szCs w:val="24"/>
+          <w:lang w:eastAsia="fr-FR"/>
+        </w:rPr>
+        <w:t xml:space="preserve"> </w:t>
+      </w:r>
+      <w:proofErr w:type="spellStart"/>
+      <w:r>
+        <w:rPr>
+          <w:rFonts w:ascii="Times New Roman" w:eastAsia="Times New Roman" w:hAnsi="Times New Roman" w:cs="Times New Roman"/>
+          <w:sz w:val="24"/>
+          <w:szCs w:val="24"/>
+          <w:lang w:eastAsia="fr-FR"/>
+        </w:rPr>
+        <w:t>datetime</w:t>
+      </w:r>
+      <w:proofErr w:type="spellEnd"/>
     </w:p>
     <w:p>
       <w:pPr>
@@ -9571,6 +11118,7 @@
         </w:rPr>
         <w:t xml:space="preserve">Créer </w:t>
       </w:r>
+      <w:proofErr w:type="spellStart"/>
       <w:r>
         <w:rPr>
           <w:rFonts w:ascii="Courier New" w:eastAsia="Times New Roman" w:hAnsi="Courier New" w:cs="Courier New"/>
@@ -9580,6 +11128,7 @@
         </w:rPr>
         <w:t>Year</w:t>
       </w:r>
+      <w:proofErr w:type="spellEnd"/>
       <w:r>
         <w:rPr>
           <w:rFonts w:ascii="Times New Roman" w:eastAsia="Times New Roman" w:hAnsi="Times New Roman" w:cs="Times New Roman"/>
@@ -9589,6 +11138,8 @@
         </w:rPr>
         <w:t xml:space="preserve">, </w:t>
       </w:r>
+      <w:proofErr w:type="spellStart"/>
+      <w:proofErr w:type="gramStart"/>
       <w:r>
         <w:rPr>
           <w:rFonts w:ascii="Courier New" w:eastAsia="Times New Roman" w:hAnsi="Courier New" w:cs="Courier New"/>
@@ -9614,8 +11165,19 @@
           <w:szCs w:val="20"/>
           <w:lang w:eastAsia="fr-FR"/>
         </w:rPr>
-        <w:t>Goal_Reached</w:t>
-      </w:r>
+        <w:t>Goal</w:t>
+      </w:r>
+      <w:proofErr w:type="gramEnd"/>
+      <w:r>
+        <w:rPr>
+          <w:rFonts w:ascii="Courier New" w:eastAsia="Times New Roman" w:hAnsi="Courier New" w:cs="Courier New"/>
+          <w:sz w:val="20"/>
+          <w:szCs w:val="20"/>
+          <w:lang w:eastAsia="fr-FR"/>
+        </w:rPr>
+        <w:t>_Reached</w:t>
+      </w:r>
+      <w:proofErr w:type="spellEnd"/>
     </w:p>
     <w:p>
       <w:pPr>
@@ -9639,7 +11201,27 @@
           <w:lang w:eastAsia="fr-FR"/>
         </w:rPr>
         <w:lastRenderedPageBreak/>
-        <w:t>Tester que la fonction retourne un dataframe propre</w:t>
+        <w:t xml:space="preserve">Tester que la fonction retourne un </w:t>
+      </w:r>
+      <w:proofErr w:type="spellStart"/>
+      <w:r>
+        <w:rPr>
+          <w:rFonts w:ascii="Times New Roman" w:eastAsia="Times New Roman" w:hAnsi="Times New Roman" w:cs="Times New Roman"/>
+          <w:sz w:val="24"/>
+          <w:szCs w:val="24"/>
+          <w:lang w:eastAsia="fr-FR"/>
+        </w:rPr>
+        <w:t>dataframe</w:t>
+      </w:r>
+      <w:proofErr w:type="spellEnd"/>
+      <w:r>
+        <w:rPr>
+          <w:rFonts w:ascii="Times New Roman" w:eastAsia="Times New Roman" w:hAnsi="Times New Roman" w:cs="Times New Roman"/>
+          <w:sz w:val="24"/>
+          <w:szCs w:val="24"/>
+          <w:lang w:eastAsia="fr-FR"/>
+        </w:rPr>
+        <w:t xml:space="preserve"> propre</w:t>
       </w:r>
     </w:p>
     <w:p>
@@ -9685,6 +11267,7 @@
         </w:rPr>
         <w:t xml:space="preserve">Fonction </w:t>
       </w:r>
+      <w:proofErr w:type="spellStart"/>
       <w:r>
         <w:rPr>
           <w:rFonts w:ascii="Courier New" w:eastAsia="Times New Roman" w:hAnsi="Courier New" w:cs="Courier New"/>
@@ -9692,7 +11275,37 @@
           <w:szCs w:val="20"/>
           <w:lang w:eastAsia="fr-FR"/>
         </w:rPr>
-        <w:t>get_dept_agg(df)</w:t>
+        <w:t>get_dept_agg</w:t>
+      </w:r>
+      <w:proofErr w:type="spellEnd"/>
+      <w:r>
+        <w:rPr>
+          <w:rFonts w:ascii="Courier New" w:eastAsia="Times New Roman" w:hAnsi="Courier New" w:cs="Courier New"/>
+          <w:sz w:val="20"/>
+          <w:szCs w:val="20"/>
+          <w:lang w:eastAsia="fr-FR"/>
+        </w:rPr>
+        <w:t>(</w:t>
+      </w:r>
+      <w:proofErr w:type="spellStart"/>
+      <w:r>
+        <w:rPr>
+          <w:rFonts w:ascii="Courier New" w:eastAsia="Times New Roman" w:hAnsi="Courier New" w:cs="Courier New"/>
+          <w:sz w:val="20"/>
+          <w:szCs w:val="20"/>
+          <w:lang w:eastAsia="fr-FR"/>
+        </w:rPr>
+        <w:t>df</w:t>
+      </w:r>
+      <w:proofErr w:type="spellEnd"/>
+      <w:r>
+        <w:rPr>
+          <w:rFonts w:ascii="Courier New" w:eastAsia="Times New Roman" w:hAnsi="Courier New" w:cs="Courier New"/>
+          <w:sz w:val="20"/>
+          <w:szCs w:val="20"/>
+          <w:lang w:eastAsia="fr-FR"/>
+        </w:rPr>
+        <w:t>)</w:t>
       </w:r>
       <w:r>
         <w:rPr>
@@ -9727,6 +11340,7 @@
         </w:rPr>
         <w:t xml:space="preserve">Fonction </w:t>
       </w:r>
+      <w:proofErr w:type="spellStart"/>
       <w:r>
         <w:rPr>
           <w:rFonts w:ascii="Courier New" w:eastAsia="Times New Roman" w:hAnsi="Courier New" w:cs="Courier New"/>
@@ -9734,7 +11348,37 @@
           <w:szCs w:val="20"/>
           <w:lang w:eastAsia="fr-FR"/>
         </w:rPr>
-        <w:t>get_seller_agg(df)</w:t>
+        <w:t>get_seller_agg</w:t>
+      </w:r>
+      <w:proofErr w:type="spellEnd"/>
+      <w:r>
+        <w:rPr>
+          <w:rFonts w:ascii="Courier New" w:eastAsia="Times New Roman" w:hAnsi="Courier New" w:cs="Courier New"/>
+          <w:sz w:val="20"/>
+          <w:szCs w:val="20"/>
+          <w:lang w:eastAsia="fr-FR"/>
+        </w:rPr>
+        <w:t>(</w:t>
+      </w:r>
+      <w:proofErr w:type="spellStart"/>
+      <w:r>
+        <w:rPr>
+          <w:rFonts w:ascii="Courier New" w:eastAsia="Times New Roman" w:hAnsi="Courier New" w:cs="Courier New"/>
+          <w:sz w:val="20"/>
+          <w:szCs w:val="20"/>
+          <w:lang w:eastAsia="fr-FR"/>
+        </w:rPr>
+        <w:t>df</w:t>
+      </w:r>
+      <w:proofErr w:type="spellEnd"/>
+      <w:r>
+        <w:rPr>
+          <w:rFonts w:ascii="Courier New" w:eastAsia="Times New Roman" w:hAnsi="Courier New" w:cs="Courier New"/>
+          <w:sz w:val="20"/>
+          <w:szCs w:val="20"/>
+          <w:lang w:eastAsia="fr-FR"/>
+        </w:rPr>
+        <w:t>)</w:t>
       </w:r>
       <w:r>
         <w:rPr>
@@ -9907,7 +11551,27 @@
           <w:szCs w:val="24"/>
           <w:lang w:eastAsia="fr-FR"/>
         </w:rPr>
-        <w:t>Personne Bintégrer les observations de Personne A dans les fonctions de données</w:t>
+        <w:t xml:space="preserve">Personne </w:t>
+      </w:r>
+      <w:proofErr w:type="spellStart"/>
+      <w:r>
+        <w:rPr>
+          <w:rFonts w:ascii="Times New Roman" w:eastAsia="Times New Roman" w:hAnsi="Times New Roman" w:cs="Times New Roman"/>
+          <w:sz w:val="24"/>
+          <w:szCs w:val="24"/>
+          <w:lang w:eastAsia="fr-FR"/>
+        </w:rPr>
+        <w:t>Bintégrer</w:t>
+      </w:r>
+      <w:proofErr w:type="spellEnd"/>
+      <w:r>
+        <w:rPr>
+          <w:rFonts w:ascii="Times New Roman" w:eastAsia="Times New Roman" w:hAnsi="Times New Roman" w:cs="Times New Roman"/>
+          <w:sz w:val="24"/>
+          <w:szCs w:val="24"/>
+          <w:lang w:eastAsia="fr-FR"/>
+        </w:rPr>
+        <w:t xml:space="preserve"> les observations de Personne A dans les fonctions de données</w:t>
       </w:r>
     </w:p>
     <w:p>
@@ -9931,7 +11595,27 @@
           <w:szCs w:val="24"/>
           <w:lang w:eastAsia="fr-FR"/>
         </w:rPr>
-        <w:t>Vérifier ensemble que le dataset chargé est propre et conforme</w:t>
+        <w:t xml:space="preserve">Vérifier ensemble que le </w:t>
+      </w:r>
+      <w:proofErr w:type="spellStart"/>
+      <w:r>
+        <w:rPr>
+          <w:rFonts w:ascii="Times New Roman" w:eastAsia="Times New Roman" w:hAnsi="Times New Roman" w:cs="Times New Roman"/>
+          <w:sz w:val="24"/>
+          <w:szCs w:val="24"/>
+          <w:lang w:eastAsia="fr-FR"/>
+        </w:rPr>
+        <w:t>dataset</w:t>
+      </w:r>
+      <w:proofErr w:type="spellEnd"/>
+      <w:r>
+        <w:rPr>
+          <w:rFonts w:ascii="Times New Roman" w:eastAsia="Times New Roman" w:hAnsi="Times New Roman" w:cs="Times New Roman"/>
+          <w:sz w:val="24"/>
+          <w:szCs w:val="24"/>
+          <w:lang w:eastAsia="fr-FR"/>
+        </w:rPr>
+        <w:t xml:space="preserve"> chargé est propre et conforme</w:t>
       </w:r>
     </w:p>
     <w:p>
@@ -10037,7 +11721,27 @@
           <w:szCs w:val="24"/>
           <w:lang w:eastAsia="fr-FR"/>
         </w:rPr>
-        <w:t xml:space="preserve"> avec navigation + données chargées propresment + document d'analyse validé</w:t>
+        <w:t xml:space="preserve"> avec navigation + données chargées </w:t>
+      </w:r>
+      <w:proofErr w:type="spellStart"/>
+      <w:r>
+        <w:rPr>
+          <w:rFonts w:ascii="Times New Roman" w:eastAsia="Times New Roman" w:hAnsi="Times New Roman" w:cs="Times New Roman"/>
+          <w:sz w:val="24"/>
+          <w:szCs w:val="24"/>
+          <w:lang w:eastAsia="fr-FR"/>
+        </w:rPr>
+        <w:t>propresment</w:t>
+      </w:r>
+      <w:proofErr w:type="spellEnd"/>
+      <w:r>
+        <w:rPr>
+          <w:rFonts w:ascii="Times New Roman" w:eastAsia="Times New Roman" w:hAnsi="Times New Roman" w:cs="Times New Roman"/>
+          <w:sz w:val="24"/>
+          <w:szCs w:val="24"/>
+          <w:lang w:eastAsia="fr-FR"/>
+        </w:rPr>
+        <w:t xml:space="preserve"> + document d'analyse validé</w:t>
       </w:r>
     </w:p>
     <w:p>
@@ -10151,6 +11855,7 @@
           <w:lang w:eastAsia="fr-FR"/>
         </w:rPr>
       </w:pPr>
+      <w:proofErr w:type="gramStart"/>
       <w:r>
         <w:rPr>
           <w:rFonts w:ascii="Times New Roman" w:eastAsia="Times New Roman" w:hAnsi="Times New Roman" w:cs="Times New Roman"/>
@@ -10160,7 +11865,19 @@
           <w:szCs w:val="27"/>
           <w:lang w:eastAsia="fr-FR"/>
         </w:rPr>
-        <w:t>Personne A — Page 1 complète</w:t>
+        <w:t>Personne A</w:t>
+      </w:r>
+      <w:proofErr w:type="gramEnd"/>
+      <w:r>
+        <w:rPr>
+          <w:rFonts w:ascii="Times New Roman" w:eastAsia="Times New Roman" w:hAnsi="Times New Roman" w:cs="Times New Roman"/>
+          <w:b/>
+          <w:bCs/>
+          <w:sz w:val="27"/>
+          <w:szCs w:val="27"/>
+          <w:lang w:eastAsia="fr-FR"/>
+        </w:rPr>
+        <w:t xml:space="preserve"> — Page 1 complète</w:t>
       </w:r>
     </w:p>
     <w:p>
@@ -10501,7 +12218,17 @@
           <w:szCs w:val="24"/>
           <w:lang w:eastAsia="fr-FR"/>
         </w:rPr>
-        <w:t>Expliquer et montrer</w:t>
+        <w:t xml:space="preserve">Expliquer et </w:t>
+      </w:r>
+      <w:proofErr w:type="spellStart"/>
+      <w:r>
+        <w:rPr>
+          <w:rFonts w:ascii="Times New Roman" w:eastAsia="Times New Roman" w:hAnsi="Times New Roman" w:cs="Times New Roman"/>
+          <w:sz w:val="24"/>
+          <w:szCs w:val="24"/>
+          <w:lang w:eastAsia="fr-FR"/>
+        </w:rPr>
+        <w:t>montrer</w:t>
       </w:r>
       <w:r>
         <w:rPr>
@@ -10512,6 +12239,7 @@
         </w:rPr>
         <w:t>Goal_Reached</w:t>
       </w:r>
+      <w:proofErr w:type="spellEnd"/>
     </w:p>
     <w:p>
       <w:pPr>
@@ -10527,15 +12255,28 @@
           <w:lang w:eastAsia="fr-FR"/>
         </w:rPr>
       </w:pPr>
-      <w:r>
-        <w:rPr>
-          <w:rFonts w:ascii="Times New Roman" w:eastAsia="Times New Roman" w:hAnsi="Times New Roman" w:cs="Times New Roman"/>
-          <w:sz w:val="24"/>
-          <w:szCs w:val="24"/>
-          <w:lang w:eastAsia="fr-FR"/>
-        </w:rPr>
-        <w:t xml:space="preserve">Explicer et montrer </w:t>
-      </w:r>
+      <w:proofErr w:type="spellStart"/>
+      <w:r>
+        <w:rPr>
+          <w:rFonts w:ascii="Times New Roman" w:eastAsia="Times New Roman" w:hAnsi="Times New Roman" w:cs="Times New Roman"/>
+          <w:sz w:val="24"/>
+          <w:szCs w:val="24"/>
+          <w:lang w:eastAsia="fr-FR"/>
+        </w:rPr>
+        <w:t>Explicer</w:t>
+      </w:r>
+      <w:proofErr w:type="spellEnd"/>
+      <w:r>
+        <w:rPr>
+          <w:rFonts w:ascii="Times New Roman" w:eastAsia="Times New Roman" w:hAnsi="Times New Roman" w:cs="Times New Roman"/>
+          <w:sz w:val="24"/>
+          <w:szCs w:val="24"/>
+          <w:lang w:eastAsia="fr-FR"/>
+        </w:rPr>
+        <w:t xml:space="preserve"> et montrer </w:t>
+      </w:r>
+      <w:proofErr w:type="spellStart"/>
+      <w:proofErr w:type="gramStart"/>
       <w:r>
         <w:rPr>
           <w:rFonts w:ascii="Courier New" w:eastAsia="Times New Roman" w:hAnsi="Courier New" w:cs="Courier New"/>
@@ -10563,6 +12304,8 @@
         </w:rPr>
         <w:t>Month</w:t>
       </w:r>
+      <w:proofErr w:type="spellEnd"/>
+      <w:proofErr w:type="gramEnd"/>
     </w:p>
     <w:p>
       <w:pPr>
@@ -10753,7 +12496,18 @@
           <w:szCs w:val="24"/>
           <w:lang w:eastAsia="fr-FR"/>
         </w:rPr>
-        <w:t>Les 5 métriques affichées avec</w:t>
+        <w:t xml:space="preserve">Les 5 métriques affichées </w:t>
+      </w:r>
+      <w:proofErr w:type="spellStart"/>
+      <w:proofErr w:type="gramStart"/>
+      <w:r>
+        <w:rPr>
+          <w:rFonts w:ascii="Times New Roman" w:eastAsia="Times New Roman" w:hAnsi="Times New Roman" w:cs="Times New Roman"/>
+          <w:sz w:val="24"/>
+          <w:szCs w:val="24"/>
+          <w:lang w:eastAsia="fr-FR"/>
+        </w:rPr>
+        <w:t>avec</w:t>
       </w:r>
       <w:r>
         <w:rPr>
@@ -10762,7 +12516,18 @@
           <w:szCs w:val="20"/>
           <w:lang w:eastAsia="fr-FR"/>
         </w:rPr>
-        <w:t>st.metric()</w:t>
+        <w:t>st.metric</w:t>
+      </w:r>
+      <w:proofErr w:type="spellEnd"/>
+      <w:proofErr w:type="gramEnd"/>
+      <w:r>
+        <w:rPr>
+          <w:rFonts w:ascii="Courier New" w:eastAsia="Times New Roman" w:hAnsi="Courier New" w:cs="Courier New"/>
+          <w:sz w:val="20"/>
+          <w:szCs w:val="20"/>
+          <w:lang w:eastAsia="fr-FR"/>
+        </w:rPr>
+        <w:t>()</w:t>
       </w:r>
     </w:p>
     <w:p>
@@ -11325,6 +13090,7 @@
           <w:lang w:eastAsia="fr-FR"/>
         </w:rPr>
       </w:pPr>
+      <w:proofErr w:type="gramStart"/>
       <w:r>
         <w:rPr>
           <w:rFonts w:ascii="Times New Roman" w:eastAsia="Times New Roman" w:hAnsi="Times New Roman" w:cs="Times New Roman"/>
@@ -11334,7 +13100,19 @@
           <w:szCs w:val="27"/>
           <w:lang w:eastAsia="fr-FR"/>
         </w:rPr>
-        <w:t>Personne A — Page 3 : Segmentation</w:t>
+        <w:t>Personne A</w:t>
+      </w:r>
+      <w:proofErr w:type="gramEnd"/>
+      <w:r>
+        <w:rPr>
+          <w:rFonts w:ascii="Times New Roman" w:eastAsia="Times New Roman" w:hAnsi="Times New Roman" w:cs="Times New Roman"/>
+          <w:b/>
+          <w:bCs/>
+          <w:sz w:val="27"/>
+          <w:szCs w:val="27"/>
+          <w:lang w:eastAsia="fr-FR"/>
+        </w:rPr>
+        <w:t xml:space="preserve"> — Page 3 : Segmentation</w:t>
       </w:r>
     </w:p>
     <w:p>
@@ -11424,8 +13202,19 @@
           <w:szCs w:val="24"/>
           <w:lang w:eastAsia="fr-FR"/>
         </w:rPr>
-        <w:t>Paragraphe sur le choix de K-Means</w:t>
-      </w:r>
+        <w:t>Paragraphe sur le choix de K-</w:t>
+      </w:r>
+      <w:proofErr w:type="spellStart"/>
+      <w:r>
+        <w:rPr>
+          <w:rFonts w:ascii="Times New Roman" w:eastAsia="Times New Roman" w:hAnsi="Times New Roman" w:cs="Times New Roman"/>
+          <w:sz w:val="24"/>
+          <w:szCs w:val="24"/>
+          <w:lang w:eastAsia="fr-FR"/>
+        </w:rPr>
+        <w:t>Means</w:t>
+      </w:r>
+      <w:proofErr w:type="spellEnd"/>
     </w:p>
     <w:p>
       <w:pPr>
@@ -11533,14 +13322,25 @@
           <w:lang w:eastAsia="fr-FR"/>
         </w:rPr>
       </w:pPr>
-      <w:r>
-        <w:rPr>
-          <w:rFonts w:ascii="Times New Roman" w:eastAsia="Times New Roman" w:hAnsi="Times New Roman" w:cs="Times New Roman"/>
-          <w:sz w:val="24"/>
-          <w:szCs w:val="24"/>
-          <w:lang w:eastAsia="fr-FR"/>
-        </w:rPr>
-        <w:t>Slider interactif</w:t>
+      <w:proofErr w:type="spellStart"/>
+      <w:r>
+        <w:rPr>
+          <w:rFonts w:ascii="Times New Roman" w:eastAsia="Times New Roman" w:hAnsi="Times New Roman" w:cs="Times New Roman"/>
+          <w:sz w:val="24"/>
+          <w:szCs w:val="24"/>
+          <w:lang w:eastAsia="fr-FR"/>
+        </w:rPr>
+        <w:t>Slider</w:t>
+      </w:r>
+      <w:proofErr w:type="spellEnd"/>
+      <w:r>
+        <w:rPr>
+          <w:rFonts w:ascii="Times New Roman" w:eastAsia="Times New Roman" w:hAnsi="Times New Roman" w:cs="Times New Roman"/>
+          <w:sz w:val="24"/>
+          <w:szCs w:val="24"/>
+          <w:lang w:eastAsia="fr-FR"/>
+        </w:rPr>
+        <w:t xml:space="preserve"> interactif</w:t>
       </w:r>
     </w:p>
     <w:p>
@@ -11979,7 +13779,27 @@
           <w:szCs w:val="24"/>
           <w:lang w:eastAsia="fr-FR"/>
         </w:rPr>
-        <w:t>Vérifier la distribution de Goal_Reached dans chaque ensemble</w:t>
+        <w:t xml:space="preserve">Vérifier la distribution de </w:t>
+      </w:r>
+      <w:proofErr w:type="spellStart"/>
+      <w:r>
+        <w:rPr>
+          <w:rFonts w:ascii="Times New Roman" w:eastAsia="Times New Roman" w:hAnsi="Times New Roman" w:cs="Times New Roman"/>
+          <w:sz w:val="24"/>
+          <w:szCs w:val="24"/>
+          <w:lang w:eastAsia="fr-FR"/>
+        </w:rPr>
+        <w:t>Goal_Reached</w:t>
+      </w:r>
+      <w:proofErr w:type="spellEnd"/>
+      <w:r>
+        <w:rPr>
+          <w:rFonts w:ascii="Times New Roman" w:eastAsia="Times New Roman" w:hAnsi="Times New Roman" w:cs="Times New Roman"/>
+          <w:sz w:val="24"/>
+          <w:szCs w:val="24"/>
+          <w:lang w:eastAsia="fr-FR"/>
+        </w:rPr>
+        <w:t xml:space="preserve"> dans chaque ensemble</w:t>
       </w:r>
     </w:p>
     <w:p>
@@ -12045,8 +13865,19 @@
           <w:szCs w:val="24"/>
           <w:lang w:eastAsia="fr-FR"/>
         </w:rPr>
-        <w:t>Coder le Bloc 4.3 — Entraînement avec slider</w:t>
-      </w:r>
+        <w:t xml:space="preserve">Coder le Bloc 4.3 — Entraînement avec </w:t>
+      </w:r>
+      <w:proofErr w:type="spellStart"/>
+      <w:r>
+        <w:rPr>
+          <w:rFonts w:ascii="Times New Roman" w:eastAsia="Times New Roman" w:hAnsi="Times New Roman" w:cs="Times New Roman"/>
+          <w:sz w:val="24"/>
+          <w:szCs w:val="24"/>
+          <w:lang w:eastAsia="fr-FR"/>
+        </w:rPr>
+        <w:t>slider</w:t>
+      </w:r>
+      <w:proofErr w:type="spellEnd"/>
     </w:p>
     <w:p>
       <w:pPr>
@@ -12566,6 +14397,7 @@
           <w:lang w:eastAsia="fr-FR"/>
         </w:rPr>
       </w:pPr>
+      <w:proofErr w:type="gramStart"/>
       <w:r>
         <w:rPr>
           <w:rFonts w:ascii="Times New Roman" w:eastAsia="Times New Roman" w:hAnsi="Times New Roman" w:cs="Times New Roman"/>
@@ -12575,7 +14407,19 @@
           <w:szCs w:val="27"/>
           <w:lang w:eastAsia="fr-FR"/>
         </w:rPr>
-        <w:t>Personne A — Page 5 : Prédiction</w:t>
+        <w:t>Personne A</w:t>
+      </w:r>
+      <w:proofErr w:type="gramEnd"/>
+      <w:r>
+        <w:rPr>
+          <w:rFonts w:ascii="Times New Roman" w:eastAsia="Times New Roman" w:hAnsi="Times New Roman" w:cs="Times New Roman"/>
+          <w:b/>
+          <w:bCs/>
+          <w:sz w:val="27"/>
+          <w:szCs w:val="27"/>
+          <w:lang w:eastAsia="fr-FR"/>
+        </w:rPr>
+        <w:t xml:space="preserve"> — Page 5 : Prédiction</w:t>
       </w:r>
     </w:p>
     <w:p>
@@ -12733,7 +14577,27 @@
           <w:szCs w:val="24"/>
           <w:lang w:eastAsia="fr-FR"/>
         </w:rPr>
-        <w:t>Liste déroulante + slider mois</w:t>
+        <w:t xml:space="preserve">Liste déroulante + </w:t>
+      </w:r>
+      <w:proofErr w:type="spellStart"/>
+      <w:r>
+        <w:rPr>
+          <w:rFonts w:ascii="Times New Roman" w:eastAsia="Times New Roman" w:hAnsi="Times New Roman" w:cs="Times New Roman"/>
+          <w:sz w:val="24"/>
+          <w:szCs w:val="24"/>
+          <w:lang w:eastAsia="fr-FR"/>
+        </w:rPr>
+        <w:t>slider</w:t>
+      </w:r>
+      <w:proofErr w:type="spellEnd"/>
+      <w:r>
+        <w:rPr>
+          <w:rFonts w:ascii="Times New Roman" w:eastAsia="Times New Roman" w:hAnsi="Times New Roman" w:cs="Times New Roman"/>
+          <w:sz w:val="24"/>
+          <w:szCs w:val="24"/>
+          <w:lang w:eastAsia="fr-FR"/>
+        </w:rPr>
+        <w:t xml:space="preserve"> mois</w:t>
       </w:r>
     </w:p>
     <w:p>
@@ -12757,7 +14621,37 @@
           <w:szCs w:val="24"/>
           <w:lang w:eastAsia="fr-FR"/>
         </w:rPr>
-        <w:t>Préparation des données : agréger par Année+Mois, créer une colonne</w:t>
+        <w:t xml:space="preserve">Préparation des données : agréger par </w:t>
+      </w:r>
+      <w:proofErr w:type="spellStart"/>
+      <w:r>
+        <w:rPr>
+          <w:rFonts w:ascii="Times New Roman" w:eastAsia="Times New Roman" w:hAnsi="Times New Roman" w:cs="Times New Roman"/>
+          <w:sz w:val="24"/>
+          <w:szCs w:val="24"/>
+          <w:lang w:eastAsia="fr-FR"/>
+        </w:rPr>
+        <w:t>Année+Mois</w:t>
+      </w:r>
+      <w:proofErr w:type="spellEnd"/>
+      <w:r>
+        <w:rPr>
+          <w:rFonts w:ascii="Times New Roman" w:eastAsia="Times New Roman" w:hAnsi="Times New Roman" w:cs="Times New Roman"/>
+          <w:sz w:val="24"/>
+          <w:szCs w:val="24"/>
+          <w:lang w:eastAsia="fr-FR"/>
+        </w:rPr>
+        <w:t xml:space="preserve">, créer une </w:t>
+      </w:r>
+      <w:proofErr w:type="spellStart"/>
+      <w:r>
+        <w:rPr>
+          <w:rFonts w:ascii="Times New Roman" w:eastAsia="Times New Roman" w:hAnsi="Times New Roman" w:cs="Times New Roman"/>
+          <w:sz w:val="24"/>
+          <w:szCs w:val="24"/>
+          <w:lang w:eastAsia="fr-FR"/>
+        </w:rPr>
+        <w:t>colonne</w:t>
       </w:r>
       <w:r>
         <w:rPr>
@@ -12768,6 +14662,7 @@
         </w:rPr>
         <w:t>t</w:t>
       </w:r>
+      <w:proofErr w:type="spellEnd"/>
     </w:p>
     <w:p>
       <w:pPr>
@@ -13116,7 +15011,27 @@
           <w:szCs w:val="24"/>
           <w:lang w:eastAsia="fr-FR"/>
         </w:rPr>
-        <w:t>Réutiliser les clusters calculés (k=3 fixe sur cette page)</w:t>
+        <w:t xml:space="preserve">Réutiliser les clusters calculés (k=3 </w:t>
+      </w:r>
+      <w:proofErr w:type="gramStart"/>
+      <w:r>
+        <w:rPr>
+          <w:rFonts w:ascii="Times New Roman" w:eastAsia="Times New Roman" w:hAnsi="Times New Roman" w:cs="Times New Roman"/>
+          <w:sz w:val="24"/>
+          <w:szCs w:val="24"/>
+          <w:lang w:eastAsia="fr-FR"/>
+        </w:rPr>
+        <w:t>fixe</w:t>
+      </w:r>
+      <w:proofErr w:type="gramEnd"/>
+      <w:r>
+        <w:rPr>
+          <w:rFonts w:ascii="Times New Roman" w:eastAsia="Times New Roman" w:hAnsi="Times New Roman" w:cs="Times New Roman"/>
+          <w:sz w:val="24"/>
+          <w:szCs w:val="24"/>
+          <w:lang w:eastAsia="fr-FR"/>
+        </w:rPr>
+        <w:t xml:space="preserve"> sur cette page)</w:t>
       </w:r>
     </w:p>
     <w:p>
@@ -13233,7 +15148,27 @@
           <w:szCs w:val="24"/>
           <w:lang w:eastAsia="fr-FR"/>
         </w:rPr>
-        <w:t>Bouton "voir les recommandations" par département</w:t>
+        <w:t>Bouton "</w:t>
+      </w:r>
+      <w:proofErr w:type="gramStart"/>
+      <w:r>
+        <w:rPr>
+          <w:rFonts w:ascii="Times New Roman" w:eastAsia="Times New Roman" w:hAnsi="Times New Roman" w:cs="Times New Roman"/>
+          <w:sz w:val="24"/>
+          <w:szCs w:val="24"/>
+          <w:lang w:eastAsia="fr-FR"/>
+        </w:rPr>
+        <w:t>voir</w:t>
+      </w:r>
+      <w:proofErr w:type="gramEnd"/>
+      <w:r>
+        <w:rPr>
+          <w:rFonts w:ascii="Times New Roman" w:eastAsia="Times New Roman" w:hAnsi="Times New Roman" w:cs="Times New Roman"/>
+          <w:sz w:val="24"/>
+          <w:szCs w:val="24"/>
+          <w:lang w:eastAsia="fr-FR"/>
+        </w:rPr>
+        <w:t xml:space="preserve"> les recommandations" par département</w:t>
       </w:r>
     </w:p>
     <w:p>
@@ -13771,6 +15706,7 @@
           <w:lang w:eastAsia="fr-FR"/>
         </w:rPr>
       </w:pPr>
+      <w:proofErr w:type="gramStart"/>
       <w:r>
         <w:rPr>
           <w:rFonts w:ascii="Times New Roman" w:eastAsia="Times New Roman" w:hAnsi="Times New Roman" w:cs="Times New Roman"/>
@@ -13780,7 +15716,19 @@
           <w:szCs w:val="27"/>
           <w:lang w:eastAsia="fr-FR"/>
         </w:rPr>
-        <w:t>Personne A — Corrections et Cohérence</w:t>
+        <w:t>Personne A</w:t>
+      </w:r>
+      <w:proofErr w:type="gramEnd"/>
+      <w:r>
+        <w:rPr>
+          <w:rFonts w:ascii="Times New Roman" w:eastAsia="Times New Roman" w:hAnsi="Times New Roman" w:cs="Times New Roman"/>
+          <w:b/>
+          <w:bCs/>
+          <w:sz w:val="27"/>
+          <w:szCs w:val="27"/>
+          <w:lang w:eastAsia="fr-FR"/>
+        </w:rPr>
+        <w:t xml:space="preserve"> — Corrections et Cohérence</w:t>
       </w:r>
     </w:p>
     <w:p>
@@ -14366,7 +16314,31 @@
           <w:szCs w:val="24"/>
           <w:lang w:eastAsia="fr-FR"/>
         </w:rPr>
-        <w:t>"Pourquoi K-Means et pas un autre algorithme ?"</w:t>
+        <w:t>"Pourquoi K-</w:t>
+      </w:r>
+      <w:proofErr w:type="spellStart"/>
+      <w:r>
+        <w:rPr>
+          <w:rFonts w:ascii="Times New Roman" w:eastAsia="Times New Roman" w:hAnsi="Times New Roman" w:cs="Times New Roman"/>
+          <w:i/>
+          <w:iCs/>
+          <w:sz w:val="24"/>
+          <w:szCs w:val="24"/>
+          <w:lang w:eastAsia="fr-FR"/>
+        </w:rPr>
+        <w:t>Means</w:t>
+      </w:r>
+      <w:proofErr w:type="spellEnd"/>
+      <w:r>
+        <w:rPr>
+          <w:rFonts w:ascii="Times New Roman" w:eastAsia="Times New Roman" w:hAnsi="Times New Roman" w:cs="Times New Roman"/>
+          <w:i/>
+          <w:iCs/>
+          <w:sz w:val="24"/>
+          <w:szCs w:val="24"/>
+          <w:lang w:eastAsia="fr-FR"/>
+        </w:rPr>
+        <w:t xml:space="preserve"> et pas un autre algorithme ?"</w:t>
       </w:r>
     </w:p>
     <w:p>
@@ -14759,7 +16731,29 @@
           <w:szCs w:val="20"/>
           <w:lang w:eastAsia="fr-FR"/>
         </w:rPr>
-        <w:t>Pers. A  Données   Page 1    Page 3    Page 5    Corrections</w:t>
+        <w:t xml:space="preserve">Pers. </w:t>
+      </w:r>
+      <w:proofErr w:type="gramStart"/>
+      <w:r>
+        <w:rPr>
+          <w:rFonts w:ascii="var(--font-mono)" w:eastAsia="Times New Roman" w:hAnsi="var(--font-mono)" w:cs="Courier New"/>
+          <w:color w:val="EAECF0"/>
+          <w:sz w:val="20"/>
+          <w:szCs w:val="20"/>
+          <w:lang w:eastAsia="fr-FR"/>
+        </w:rPr>
+        <w:t>A  Données</w:t>
+      </w:r>
+      <w:proofErr w:type="gramEnd"/>
+      <w:r>
+        <w:rPr>
+          <w:rFonts w:ascii="var(--font-mono)" w:eastAsia="Times New Roman" w:hAnsi="var(--font-mono)" w:cs="Courier New"/>
+          <w:color w:val="EAECF0"/>
+          <w:sz w:val="20"/>
+          <w:szCs w:val="20"/>
+          <w:lang w:eastAsia="fr-FR"/>
+        </w:rPr>
+        <w:t xml:space="preserve">   Page 1    Page 3    Page 5    Corrections</w:t>
       </w:r>
     </w:p>
     <w:p>
@@ -14799,7 +16793,29 @@
           <w:szCs w:val="20"/>
           <w:lang w:eastAsia="fr-FR"/>
         </w:rPr>
-        <w:t>Pers. B  Structure Page 2    Page 4    Page 6    Présentation</w:t>
+        <w:t xml:space="preserve">Pers. </w:t>
+      </w:r>
+      <w:proofErr w:type="gramStart"/>
+      <w:r>
+        <w:rPr>
+          <w:rFonts w:ascii="var(--font-mono)" w:eastAsia="Times New Roman" w:hAnsi="var(--font-mono)" w:cs="Courier New"/>
+          <w:color w:val="EAECF0"/>
+          <w:sz w:val="20"/>
+          <w:szCs w:val="20"/>
+          <w:lang w:eastAsia="fr-FR"/>
+        </w:rPr>
+        <w:t>B  Structure</w:t>
+      </w:r>
+      <w:proofErr w:type="gramEnd"/>
+      <w:r>
+        <w:rPr>
+          <w:rFonts w:ascii="var(--font-mono)" w:eastAsia="Times New Roman" w:hAnsi="var(--font-mono)" w:cs="Courier New"/>
+          <w:color w:val="EAECF0"/>
+          <w:sz w:val="20"/>
+          <w:szCs w:val="20"/>
+          <w:lang w:eastAsia="fr-FR"/>
+        </w:rPr>
+        <w:t xml:space="preserve"> Page 2    Page 4    Page 6    Présentation</w:t>
       </w:r>
     </w:p>
     <w:p>
@@ -14909,8 +16925,42 @@
           <w:szCs w:val="20"/>
           <w:lang w:eastAsia="fr-FR"/>
         </w:rPr>
-        <w:t xml:space="preserve">         30 min    30 min    1h        1h        1h</w:t>
-      </w:r>
+        <w:t xml:space="preserve">         30 min    30 min    1h        </w:t>
+      </w:r>
+      <w:proofErr w:type="spellStart"/>
+      <w:r>
+        <w:rPr>
+          <w:rFonts w:ascii="var(--font-mono)" w:eastAsia="Times New Roman" w:hAnsi="var(--font-mono)" w:cs="Courier New"/>
+          <w:color w:val="EAECF0"/>
+          <w:sz w:val="20"/>
+          <w:szCs w:val="20"/>
+          <w:lang w:eastAsia="fr-FR"/>
+        </w:rPr>
+        <w:t>1h</w:t>
+      </w:r>
+      <w:proofErr w:type="spellEnd"/>
+      <w:r>
+        <w:rPr>
+          <w:rFonts w:ascii="var(--font-mono)" w:eastAsia="Times New Roman" w:hAnsi="var(--font-mono)" w:cs="Courier New"/>
+          <w:color w:val="EAECF0"/>
+          <w:sz w:val="20"/>
+          <w:szCs w:val="20"/>
+          <w:lang w:eastAsia="fr-FR"/>
+        </w:rPr>
+        <w:t xml:space="preserve">        </w:t>
+      </w:r>
+      <w:proofErr w:type="spellStart"/>
+      <w:r>
+        <w:rPr>
+          <w:rFonts w:ascii="var(--font-mono)" w:eastAsia="Times New Roman" w:hAnsi="var(--font-mono)" w:cs="Courier New"/>
+          <w:color w:val="EAECF0"/>
+          <w:sz w:val="20"/>
+          <w:szCs w:val="20"/>
+          <w:lang w:eastAsia="fr-FR"/>
+        </w:rPr>
+        <w:t>1h</w:t>
+      </w:r>
+      <w:proofErr w:type="spellEnd"/>
     </w:p>
     <w:p>
       <w:pPr>
@@ -15119,8 +17169,21 @@
     <w:p/>
     <w:p/>
     <w:p>
-      <w:r>
-        <w:t>python -m streamlit run app.py</w:t>
+      <w:proofErr w:type="gramStart"/>
+      <w:r>
+        <w:t>python</w:t>
+      </w:r>
+      <w:proofErr w:type="gramEnd"/>
+      <w:r>
+        <w:t xml:space="preserve"> -m </w:t>
+      </w:r>
+      <w:proofErr w:type="spellStart"/>
+      <w:r>
+        <w:t>streamlit</w:t>
+      </w:r>
+      <w:proofErr w:type="spellEnd"/>
+      <w:r>
+        <w:t xml:space="preserve"> run app.py</w:t>
       </w:r>
     </w:p>
     <w:p>
@@ -15135,8 +17198,13 @@
       </w:r>
     </w:p>
     <w:p>
-      <w:r>
-        <w:t>fichiers et sous-dossiers de la structure ?</w:t>
+      <w:proofErr w:type="gramStart"/>
+      <w:r>
+        <w:t>fichiers</w:t>
+      </w:r>
+      <w:proofErr w:type="gramEnd"/>
+      <w:r>
+        <w:t xml:space="preserve"> et sous-dossiers de la structure ?</w:t>
       </w:r>
     </w:p>
     <w:p>
@@ -15158,11 +17226,19 @@
           <w:lang w:val="en-US"/>
         </w:rPr>
       </w:pPr>
+      <w:proofErr w:type="spellStart"/>
       <w:r>
         <w:rPr>
           <w:lang w:val="en-US"/>
         </w:rPr>
-        <w:t>datamining_app/</w:t>
+        <w:t>datamining_app</w:t>
+      </w:r>
+      <w:proofErr w:type="spellEnd"/>
+      <w:r>
+        <w:rPr>
+          <w:lang w:val="en-US"/>
+        </w:rPr>
+        <w:t>/</w:t>
       </w:r>
     </w:p>
     <w:p>
@@ -15486,7 +17562,15 @@
     </w:p>
     <w:p>
       <w:r>
-        <w:t>└── utils/</w:t>
+        <w:t xml:space="preserve">└── </w:t>
+      </w:r>
+      <w:proofErr w:type="spellStart"/>
+      <w:r>
+        <w:t>utils</w:t>
+      </w:r>
+      <w:proofErr w:type="spellEnd"/>
+      <w:r>
+        <w:t>/</w:t>
       </w:r>
     </w:p>
     <w:p>
@@ -15538,8 +17622,13 @@
     <w:p/>
     <w:p>
       <w:r>
-        <w:t>PALETTES DE COULEUR DE L APPLICATION</w:t>
-      </w:r>
+        <w:t xml:space="preserve">PALETTES DE COULEUR DE </w:t>
+      </w:r>
+      <w:proofErr w:type="spellStart"/>
+      <w:r>
+        <w:t>L APPLICATION</w:t>
+      </w:r>
+      <w:proofErr w:type="spellEnd"/>
     </w:p>
     <w:p/>
     <w:p>
@@ -15583,7 +17672,21 @@
         <w:rPr>
           <w:lang w:val="en-US"/>
         </w:rPr>
-        <w:t>python -m streamlit run app.py</w:t>
+        <w:t xml:space="preserve">python -m </w:t>
+      </w:r>
+      <w:proofErr w:type="spellStart"/>
+      <w:r>
+        <w:rPr>
+          <w:lang w:val="en-US"/>
+        </w:rPr>
+        <w:t>streamlit</w:t>
+      </w:r>
+      <w:proofErr w:type="spellEnd"/>
+      <w:r>
+        <w:rPr>
+          <w:lang w:val="en-US"/>
+        </w:rPr>
+        <w:t xml:space="preserve"> run app.py</w:t>
       </w:r>
     </w:p>
     <w:p>
@@ -15623,7 +17726,15 @@
     </w:p>
     <w:p>
       <w:r>
-        <w:t>- Texte expliquant le dataset, la période, la question marketing</w:t>
+        <w:t xml:space="preserve">- Texte expliquant le </w:t>
+      </w:r>
+      <w:proofErr w:type="spellStart"/>
+      <w:r>
+        <w:t>dataset</w:t>
+      </w:r>
+      <w:proofErr w:type="spellEnd"/>
+      <w:r>
+        <w:t>, la période, la question marketing</w:t>
       </w:r>
     </w:p>
     <w:p>
@@ -15650,43 +17761,131 @@
     <w:p/>
     <w:p>
       <w:r>
-        <w:t>**Bloc 1.3 — Qualité des données** *(4 onglets)*</w:t>
-      </w:r>
-    </w:p>
-    <w:p>
-      <w:r>
-        <w:t>- Onglet A : valeurs manquantes → `df.isnull().sum()` → résultat : 0 partout</w:t>
-      </w:r>
-    </w:p>
-    <w:p>
-      <w:r>
-        <w:t>- Onglet B : types avant/après → montrer conversion Date en datetime</w:t>
-      </w:r>
-    </w:p>
-    <w:p>
-      <w:r>
-        <w:t>- Onglet C : statistiques descriptives → `df.describe()` + commentaire sur Revenue=0</w:t>
-      </w:r>
-    </w:p>
-    <w:p>
-      <w:r>
-        <w:t>- Onglet D : boxplots Revenue et Margin → commenter les outliers</w:t>
-      </w:r>
+        <w:t xml:space="preserve">**Bloc 1.3 — Qualité des données** *(4 </w:t>
+      </w:r>
+      <w:proofErr w:type="gramStart"/>
+      <w:r>
+        <w:t>onglets)*</w:t>
+      </w:r>
+      <w:proofErr w:type="gramEnd"/>
+    </w:p>
+    <w:p>
+      <w:r>
+        <w:t>- Onglet A : valeurs manquantes → `</w:t>
+      </w:r>
+      <w:proofErr w:type="spellStart"/>
+      <w:proofErr w:type="gramStart"/>
+      <w:r>
+        <w:t>df.isnull</w:t>
+      </w:r>
+      <w:proofErr w:type="spellEnd"/>
+      <w:proofErr w:type="gramEnd"/>
+      <w:r>
+        <w:t>().</w:t>
+      </w:r>
+      <w:proofErr w:type="spellStart"/>
+      <w:r>
+        <w:t>sum</w:t>
+      </w:r>
+      <w:proofErr w:type="spellEnd"/>
+      <w:r>
+        <w:t>()` → résultat : 0 partout</w:t>
+      </w:r>
+    </w:p>
+    <w:p>
+      <w:r>
+        <w:t xml:space="preserve">- Onglet B : types avant/après → montrer conversion Date en </w:t>
+      </w:r>
+      <w:proofErr w:type="spellStart"/>
+      <w:r>
+        <w:t>datetime</w:t>
+      </w:r>
+      <w:proofErr w:type="spellEnd"/>
+    </w:p>
+    <w:p>
+      <w:r>
+        <w:t>- Onglet C : statistiques descriptives → `</w:t>
+      </w:r>
+      <w:proofErr w:type="spellStart"/>
+      <w:proofErr w:type="gramStart"/>
+      <w:r>
+        <w:t>df.describe</w:t>
+      </w:r>
+      <w:proofErr w:type="spellEnd"/>
+      <w:proofErr w:type="gramEnd"/>
+      <w:r>
+        <w:t>()` + commentaire sur Revenue=0</w:t>
+      </w:r>
+    </w:p>
+    <w:p>
+      <w:r>
+        <w:t xml:space="preserve">- Onglet D : </w:t>
+      </w:r>
+      <w:proofErr w:type="spellStart"/>
+      <w:r>
+        <w:t>boxplots</w:t>
+      </w:r>
+      <w:proofErr w:type="spellEnd"/>
+      <w:r>
+        <w:t xml:space="preserve"> Revenue et </w:t>
+      </w:r>
+      <w:proofErr w:type="spellStart"/>
+      <w:r>
+        <w:t>Margin</w:t>
+      </w:r>
+      <w:proofErr w:type="spellEnd"/>
+      <w:r>
+        <w:t xml:space="preserve"> → commenter les </w:t>
+      </w:r>
+      <w:proofErr w:type="spellStart"/>
+      <w:r>
+        <w:t>outliers</w:t>
+      </w:r>
+      <w:proofErr w:type="spellEnd"/>
     </w:p>
     <w:p/>
     <w:p>
       <w:r>
-        <w:t>**Bloc 1.4 — Transformations** *(4 onglets)*</w:t>
-      </w:r>
-    </w:p>
-    <w:p>
-      <w:r>
-        <w:t>- Onglet 1 : Goal_Reached = 1 si Revenue &gt;= Revenue Goal sinon 0 + camembert de distribution</w:t>
-      </w:r>
-    </w:p>
-    <w:p>
-      <w:r>
-        <w:t>- Onglet 2 : Year et Month extraits de Date + tableau distribution par année</w:t>
+        <w:t xml:space="preserve">**Bloc 1.4 — Transformations** *(4 </w:t>
+      </w:r>
+      <w:proofErr w:type="gramStart"/>
+      <w:r>
+        <w:t>onglets)*</w:t>
+      </w:r>
+      <w:proofErr w:type="gramEnd"/>
+    </w:p>
+    <w:p>
+      <w:r>
+        <w:t xml:space="preserve">- Onglet 1 : </w:t>
+      </w:r>
+      <w:proofErr w:type="spellStart"/>
+      <w:r>
+        <w:t>Goal_Reached</w:t>
+      </w:r>
+      <w:proofErr w:type="spellEnd"/>
+      <w:r>
+        <w:t xml:space="preserve"> = 1 si Revenue &gt;= Revenue Goal sinon 0 + camembert de distribution</w:t>
+      </w:r>
+    </w:p>
+    <w:p>
+      <w:r>
+        <w:t xml:space="preserve">- Onglet 2 : </w:t>
+      </w:r>
+      <w:proofErr w:type="spellStart"/>
+      <w:r>
+        <w:t>Year</w:t>
+      </w:r>
+      <w:proofErr w:type="spellEnd"/>
+      <w:r>
+        <w:t xml:space="preserve"> et </w:t>
+      </w:r>
+      <w:proofErr w:type="spellStart"/>
+      <w:r>
+        <w:t>Month</w:t>
+      </w:r>
+      <w:proofErr w:type="spellEnd"/>
+      <w:r>
+        <w:t xml:space="preserve"> extraits de Date + tableau distribution par année</w:t>
       </w:r>
     </w:p>
     <w:p>
@@ -15696,8 +17895,13 @@
     </w:p>
     <w:p>
       <w:r>
-        <w:t>- Onglet 4 : Standardisation → tableau avant/après avec StandardScaler</w:t>
-      </w:r>
+        <w:t xml:space="preserve">- Onglet 4 : Standardisation → tableau avant/après avec </w:t>
+      </w:r>
+      <w:proofErr w:type="spellStart"/>
+      <w:r>
+        <w:t>StandardScaler</w:t>
+      </w:r>
+      <w:proofErr w:type="spellEnd"/>
     </w:p>
     <w:p/>
     <w:p>
@@ -15794,7 +17998,15 @@
     </w:p>
     <w:p>
       <w:r>
-        <w:t>- Revenu moy · Marge · Ventes/j · Clients/j · Taux objectif</w:t>
+        <w:t xml:space="preserve">- Revenu </w:t>
+      </w:r>
+      <w:proofErr w:type="spellStart"/>
+      <w:r>
+        <w:t>moy</w:t>
+      </w:r>
+      <w:proofErr w:type="spellEnd"/>
+      <w:r>
+        <w:t xml:space="preserve"> · Marge · Ventes/j · Clients/j · Taux objectif</w:t>
       </w:r>
     </w:p>
     <w:p/>
@@ -15806,8 +18018,13 @@
     <w:p/>
     <w:p>
       <w:r>
-        <w:t>### Page 3 — Segmentation K-Means</w:t>
-      </w:r>
+        <w:t>### Page 3 — Segmentation K-</w:t>
+      </w:r>
+      <w:proofErr w:type="spellStart"/>
+      <w:r>
+        <w:t>Means</w:t>
+      </w:r>
+      <w:proofErr w:type="spellEnd"/>
     </w:p>
     <w:p>
       <w:r>
@@ -15828,23 +18045,52 @@
     </w:p>
     <w:p>
       <w:r>
-        <w:t>- Pourquoi K-Means : données numériques, groupes compacts, interprétable</w:t>
-      </w:r>
-    </w:p>
-    <w:p>
-      <w:r>
-        <w:t>- Pourquoi standardiser : Revenue en milliers, Margin entre 0 et 1</w:t>
+        <w:t>- Pourquoi K-</w:t>
+      </w:r>
+      <w:proofErr w:type="spellStart"/>
+      <w:r>
+        <w:t>Means</w:t>
+      </w:r>
+      <w:proofErr w:type="spellEnd"/>
+      <w:r>
+        <w:t xml:space="preserve"> : données numériques, groupes compacts, interprétable</w:t>
+      </w:r>
+    </w:p>
+    <w:p>
+      <w:r>
+        <w:t xml:space="preserve">- Pourquoi standardiser : Revenue en milliers, </w:t>
+      </w:r>
+      <w:proofErr w:type="spellStart"/>
+      <w:r>
+        <w:t>Margin</w:t>
+      </w:r>
+      <w:proofErr w:type="spellEnd"/>
+      <w:r>
+        <w:t xml:space="preserve"> entre 0 et 1</w:t>
       </w:r>
     </w:p>
     <w:p/>
     <w:p>
       <w:r>
-        <w:t>**Bloc 3.2 — Segmentation Départements** *(onglet 1)*</w:t>
-      </w:r>
-    </w:p>
-    <w:p>
-      <w:r>
-        <w:t>- Slider k de 2 à 5</w:t>
+        <w:t xml:space="preserve">**Bloc 3.2 — Segmentation Départements** *(onglet </w:t>
+      </w:r>
+      <w:proofErr w:type="gramStart"/>
+      <w:r>
+        <w:t>1)*</w:t>
+      </w:r>
+      <w:proofErr w:type="gramEnd"/>
+    </w:p>
+    <w:p>
+      <w:r>
+        <w:t xml:space="preserve">- </w:t>
+      </w:r>
+      <w:proofErr w:type="spellStart"/>
+      <w:r>
+        <w:t>Slider</w:t>
+      </w:r>
+      <w:proofErr w:type="spellEnd"/>
+      <w:r>
+        <w:t xml:space="preserve"> k de 2 à 5</w:t>
       </w:r>
     </w:p>
     <w:p>
@@ -15854,7 +18100,23 @@
     </w:p>
     <w:p>
       <w:r>
-        <w:t>- Scatter plot Revenue vs Margin coloré par cluster</w:t>
+        <w:t xml:space="preserve">- </w:t>
+      </w:r>
+      <w:proofErr w:type="spellStart"/>
+      <w:r>
+        <w:t>Scatter</w:t>
+      </w:r>
+      <w:proofErr w:type="spellEnd"/>
+      <w:r>
+        <w:t xml:space="preserve"> plot Revenue vs </w:t>
+      </w:r>
+      <w:proofErr w:type="spellStart"/>
+      <w:r>
+        <w:t>Margin</w:t>
+      </w:r>
+      <w:proofErr w:type="spellEnd"/>
+      <w:r>
+        <w:t xml:space="preserve"> coloré par cluster</w:t>
       </w:r>
     </w:p>
     <w:p>
@@ -15876,8 +18138,13 @@
     <w:p/>
     <w:p>
       <w:r>
-        <w:t>**Bloc 3.3 — Segmentation Vendeurs** *(onglet 2)*</w:t>
-      </w:r>
+        <w:t xml:space="preserve">**Bloc 3.3 — Segmentation Vendeurs** *(onglet </w:t>
+      </w:r>
+      <w:proofErr w:type="gramStart"/>
+      <w:r>
+        <w:t>2)*</w:t>
+      </w:r>
+      <w:proofErr w:type="gramEnd"/>
     </w:p>
     <w:p>
       <w:r>
@@ -15936,7 +18203,15 @@
     </w:p>
     <w:p>
       <w:r>
-        <w:t>- Montrer les tailles + distribution de Goal_Reached dans chaque ensemble</w:t>
+        <w:t xml:space="preserve">- Montrer les tailles + distribution de </w:t>
+      </w:r>
+      <w:proofErr w:type="spellStart"/>
+      <w:r>
+        <w:t>Goal_Reached</w:t>
+      </w:r>
+      <w:proofErr w:type="spellEnd"/>
+      <w:r>
+        <w:t xml:space="preserve"> dans chaque ensemble</w:t>
       </w:r>
     </w:p>
     <w:p/>
@@ -15947,7 +18222,15 @@
     </w:p>
     <w:p>
       <w:r>
-        <w:t>- Slider profondeur 2 à 8</w:t>
+        <w:t xml:space="preserve">- </w:t>
+      </w:r>
+      <w:proofErr w:type="spellStart"/>
+      <w:r>
+        <w:t>Slider</w:t>
+      </w:r>
+      <w:proofErr w:type="spellEnd"/>
+      <w:r>
+        <w:t xml:space="preserve"> profondeur 2 à 8</w:t>
       </w:r>
     </w:p>
     <w:p>
@@ -15963,7 +18246,15 @@
     </w:p>
     <w:p>
       <w:r>
-        <w:t>- 4 métriques : accuracy · précision classe 0 · précision classe 1 · F1-score</w:t>
+        <w:t xml:space="preserve">- 4 métriques : </w:t>
+      </w:r>
+      <w:proofErr w:type="spellStart"/>
+      <w:r>
+        <w:t>accuracy</w:t>
+      </w:r>
+      <w:proofErr w:type="spellEnd"/>
+      <w:r>
+        <w:t xml:space="preserve"> · précision classe 0 · précision classe 1 · F1-score</w:t>
       </w:r>
     </w:p>
     <w:p>
@@ -15989,7 +18280,39 @@
     </w:p>
     <w:p>
       <w:r>
-        <w:t>- 6 champs de saisie : Revenue · Margin · Sales Quantity · Customers · Revenue Goal · Margin Goal</w:t>
+        <w:t xml:space="preserve">- 6 champs de saisie : Revenue · </w:t>
+      </w:r>
+      <w:proofErr w:type="spellStart"/>
+      <w:r>
+        <w:t>Margin</w:t>
+      </w:r>
+      <w:proofErr w:type="spellEnd"/>
+      <w:r>
+        <w:t xml:space="preserve"> · Sales </w:t>
+      </w:r>
+      <w:proofErr w:type="spellStart"/>
+      <w:r>
+        <w:t>Quantity</w:t>
+      </w:r>
+      <w:proofErr w:type="spellEnd"/>
+      <w:r>
+        <w:t xml:space="preserve"> · </w:t>
+      </w:r>
+      <w:proofErr w:type="spellStart"/>
+      <w:r>
+        <w:t>Customers</w:t>
+      </w:r>
+      <w:proofErr w:type="spellEnd"/>
+      <w:r>
+        <w:t xml:space="preserve"> · Revenue Goal · </w:t>
+      </w:r>
+      <w:proofErr w:type="spellStart"/>
+      <w:r>
+        <w:t>Margin</w:t>
+      </w:r>
+      <w:proofErr w:type="spellEnd"/>
+      <w:r>
+        <w:t xml:space="preserve"> Goal</w:t>
       </w:r>
     </w:p>
     <w:p>
@@ -16023,17 +18346,46 @@
     <w:p/>
     <w:p>
       <w:r>
-        <w:t>**Bloc 5.1 — Par département** *(onglet 1)*</w:t>
-      </w:r>
-    </w:p>
-    <w:p>
-      <w:r>
-        <w:t>- Liste déroulante département + slider mois à prédire (1 à 12)</w:t>
-      </w:r>
-    </w:p>
-    <w:p>
-      <w:r>
-        <w:t>- Préparer données : groupby Year+Month, créer colonne t = 0,1,2...N</w:t>
+        <w:t xml:space="preserve">**Bloc 5.1 — Par département** *(onglet </w:t>
+      </w:r>
+      <w:proofErr w:type="gramStart"/>
+      <w:r>
+        <w:t>1)*</w:t>
+      </w:r>
+      <w:proofErr w:type="gramEnd"/>
+    </w:p>
+    <w:p>
+      <w:r>
+        <w:t xml:space="preserve">- Liste déroulante département + </w:t>
+      </w:r>
+      <w:proofErr w:type="spellStart"/>
+      <w:r>
+        <w:t>slider</w:t>
+      </w:r>
+      <w:proofErr w:type="spellEnd"/>
+      <w:r>
+        <w:t xml:space="preserve"> mois à prédire (1 à 12)</w:t>
+      </w:r>
+    </w:p>
+    <w:p>
+      <w:r>
+        <w:t xml:space="preserve">- Préparer données : </w:t>
+      </w:r>
+      <w:proofErr w:type="spellStart"/>
+      <w:r>
+        <w:t>groupby</w:t>
+      </w:r>
+      <w:proofErr w:type="spellEnd"/>
+      <w:r>
+        <w:t xml:space="preserve"> </w:t>
+      </w:r>
+      <w:proofErr w:type="spellStart"/>
+      <w:r>
+        <w:t>Year+Month</w:t>
+      </w:r>
+      <w:proofErr w:type="spellEnd"/>
+      <w:r>
+        <w:t>, créer colonne t = 0,1,2...N</w:t>
       </w:r>
     </w:p>
     <w:p>
@@ -16059,8 +18411,13 @@
     <w:p/>
     <w:p>
       <w:r>
-        <w:t>**Bloc 5.2 — Par vendeur** *(onglet 2)*</w:t>
-      </w:r>
+        <w:t xml:space="preserve">**Bloc 5.2 — Par vendeur** *(onglet </w:t>
+      </w:r>
+      <w:proofErr w:type="gramStart"/>
+      <w:r>
+        <w:t>2)*</w:t>
+      </w:r>
+      <w:proofErr w:type="gramEnd"/>
     </w:p>
     <w:p>
       <w:r>
@@ -16068,6 +18425,695 @@
       </w:r>
     </w:p>
     <w:p>
+      <w:r>
+        <w:t>- Ajouter ligne horizontale = objectif moyen du vendeur</w:t>
+      </w:r>
+    </w:p>
+    <w:p>
+      <w:r>
+        <w:t xml:space="preserve">- Ajouter profil du vendeur en métriques : revenu </w:t>
+      </w:r>
+      <w:proofErr w:type="spellStart"/>
+      <w:r>
+        <w:t>moy</w:t>
+      </w:r>
+      <w:proofErr w:type="spellEnd"/>
+      <w:r>
+        <w:t xml:space="preserve"> · marge · taux objectif · clients</w:t>
+      </w:r>
+    </w:p>
+    <w:p/>
+    <w:p>
+      <w:r>
+        <w:t>---</w:t>
+      </w:r>
+    </w:p>
+    <w:p/>
+    <w:p>
+      <w:r>
+        <w:t>### Page 6 — Recommandations</w:t>
+      </w:r>
+    </w:p>
+    <w:p>
+      <w:r>
+        <w:t>*Étapes KDD : Interprétation + Connaissance*</w:t>
+      </w:r>
+    </w:p>
+    <w:p/>
+    <w:p>
+      <w:r>
+        <w:t xml:space="preserve">**Bloc 6.1 — Synthèse des découvertes** *(3 </w:t>
+      </w:r>
+      <w:proofErr w:type="gramStart"/>
+      <w:r>
+        <w:t>encadrés)*</w:t>
+      </w:r>
+      <w:proofErr w:type="gramEnd"/>
+    </w:p>
+    <w:p>
+      <w:r>
+        <w:lastRenderedPageBreak/>
+        <w:t>- Encadré Segmentation : ce que K-</w:t>
+      </w:r>
+      <w:proofErr w:type="spellStart"/>
+      <w:r>
+        <w:t>Means</w:t>
+      </w:r>
+      <w:proofErr w:type="spellEnd"/>
+      <w:r>
+        <w:t xml:space="preserve"> a révélé en 2-3 phrases</w:t>
+      </w:r>
+    </w:p>
+    <w:p>
+      <w:r>
+        <w:t>- Encadré Classification : ce que l'arbre a révélé</w:t>
+      </w:r>
+    </w:p>
+    <w:p>
+      <w:r>
+        <w:t>- Encadré Prédiction : ce que la régression anticipe</w:t>
+      </w:r>
+    </w:p>
+    <w:p/>
+    <w:p>
+      <w:r>
+        <w:t>**Bloc 6.2 — Recommandations par département**</w:t>
+      </w:r>
+    </w:p>
+    <w:p>
+      <w:r>
+        <w:t>- Pour chaque département : son cluster + ses chiffres</w:t>
+      </w:r>
+    </w:p>
+    <w:p>
+      <w:r>
+        <w:t>- Structure de chaque recommandation : constat → action → indicateur → horizon temporel</w:t>
+      </w:r>
+    </w:p>
+    <w:p>
+      <w:r>
+        <w:t>- Moteurs de Croissance : investissement, fidélisation, gamme premium</w:t>
+      </w:r>
+    </w:p>
+    <w:p>
+      <w:r>
+        <w:t>- Départements Stables : optimisation mix produit, cross-</w:t>
+      </w:r>
+      <w:proofErr w:type="spellStart"/>
+      <w:r>
+        <w:t>selling</w:t>
+      </w:r>
+      <w:proofErr w:type="spellEnd"/>
+      <w:r>
+        <w:t>, promotions ciblées</w:t>
+      </w:r>
+    </w:p>
+    <w:p>
+      <w:r>
+        <w:t>- Départements à Développer : révision objectifs, audit, redressement</w:t>
+      </w:r>
+    </w:p>
+    <w:p/>
+    <w:p>
+      <w:r>
+        <w:t>**Bloc 6.3 — Plan d'action par vendeur**</w:t>
+      </w:r>
+    </w:p>
+    <w:p>
+      <w:r>
+        <w:t>- Liste déroulante → choisir un vendeur</w:t>
+      </w:r>
+    </w:p>
+    <w:p>
+      <w:r>
+        <w:t>- Afficher : profil + segment + 5 actions concrètes + courbe d'évolution</w:t>
+      </w:r>
+    </w:p>
+    <w:p>
+      <w:r>
+        <w:t xml:space="preserve">- Top Vendeurs : mentorat, bonus, objectifs </w:t>
+      </w:r>
+      <w:proofErr w:type="spellStart"/>
+      <w:r>
+        <w:t>challengeants</w:t>
+      </w:r>
+      <w:proofErr w:type="spellEnd"/>
+    </w:p>
+    <w:p>
+      <w:r>
+        <w:t>- Vendeurs en Progression : formation, binôme avec top vendeur, objectifs progressifs</w:t>
+      </w:r>
+    </w:p>
+    <w:p>
+      <w:r>
+        <w:t>- Vendeurs en Difficulté : diagnostic, révision objectifs, accompagnement RH</w:t>
+      </w:r>
+    </w:p>
+    <w:p/>
+    <w:p>
+      <w:r>
+        <w:t>**Bloc 6.4 — Département recommandé pour un vendeur**</w:t>
+      </w:r>
+    </w:p>
+    <w:p>
+      <w:r>
+        <w:t>- Choisir un vendeur → calculer distance euclidienne avec chaque département</w:t>
+      </w:r>
+    </w:p>
+    <w:p>
+      <w:r>
+        <w:t>- Afficher le département le plus proche + justification</w:t>
+      </w:r>
+    </w:p>
+    <w:p/>
+    <w:p>
+      <w:r>
+        <w:t>**Bloc 6.5 — Plan global**</w:t>
+      </w:r>
+    </w:p>
+    <w:p>
+      <w:r>
+        <w:t>- 5 recommandations stratégiques : constat → action → impact → priorité</w:t>
+      </w:r>
+    </w:p>
+    <w:p/>
+    <w:p>
+      <w:r>
+        <w:t>---</w:t>
+      </w:r>
+    </w:p>
+    <w:p/>
+    <w:p>
+      <w:r>
+        <w:t>## LOGIQUE DES FICHIERS TECHNIQUES</w:t>
+      </w:r>
+    </w:p>
+    <w:p/>
+    <w:p>
+      <w:r>
+        <w:t>### `data/loader.py`</w:t>
+      </w:r>
+    </w:p>
+    <w:p>
+      <w:r>
+        <w:t>Contient 3 fonctions :</w:t>
+      </w:r>
+    </w:p>
+    <w:p>
+      <w:r>
+        <w:lastRenderedPageBreak/>
+        <w:t>- `</w:t>
+      </w:r>
+      <w:proofErr w:type="spellStart"/>
+      <w:r>
+        <w:t>load_</w:t>
+      </w:r>
+      <w:proofErr w:type="gramStart"/>
+      <w:r>
+        <w:t>data</w:t>
+      </w:r>
+      <w:proofErr w:type="spellEnd"/>
+      <w:r>
+        <w:t>(</w:t>
+      </w:r>
+      <w:proofErr w:type="gramEnd"/>
+      <w:r>
+        <w:t xml:space="preserve">)` — charge le CSV, convertit Date, crée </w:t>
+      </w:r>
+      <w:proofErr w:type="spellStart"/>
+      <w:r>
+        <w:t>Year</w:t>
+      </w:r>
+      <w:proofErr w:type="spellEnd"/>
+      <w:r>
+        <w:t>/</w:t>
+      </w:r>
+      <w:proofErr w:type="spellStart"/>
+      <w:r>
+        <w:t>Month</w:t>
+      </w:r>
+      <w:proofErr w:type="spellEnd"/>
+      <w:r>
+        <w:t>/</w:t>
+      </w:r>
+      <w:proofErr w:type="spellStart"/>
+      <w:r>
+        <w:t>Goal_Reached</w:t>
+      </w:r>
+      <w:proofErr w:type="spellEnd"/>
+      <w:r>
+        <w:t>. Décorée avec `@st.cache_data`</w:t>
+      </w:r>
+    </w:p>
+    <w:p>
+      <w:r>
+        <w:t>- `</w:t>
+      </w:r>
+      <w:proofErr w:type="spellStart"/>
+      <w:r>
+        <w:t>get_dept_agg</w:t>
+      </w:r>
+      <w:proofErr w:type="spellEnd"/>
+      <w:r>
+        <w:t>(</w:t>
+      </w:r>
+      <w:proofErr w:type="spellStart"/>
+      <w:r>
+        <w:t>df</w:t>
+      </w:r>
+      <w:proofErr w:type="spellEnd"/>
+      <w:r>
+        <w:t>)` — retourne table agrégée par département</w:t>
+      </w:r>
+    </w:p>
+    <w:p>
+      <w:r>
+        <w:t>- `</w:t>
+      </w:r>
+      <w:proofErr w:type="spellStart"/>
+      <w:r>
+        <w:t>get_seller_agg</w:t>
+      </w:r>
+      <w:proofErr w:type="spellEnd"/>
+      <w:r>
+        <w:t>(</w:t>
+      </w:r>
+      <w:proofErr w:type="spellStart"/>
+      <w:r>
+        <w:t>df</w:t>
+      </w:r>
+      <w:proofErr w:type="spellEnd"/>
+      <w:r>
+        <w:t>)` — retourne table agrégée par vendeur</w:t>
+      </w:r>
+    </w:p>
+    <w:p/>
+    <w:p>
+      <w:r>
+        <w:t>### `</w:t>
+      </w:r>
+      <w:proofErr w:type="spellStart"/>
+      <w:r>
+        <w:t>utils</w:t>
+      </w:r>
+      <w:proofErr w:type="spellEnd"/>
+      <w:r>
+        <w:t>/styles.py`</w:t>
+      </w:r>
+    </w:p>
+    <w:p>
+      <w:r>
+        <w:t>Contient :</w:t>
+      </w:r>
+    </w:p>
+    <w:p>
+      <w:r>
+        <w:t>- Les variables de couleurs en haut : C_RED · C_ORG · C_GRN · C_BLU · C_PRP</w:t>
+      </w:r>
+    </w:p>
+    <w:p>
+      <w:r>
+        <w:t>- La liste PALETTE avec toutes les couleurs dans l'ordre</w:t>
+      </w:r>
+    </w:p>
+    <w:p>
+      <w:r>
+        <w:t>- La fonction `</w:t>
+      </w:r>
+      <w:proofErr w:type="spellStart"/>
+      <w:r>
+        <w:t>inject_</w:t>
+      </w:r>
+      <w:proofErr w:type="gramStart"/>
+      <w:r>
+        <w:t>css</w:t>
+      </w:r>
+      <w:proofErr w:type="spellEnd"/>
+      <w:r>
+        <w:t>(</w:t>
+      </w:r>
+      <w:proofErr w:type="gramEnd"/>
+      <w:r>
+        <w:t xml:space="preserve">)` avec tout le CSS </w:t>
+      </w:r>
+      <w:proofErr w:type="spellStart"/>
+      <w:r>
+        <w:t>Streamlit</w:t>
+      </w:r>
+      <w:proofErr w:type="spellEnd"/>
+    </w:p>
+    <w:p/>
+    <w:p>
+      <w:r>
+        <w:t>### `</w:t>
+      </w:r>
+      <w:proofErr w:type="spellStart"/>
+      <w:r>
+        <w:t>utils</w:t>
+      </w:r>
+      <w:proofErr w:type="spellEnd"/>
+      <w:r>
+        <w:t>/charts.py`</w:t>
+      </w:r>
+    </w:p>
+    <w:p>
+      <w:r>
+        <w:t>Contient :</w:t>
+      </w:r>
+    </w:p>
+    <w:p>
+      <w:r>
+        <w:t>- `</w:t>
+      </w:r>
+      <w:proofErr w:type="spellStart"/>
+      <w:r>
+        <w:t>dark_fig</w:t>
+      </w:r>
+      <w:proofErr w:type="spellEnd"/>
+      <w:r>
+        <w:t>(</w:t>
+      </w:r>
+      <w:proofErr w:type="spellStart"/>
+      <w:r>
+        <w:t>figsize</w:t>
+      </w:r>
+      <w:proofErr w:type="spellEnd"/>
+      <w:r>
+        <w:t xml:space="preserve">)` — retourne </w:t>
+      </w:r>
+      <w:proofErr w:type="spellStart"/>
+      <w:r>
+        <w:t>fig</w:t>
+      </w:r>
+      <w:proofErr w:type="spellEnd"/>
+      <w:r>
+        <w:t xml:space="preserve">, </w:t>
+      </w:r>
+      <w:proofErr w:type="spellStart"/>
+      <w:r>
+        <w:t>ax</w:t>
+      </w:r>
+      <w:proofErr w:type="spellEnd"/>
+      <w:r>
+        <w:t xml:space="preserve"> avec fond sombre</w:t>
+      </w:r>
+    </w:p>
+    <w:p>
+      <w:r>
+        <w:t>- `dark_fig2(</w:t>
+      </w:r>
+      <w:proofErr w:type="spellStart"/>
+      <w:r>
+        <w:t>figsize</w:t>
+      </w:r>
+      <w:proofErr w:type="spellEnd"/>
+      <w:r>
+        <w:t xml:space="preserve">)` — retourne </w:t>
+      </w:r>
+      <w:proofErr w:type="spellStart"/>
+      <w:r>
+        <w:t>fig</w:t>
+      </w:r>
+      <w:proofErr w:type="spellEnd"/>
+      <w:r>
+        <w:t>, axes (2 axes côte à côte)</w:t>
+      </w:r>
+    </w:p>
+    <w:p>
+      <w:r>
+        <w:t>- `</w:t>
+      </w:r>
+      <w:proofErr w:type="spellStart"/>
+      <w:r>
+        <w:t>style_legend</w:t>
+      </w:r>
+      <w:proofErr w:type="spellEnd"/>
+      <w:r>
+        <w:t>(</w:t>
+      </w:r>
+      <w:proofErr w:type="spellStart"/>
+      <w:r>
+        <w:t>ax</w:t>
+      </w:r>
+      <w:proofErr w:type="spellEnd"/>
+      <w:r>
+        <w:t>)` — applique le style sombre à une légende</w:t>
+      </w:r>
+    </w:p>
+    <w:p/>
+    <w:p>
+      <w:r>
+        <w:t>### `app.py`</w:t>
+      </w:r>
+    </w:p>
+    <w:p>
+      <w:r>
+        <w:t>Contient uniquement :</w:t>
+      </w:r>
+    </w:p>
+    <w:p>
+      <w:r>
+        <w:t>- `</w:t>
+      </w:r>
+      <w:proofErr w:type="spellStart"/>
+      <w:r>
+        <w:t>st.set_page_</w:t>
+      </w:r>
+      <w:proofErr w:type="gramStart"/>
+      <w:r>
+        <w:t>config</w:t>
+      </w:r>
+      <w:proofErr w:type="spellEnd"/>
+      <w:r>
+        <w:t>(</w:t>
+      </w:r>
+      <w:proofErr w:type="gramEnd"/>
+      <w:r>
+        <w:t>)` en premier</w:t>
+      </w:r>
+    </w:p>
+    <w:p>
+      <w:r>
+        <w:t>- `</w:t>
+      </w:r>
+      <w:proofErr w:type="spellStart"/>
+      <w:r>
+        <w:t>inject_</w:t>
+      </w:r>
+      <w:proofErr w:type="gramStart"/>
+      <w:r>
+        <w:t>css</w:t>
+      </w:r>
+      <w:proofErr w:type="spellEnd"/>
+      <w:r>
+        <w:t>(</w:t>
+      </w:r>
+      <w:proofErr w:type="gramEnd"/>
+      <w:r>
+        <w:t>)` appelée une fois</w:t>
+      </w:r>
+    </w:p>
+    <w:p>
+      <w:r>
+        <w:t>- `</w:t>
+      </w:r>
+      <w:proofErr w:type="spellStart"/>
+      <w:r>
+        <w:t>load_</w:t>
+      </w:r>
+      <w:proofErr w:type="gramStart"/>
+      <w:r>
+        <w:t>data</w:t>
+      </w:r>
+      <w:proofErr w:type="spellEnd"/>
+      <w:r>
+        <w:t>(</w:t>
+      </w:r>
+      <w:proofErr w:type="gramEnd"/>
+      <w:r>
+        <w:t>)` appelée une fois</w:t>
+      </w:r>
+    </w:p>
+    <w:p>
+      <w:r>
+        <w:t>- La sidebar avec le `</w:t>
+      </w:r>
+      <w:proofErr w:type="spellStart"/>
+      <w:proofErr w:type="gramStart"/>
+      <w:r>
+        <w:t>st.radio</w:t>
+      </w:r>
+      <w:proofErr w:type="spellEnd"/>
+      <w:proofErr w:type="gramEnd"/>
+      <w:r>
+        <w:t>()` de navigation</w:t>
+      </w:r>
+    </w:p>
+    <w:p>
+      <w:r>
+        <w:t xml:space="preserve">- Le </w:t>
+      </w:r>
+      <w:proofErr w:type="spellStart"/>
+      <w:r>
+        <w:t>routing</w:t>
+      </w:r>
+      <w:proofErr w:type="spellEnd"/>
+      <w:r>
+        <w:t xml:space="preserve"> : si page == X alors </w:t>
+      </w:r>
+      <w:proofErr w:type="spellStart"/>
+      <w:r>
+        <w:t>page_</w:t>
+      </w:r>
+      <w:proofErr w:type="gramStart"/>
+      <w:r>
+        <w:t>X.show</w:t>
+      </w:r>
+      <w:proofErr w:type="spellEnd"/>
+      <w:proofErr w:type="gramEnd"/>
+      <w:r>
+        <w:t>(</w:t>
+      </w:r>
+      <w:proofErr w:type="spellStart"/>
+      <w:r>
+        <w:t>df</w:t>
+      </w:r>
+      <w:proofErr w:type="spellEnd"/>
+      <w:r>
+        <w:t>)</w:t>
+      </w:r>
+    </w:p>
+    <w:p/>
+    <w:p>
+      <w:r>
+        <w:t>### Chaque fichier page</w:t>
+      </w:r>
+    </w:p>
+    <w:p>
+      <w:r>
+        <w:t>Contient uniquement :</w:t>
+      </w:r>
+    </w:p>
+    <w:p>
+      <w:r>
+        <w:t>- Une fonction `show(</w:t>
+      </w:r>
+      <w:proofErr w:type="spellStart"/>
+      <w:r>
+        <w:t>df</w:t>
+      </w:r>
+      <w:proofErr w:type="spellEnd"/>
+      <w:r>
+        <w:t>)` qui affiche toute la page</w:t>
+      </w:r>
+    </w:p>
+    <w:p>
+      <w:r>
+        <w:t>- `app.py` appelle `show(</w:t>
+      </w:r>
+      <w:proofErr w:type="spellStart"/>
+      <w:r>
+        <w:t>df</w:t>
+      </w:r>
+      <w:proofErr w:type="spellEnd"/>
+      <w:r>
+        <w:t>)` — rien d'autre</w:t>
+      </w:r>
+    </w:p>
+    <w:p/>
+    <w:p>
+      <w:r>
+        <w:t>---</w:t>
+      </w:r>
+    </w:p>
+    <w:p/>
+    <w:p>
+      <w:r>
+        <w:t>## ORDRE DE DÉVELOPPEMENT RECOMMANDÉ</w:t>
+      </w:r>
+    </w:p>
+    <w:p>
+      <w:r>
+        <w:t>```</w:t>
+      </w:r>
+    </w:p>
+    <w:p>
+      <w:r>
+        <w:t>SOIR 1 (3h)</w:t>
+      </w:r>
+    </w:p>
+    <w:p>
+      <w:r>
+        <w:t>─────────────────────────────────────</w:t>
+      </w:r>
+    </w:p>
+    <w:p>
+      <w:r>
+        <w:t>1. Créer tous les fichiers vides</w:t>
+      </w:r>
+    </w:p>
+    <w:p>
+      <w:r>
+        <w:t>2. Écrire loader.py</w:t>
+      </w:r>
+    </w:p>
+    <w:p>
+      <w:r>
+        <w:t>3. Écrire styles.py + charts.py</w:t>
+      </w:r>
+    </w:p>
+    <w:p>
+      <w:r>
+        <w:t>4. Écrire app.py (navigation)</w:t>
+      </w:r>
+    </w:p>
+    <w:p>
+      <w:r>
+        <w:t>5. Tester que l'app se lance</w:t>
+      </w:r>
+    </w:p>
+    <w:p>
+      <w:r>
+        <w:t>6. Écrire page1_donnees.py</w:t>
+      </w:r>
+    </w:p>
+    <w:p>
+      <w:r>
+        <w:t>7. Écrire page2_dashboard.py</w:t>
+      </w:r>
+    </w:p>
+    <w:p/>
+    <w:p>
+      <w:r>
+        <w:t>SOIR 2 (jour 2)</w:t>
+      </w:r>
+    </w:p>
+    <w:p>
+      <w:r>
+        <w:t>─────────────────────────────────────</w:t>
+      </w:r>
+    </w:p>
+    <w:p>
+      <w:r>
+        <w:t>8.  Écrire page3_segmentation.py</w:t>
+      </w:r>
+    </w:p>
+    <w:p>
+      <w:r>
+        <w:t>9.  Écrire page4_classification.py</w:t>
+      </w:r>
+    </w:p>
+    <w:p>
+      <w:r>
+        <w:t>10. Écrire page5_prediction.py</w:t>
+      </w:r>
+    </w:p>
+    <w:p>
+      <w:r>
+        <w:t>11. Écrire page6_recommandations.py</w:t>
+      </w:r>
+    </w:p>
+    <w:p>
       <w:pPr>
         <w:rPr>
           <w:lang w:val="en-US"/>
@@ -16077,48 +19123,51 @@
         <w:rPr>
           <w:lang w:val="en-US"/>
         </w:rPr>
-        <w:t>- Ajouter ligne horizontale = objectif moyen du vendeur</w:t>
-      </w:r>
-    </w:p>
-    <w:p>
-      <w:pPr>
+        <w:t xml:space="preserve">12. Test </w:t>
+      </w:r>
+      <w:proofErr w:type="spellStart"/>
+      <w:r>
         <w:rPr>
           <w:lang w:val="en-US"/>
         </w:rPr>
-      </w:pPr>
-      <w:r>
+        <w:t>complet</w:t>
+      </w:r>
+      <w:proofErr w:type="spellEnd"/>
+    </w:p>
+    <w:p>
+      <w:pPr>
         <w:rPr>
           <w:lang w:val="en-US"/>
         </w:rPr>
-        <w:t>- Ajouter profil du vendeur en métriques : revenu moy · marge · taux objectif · clients</w:t>
-      </w:r>
-    </w:p>
-    <w:p>
-      <w:pPr>
+      </w:pPr>
+      <w:r>
         <w:rPr>
           <w:lang w:val="en-US"/>
         </w:rPr>
-      </w:pPr>
-    </w:p>
-    <w:p>
-      <w:pPr>
+        <w:t xml:space="preserve">13. </w:t>
+      </w:r>
+      <w:proofErr w:type="spellStart"/>
+      <w:r>
         <w:rPr>
           <w:lang w:val="en-US"/>
         </w:rPr>
-      </w:pPr>
+        <w:t>Répétition</w:t>
+      </w:r>
+      <w:proofErr w:type="spellEnd"/>
       <w:r>
         <w:rPr>
           <w:lang w:val="en-US"/>
         </w:rPr>
-        <w:t>---</w:t>
-      </w:r>
-    </w:p>
-    <w:p>
-      <w:pPr>
+        <w:t xml:space="preserve"> </w:t>
+      </w:r>
+      <w:proofErr w:type="spellStart"/>
+      <w:r>
         <w:rPr>
           <w:lang w:val="en-US"/>
         </w:rPr>
-      </w:pPr>
+        <w:t>soutenance</w:t>
+      </w:r>
+      <w:proofErr w:type="spellEnd"/>
     </w:p>
     <w:p>
       <w:pPr>
@@ -16126,12 +19175,13 @@
           <w:lang w:val="en-US"/>
         </w:rPr>
       </w:pPr>
-      <w:r>
+    </w:p>
+    <w:p>
+      <w:pPr>
         <w:rPr>
           <w:lang w:val="en-US"/>
         </w:rPr>
-        <w:t>### Page 6 — Recommandations</w:t>
-      </w:r>
+      </w:pPr>
     </w:p>
     <w:p>
       <w:pPr>
@@ -16139,1016 +19189,28 @@
           <w:lang w:val="en-US"/>
         </w:rPr>
       </w:pPr>
-      <w:r>
+    </w:p>
+    <w:p>
+      <w:pPr>
         <w:rPr>
           <w:lang w:val="en-US"/>
         </w:rPr>
-        <w:t>*Étapes KDD : Interprétation + Connaissance*</w:t>
-      </w:r>
-    </w:p>
-    <w:p>
-      <w:pPr>
-        <w:rPr>
-          <w:lang w:val="en-US"/>
-        </w:rPr>
-      </w:pPr>
-    </w:p>
-    <w:p>
-      <w:pPr>
-        <w:rPr>
-          <w:lang w:val="en-US"/>
-        </w:rPr>
-      </w:pPr>
-      <w:r>
-        <w:rPr>
-          <w:lang w:val="en-US"/>
-        </w:rPr>
-        <w:t>**Bloc 6.1 — Synthèse des découvertes** *(3 encadrés)*</w:t>
-      </w:r>
-    </w:p>
-    <w:p>
-      <w:pPr>
-        <w:rPr>
-          <w:lang w:val="en-US"/>
-        </w:rPr>
-      </w:pPr>
-      <w:r>
-        <w:rPr>
-          <w:lang w:val="en-US"/>
-        </w:rPr>
-        <w:lastRenderedPageBreak/>
-        <w:t>- Encadré Segmentation : ce que K-Means a révélé en 2-3 phrases</w:t>
-      </w:r>
-    </w:p>
-    <w:p>
-      <w:pPr>
-        <w:rPr>
-          <w:lang w:val="en-US"/>
-        </w:rPr>
-      </w:pPr>
-      <w:r>
-        <w:rPr>
-          <w:lang w:val="en-US"/>
-        </w:rPr>
-        <w:t>- Encadré Classification : ce que l'arbre a révélé</w:t>
-      </w:r>
-    </w:p>
-    <w:p>
-      <w:pPr>
-        <w:rPr>
-          <w:lang w:val="en-US"/>
-        </w:rPr>
-      </w:pPr>
-      <w:r>
-        <w:rPr>
-          <w:lang w:val="en-US"/>
-        </w:rPr>
-        <w:t>- Encadré Prédiction : ce que la régression anticipe</w:t>
-      </w:r>
-    </w:p>
-    <w:p>
-      <w:pPr>
-        <w:rPr>
-          <w:lang w:val="en-US"/>
-        </w:rPr>
-      </w:pPr>
-    </w:p>
-    <w:p>
-      <w:pPr>
-        <w:rPr>
-          <w:lang w:val="en-US"/>
-        </w:rPr>
-      </w:pPr>
-      <w:r>
-        <w:rPr>
-          <w:lang w:val="en-US"/>
-        </w:rPr>
-        <w:t>**Bloc 6.2 — Recommandations par département**</w:t>
-      </w:r>
-    </w:p>
-    <w:p>
-      <w:pPr>
-        <w:rPr>
-          <w:lang w:val="en-US"/>
-        </w:rPr>
-      </w:pPr>
-      <w:r>
-        <w:rPr>
-          <w:lang w:val="en-US"/>
-        </w:rPr>
-        <w:t>- Pour chaque département : son cluster + ses chiffres</w:t>
-      </w:r>
-    </w:p>
-    <w:p>
-      <w:pPr>
-        <w:rPr>
-          <w:lang w:val="en-US"/>
-        </w:rPr>
-      </w:pPr>
-      <w:r>
-        <w:rPr>
-          <w:lang w:val="en-US"/>
-        </w:rPr>
-        <w:t>- Structure de chaque recommandation : constat → action → indicateur → horizon temporel</w:t>
-      </w:r>
-    </w:p>
-    <w:p>
-      <w:pPr>
-        <w:rPr>
-          <w:lang w:val="en-US"/>
-        </w:rPr>
-      </w:pPr>
-      <w:r>
-        <w:rPr>
-          <w:lang w:val="en-US"/>
-        </w:rPr>
-        <w:t>- Moteurs de Croissance : investissement, fidélisation, gamme premium</w:t>
-      </w:r>
-    </w:p>
-    <w:p>
-      <w:pPr>
-        <w:rPr>
-          <w:lang w:val="en-US"/>
-        </w:rPr>
-      </w:pPr>
-      <w:r>
-        <w:rPr>
-          <w:lang w:val="en-US"/>
-        </w:rPr>
-        <w:t>- Départements Stables : optimisation mix produit, cross-selling, promotions ciblées</w:t>
-      </w:r>
-    </w:p>
-    <w:p>
-      <w:pPr>
-        <w:rPr>
-          <w:lang w:val="en-US"/>
-        </w:rPr>
-      </w:pPr>
-      <w:r>
-        <w:rPr>
-          <w:lang w:val="en-US"/>
-        </w:rPr>
-        <w:t>- Départements à Développer : révision objectifs, audit, redressement</w:t>
-      </w:r>
-    </w:p>
-    <w:p>
-      <w:pPr>
-        <w:rPr>
-          <w:lang w:val="en-US"/>
-        </w:rPr>
-      </w:pPr>
-    </w:p>
-    <w:p>
-      <w:pPr>
-        <w:rPr>
-          <w:lang w:val="en-US"/>
-        </w:rPr>
-      </w:pPr>
-      <w:r>
-        <w:rPr>
-          <w:lang w:val="en-US"/>
-        </w:rPr>
-        <w:t>**Bloc 6.3 — Plan d'action par vendeur**</w:t>
-      </w:r>
-    </w:p>
-    <w:p>
-      <w:pPr>
-        <w:rPr>
-          <w:lang w:val="en-US"/>
-        </w:rPr>
-      </w:pPr>
-      <w:r>
-        <w:rPr>
-          <w:lang w:val="en-US"/>
-        </w:rPr>
-        <w:t>- Liste déroulante → choisir un vendeur</w:t>
-      </w:r>
-    </w:p>
-    <w:p>
-      <w:pPr>
-        <w:rPr>
-          <w:lang w:val="en-US"/>
-        </w:rPr>
-      </w:pPr>
-      <w:r>
-        <w:rPr>
-          <w:lang w:val="en-US"/>
-        </w:rPr>
-        <w:t>- Afficher : profil + segment + 5 actions concrètes + courbe d'évolution</w:t>
-      </w:r>
-    </w:p>
-    <w:p>
-      <w:pPr>
-        <w:rPr>
-          <w:lang w:val="en-US"/>
-        </w:rPr>
-      </w:pPr>
-      <w:r>
-        <w:rPr>
-          <w:lang w:val="en-US"/>
-        </w:rPr>
-        <w:t>- Top Vendeurs : mentorat, bonus, objectifs challengeants</w:t>
-      </w:r>
-    </w:p>
-    <w:p>
-      <w:pPr>
-        <w:rPr>
-          <w:lang w:val="en-US"/>
-        </w:rPr>
-      </w:pPr>
-      <w:r>
-        <w:rPr>
-          <w:lang w:val="en-US"/>
-        </w:rPr>
-        <w:t>- Vendeurs en Progression : formation, binôme avec top vendeur, objectifs progressifs</w:t>
-      </w:r>
-    </w:p>
-    <w:p>
-      <w:pPr>
-        <w:rPr>
-          <w:lang w:val="en-US"/>
-        </w:rPr>
-      </w:pPr>
-      <w:r>
-        <w:rPr>
-          <w:lang w:val="en-US"/>
-        </w:rPr>
-        <w:t>- Vendeurs en Difficulté : diagnostic, révision objectifs, accompagnement RH</w:t>
-      </w:r>
-    </w:p>
-    <w:p>
-      <w:pPr>
-        <w:rPr>
-          <w:lang w:val="en-US"/>
-        </w:rPr>
-      </w:pPr>
-    </w:p>
-    <w:p>
-      <w:pPr>
-        <w:rPr>
-          <w:lang w:val="en-US"/>
-        </w:rPr>
-      </w:pPr>
-      <w:r>
-        <w:rPr>
-          <w:lang w:val="en-US"/>
-        </w:rPr>
-        <w:t>**Bloc 6.4 — Département recommandé pour un vendeur**</w:t>
-      </w:r>
-    </w:p>
-    <w:p>
-      <w:pPr>
-        <w:rPr>
-          <w:lang w:val="en-US"/>
-        </w:rPr>
-      </w:pPr>
-      <w:r>
-        <w:rPr>
-          <w:lang w:val="en-US"/>
-        </w:rPr>
-        <w:t>- Choisir un vendeur → calculer distance euclidienne avec chaque département</w:t>
-      </w:r>
-    </w:p>
-    <w:p>
-      <w:pPr>
-        <w:rPr>
-          <w:lang w:val="en-US"/>
-        </w:rPr>
-      </w:pPr>
-      <w:r>
-        <w:rPr>
-          <w:lang w:val="en-US"/>
-        </w:rPr>
-        <w:t>- Afficher le département le plus proche + justification</w:t>
-      </w:r>
-    </w:p>
-    <w:p>
-      <w:pPr>
-        <w:rPr>
-          <w:lang w:val="en-US"/>
-        </w:rPr>
-      </w:pPr>
-    </w:p>
-    <w:p>
-      <w:pPr>
-        <w:rPr>
-          <w:lang w:val="en-US"/>
-        </w:rPr>
-      </w:pPr>
-      <w:r>
-        <w:rPr>
-          <w:lang w:val="en-US"/>
-        </w:rPr>
-        <w:t>**Bloc 6.5 — Plan global**</w:t>
-      </w:r>
-    </w:p>
-    <w:p>
-      <w:pPr>
-        <w:rPr>
-          <w:lang w:val="en-US"/>
-        </w:rPr>
-      </w:pPr>
-      <w:r>
-        <w:rPr>
-          <w:lang w:val="en-US"/>
-        </w:rPr>
-        <w:t>- 5 recommandations stratégiques : constat → action → impact → priorité</w:t>
-      </w:r>
-    </w:p>
-    <w:p>
-      <w:pPr>
-        <w:rPr>
-          <w:lang w:val="en-US"/>
-        </w:rPr>
-      </w:pPr>
-    </w:p>
-    <w:p>
-      <w:pPr>
-        <w:rPr>
-          <w:lang w:val="en-US"/>
-        </w:rPr>
-      </w:pPr>
-      <w:r>
-        <w:rPr>
-          <w:lang w:val="en-US"/>
-        </w:rPr>
-        <w:t>---</w:t>
-      </w:r>
-    </w:p>
-    <w:p>
-      <w:pPr>
-        <w:rPr>
-          <w:lang w:val="en-US"/>
-        </w:rPr>
-      </w:pPr>
-    </w:p>
-    <w:p>
-      <w:pPr>
-        <w:rPr>
-          <w:lang w:val="en-US"/>
-        </w:rPr>
-      </w:pPr>
-      <w:r>
-        <w:rPr>
-          <w:lang w:val="en-US"/>
-        </w:rPr>
-        <w:t>## LOGIQUE DES FICHIERS TECHNIQUES</w:t>
-      </w:r>
-    </w:p>
-    <w:p>
-      <w:pPr>
-        <w:rPr>
-          <w:lang w:val="en-US"/>
-        </w:rPr>
-      </w:pPr>
-    </w:p>
-    <w:p>
-      <w:pPr>
-        <w:rPr>
-          <w:lang w:val="en-US"/>
-        </w:rPr>
-      </w:pPr>
-      <w:r>
-        <w:rPr>
-          <w:lang w:val="en-US"/>
-        </w:rPr>
-        <w:t>### `data/loader.py`</w:t>
-      </w:r>
-    </w:p>
-    <w:p>
-      <w:pPr>
-        <w:rPr>
-          <w:lang w:val="en-US"/>
-        </w:rPr>
-      </w:pPr>
-      <w:r>
-        <w:rPr>
-          <w:lang w:val="en-US"/>
-        </w:rPr>
-        <w:t>Contient 3 fonctions :</w:t>
-      </w:r>
-    </w:p>
-    <w:p>
-      <w:pPr>
-        <w:rPr>
-          <w:lang w:val="en-US"/>
-        </w:rPr>
-      </w:pPr>
-      <w:r>
-        <w:rPr>
-          <w:lang w:val="en-US"/>
-        </w:rPr>
-        <w:lastRenderedPageBreak/>
-        <w:t>- `load_data()` — charge le CSV, convertit Date, crée Year/Month/Goal_Reached. Décorée avec `@st.cache_data`</w:t>
-      </w:r>
-    </w:p>
-    <w:p>
-      <w:pPr>
-        <w:rPr>
-          <w:lang w:val="en-US"/>
-        </w:rPr>
-      </w:pPr>
-      <w:r>
-        <w:rPr>
-          <w:lang w:val="en-US"/>
-        </w:rPr>
-        <w:t>- `get_dept_agg(df)` — retourne table agrégée par département</w:t>
-      </w:r>
-    </w:p>
-    <w:p>
-      <w:pPr>
-        <w:rPr>
-          <w:lang w:val="en-US"/>
-        </w:rPr>
-      </w:pPr>
-      <w:r>
-        <w:rPr>
-          <w:lang w:val="en-US"/>
-        </w:rPr>
-        <w:t>- `get_seller_agg(df)` — retourne table agrégée par vendeur</w:t>
-      </w:r>
-    </w:p>
-    <w:p>
-      <w:pPr>
-        <w:rPr>
-          <w:lang w:val="en-US"/>
-        </w:rPr>
-      </w:pPr>
-    </w:p>
-    <w:p>
-      <w:pPr>
-        <w:rPr>
-          <w:lang w:val="en-US"/>
-        </w:rPr>
-      </w:pPr>
-      <w:r>
-        <w:rPr>
-          <w:lang w:val="en-US"/>
-        </w:rPr>
-        <w:t>### `utils/styles.py`</w:t>
-      </w:r>
-    </w:p>
-    <w:p>
-      <w:pPr>
-        <w:rPr>
-          <w:lang w:val="en-US"/>
-        </w:rPr>
-      </w:pPr>
-      <w:r>
-        <w:rPr>
-          <w:lang w:val="en-US"/>
-        </w:rPr>
-        <w:t>Contient :</w:t>
-      </w:r>
-    </w:p>
-    <w:p>
-      <w:pPr>
-        <w:rPr>
-          <w:lang w:val="en-US"/>
-        </w:rPr>
-      </w:pPr>
-      <w:r>
-        <w:rPr>
-          <w:lang w:val="en-US"/>
-        </w:rPr>
-        <w:t>- Les variables de couleurs en haut : C_RED · C_ORG · C_GRN · C_BLU · C_PRP</w:t>
-      </w:r>
-    </w:p>
-    <w:p>
-      <w:pPr>
-        <w:rPr>
-          <w:lang w:val="en-US"/>
-        </w:rPr>
-      </w:pPr>
-      <w:r>
-        <w:rPr>
-          <w:lang w:val="en-US"/>
-        </w:rPr>
-        <w:t>- La liste PALETTE avec toutes les couleurs dans l'ordre</w:t>
-      </w:r>
-    </w:p>
-    <w:p>
-      <w:pPr>
-        <w:rPr>
-          <w:lang w:val="en-US"/>
-        </w:rPr>
-      </w:pPr>
-      <w:r>
-        <w:rPr>
-          <w:lang w:val="en-US"/>
-        </w:rPr>
-        <w:t>- La fonction `inject_css()` avec tout le CSS Streamlit</w:t>
-      </w:r>
-    </w:p>
-    <w:p>
-      <w:pPr>
-        <w:rPr>
-          <w:lang w:val="en-US"/>
-        </w:rPr>
-      </w:pPr>
-    </w:p>
-    <w:p>
-      <w:pPr>
-        <w:rPr>
-          <w:lang w:val="en-US"/>
-        </w:rPr>
-      </w:pPr>
-      <w:r>
-        <w:rPr>
-          <w:lang w:val="en-US"/>
-        </w:rPr>
-        <w:t>### `utils/charts.py`</w:t>
-      </w:r>
-    </w:p>
-    <w:p>
-      <w:pPr>
-        <w:rPr>
-          <w:lang w:val="en-US"/>
-        </w:rPr>
-      </w:pPr>
-      <w:r>
-        <w:rPr>
-          <w:lang w:val="en-US"/>
-        </w:rPr>
-        <w:t>Contient :</w:t>
-      </w:r>
-    </w:p>
-    <w:p>
-      <w:pPr>
-        <w:rPr>
-          <w:lang w:val="en-US"/>
-        </w:rPr>
-      </w:pPr>
-      <w:r>
-        <w:rPr>
-          <w:lang w:val="en-US"/>
-        </w:rPr>
-        <w:t>- `dark_fig(figsize)` — retourne fig, ax avec fond sombre</w:t>
-      </w:r>
-    </w:p>
-    <w:p>
-      <w:pPr>
-        <w:rPr>
-          <w:lang w:val="en-US"/>
-        </w:rPr>
-      </w:pPr>
-      <w:r>
-        <w:rPr>
-          <w:lang w:val="en-US"/>
-        </w:rPr>
-        <w:t>- `dark_fig2(figsize)` — retourne fig, axes (2 axes côte à côte)</w:t>
-      </w:r>
-    </w:p>
-    <w:p>
-      <w:pPr>
-        <w:rPr>
-          <w:lang w:val="en-US"/>
-        </w:rPr>
-      </w:pPr>
-      <w:r>
-        <w:rPr>
-          <w:lang w:val="en-US"/>
-        </w:rPr>
-        <w:t>- `style_legend(ax)` — applique le style sombre à une légende</w:t>
-      </w:r>
-    </w:p>
-    <w:p>
-      <w:pPr>
-        <w:rPr>
-          <w:lang w:val="en-US"/>
-        </w:rPr>
-      </w:pPr>
-    </w:p>
-    <w:p>
-      <w:pPr>
-        <w:rPr>
-          <w:lang w:val="en-US"/>
-        </w:rPr>
-      </w:pPr>
-      <w:r>
-        <w:rPr>
-          <w:lang w:val="en-US"/>
-        </w:rPr>
-        <w:t>### `app.py`</w:t>
-      </w:r>
-    </w:p>
-    <w:p>
-      <w:pPr>
-        <w:rPr>
-          <w:lang w:val="en-US"/>
-        </w:rPr>
-      </w:pPr>
-      <w:r>
-        <w:rPr>
-          <w:lang w:val="en-US"/>
-        </w:rPr>
-        <w:t>Contient uniquement :</w:t>
-      </w:r>
-    </w:p>
-    <w:p>
-      <w:pPr>
-        <w:rPr>
-          <w:lang w:val="en-US"/>
-        </w:rPr>
-      </w:pPr>
-      <w:r>
-        <w:rPr>
-          <w:lang w:val="en-US"/>
-        </w:rPr>
-        <w:t>- `st.set_page_config()` en premier</w:t>
-      </w:r>
-    </w:p>
-    <w:p>
-      <w:pPr>
-        <w:rPr>
-          <w:lang w:val="en-US"/>
-        </w:rPr>
-      </w:pPr>
-      <w:r>
-        <w:rPr>
-          <w:lang w:val="en-US"/>
-        </w:rPr>
-        <w:t>- `inject_css()` appelée une fois</w:t>
-      </w:r>
-    </w:p>
-    <w:p>
-      <w:pPr>
-        <w:rPr>
-          <w:lang w:val="en-US"/>
-        </w:rPr>
-      </w:pPr>
-      <w:r>
-        <w:rPr>
-          <w:lang w:val="en-US"/>
-        </w:rPr>
-        <w:t>- `load_data()` appelée une fois</w:t>
-      </w:r>
-    </w:p>
-    <w:p>
-      <w:pPr>
-        <w:rPr>
-          <w:lang w:val="en-US"/>
-        </w:rPr>
-      </w:pPr>
-      <w:r>
-        <w:rPr>
-          <w:lang w:val="en-US"/>
-        </w:rPr>
-        <w:t>- La sidebar avec le `st.radio()` de navigation</w:t>
-      </w:r>
-    </w:p>
-    <w:p>
-      <w:pPr>
-        <w:rPr>
-          <w:lang w:val="en-US"/>
-        </w:rPr>
-      </w:pPr>
-      <w:r>
-        <w:rPr>
-          <w:lang w:val="en-US"/>
-        </w:rPr>
-        <w:t>- Le routing : si page == X alors page_X.show(df)</w:t>
-      </w:r>
-    </w:p>
-    <w:p>
-      <w:pPr>
-        <w:rPr>
-          <w:lang w:val="en-US"/>
-        </w:rPr>
-      </w:pPr>
-    </w:p>
-    <w:p>
-      <w:pPr>
-        <w:rPr>
-          <w:lang w:val="en-US"/>
-        </w:rPr>
-      </w:pPr>
-      <w:r>
-        <w:rPr>
-          <w:lang w:val="en-US"/>
-        </w:rPr>
-        <w:t>### Chaque fichier page</w:t>
-      </w:r>
-    </w:p>
-    <w:p>
-      <w:pPr>
-        <w:rPr>
-          <w:lang w:val="en-US"/>
-        </w:rPr>
-      </w:pPr>
-      <w:r>
-        <w:rPr>
-          <w:lang w:val="en-US"/>
-        </w:rPr>
-        <w:t>Contient uniquement :</w:t>
-      </w:r>
-    </w:p>
-    <w:p>
-      <w:pPr>
-        <w:rPr>
-          <w:lang w:val="en-US"/>
-        </w:rPr>
-      </w:pPr>
-      <w:r>
-        <w:rPr>
-          <w:lang w:val="en-US"/>
-        </w:rPr>
-        <w:t>- Une fonction `show(df)` qui affiche toute la page</w:t>
-      </w:r>
-    </w:p>
-    <w:p>
-      <w:pPr>
-        <w:rPr>
-          <w:lang w:val="en-US"/>
-        </w:rPr>
-      </w:pPr>
-      <w:r>
-        <w:rPr>
-          <w:lang w:val="en-US"/>
-        </w:rPr>
-        <w:t>- `app.py` appelle `show(df)` — rien d'autre</w:t>
-      </w:r>
-    </w:p>
-    <w:p>
-      <w:pPr>
-        <w:rPr>
-          <w:lang w:val="en-US"/>
-        </w:rPr>
-      </w:pPr>
-    </w:p>
-    <w:p>
-      <w:pPr>
-        <w:rPr>
-          <w:lang w:val="en-US"/>
-        </w:rPr>
-      </w:pPr>
-      <w:r>
-        <w:rPr>
-          <w:lang w:val="en-US"/>
-        </w:rPr>
-        <w:t>---</w:t>
-      </w:r>
-    </w:p>
-    <w:p>
-      <w:pPr>
-        <w:rPr>
-          <w:lang w:val="en-US"/>
-        </w:rPr>
-      </w:pPr>
-    </w:p>
-    <w:p>
-      <w:pPr>
-        <w:rPr>
-          <w:lang w:val="en-US"/>
-        </w:rPr>
-      </w:pPr>
-      <w:r>
-        <w:rPr>
-          <w:lang w:val="en-US"/>
-        </w:rPr>
-        <w:t>## ORDRE DE DÉVELOPPEMENT RECOMMANDÉ</w:t>
-      </w:r>
-    </w:p>
-    <w:p>
-      <w:pPr>
-        <w:rPr>
-          <w:lang w:val="en-US"/>
-        </w:rPr>
-      </w:pPr>
-      <w:r>
-        <w:rPr>
-          <w:lang w:val="en-US"/>
-        </w:rPr>
-        <w:t>```</w:t>
-      </w:r>
-    </w:p>
-    <w:p>
-      <w:pPr>
-        <w:rPr>
-          <w:lang w:val="en-US"/>
-        </w:rPr>
-      </w:pPr>
-      <w:r>
-        <w:rPr>
-          <w:lang w:val="en-US"/>
-        </w:rPr>
-        <w:t>SOIR 1 (3h)</w:t>
-      </w:r>
-    </w:p>
-    <w:p>
-      <w:pPr>
-        <w:rPr>
-          <w:lang w:val="en-US"/>
-        </w:rPr>
-      </w:pPr>
-      <w:r>
-        <w:rPr>
-          <w:lang w:val="en-US"/>
-        </w:rPr>
-        <w:t>─────────────────────────────────────</w:t>
-      </w:r>
-    </w:p>
-    <w:p>
-      <w:pPr>
-        <w:rPr>
-          <w:lang w:val="en-US"/>
-        </w:rPr>
-      </w:pPr>
-      <w:r>
-        <w:rPr>
-          <w:lang w:val="en-US"/>
-        </w:rPr>
-        <w:t>1. Créer tous les fichiers vides</w:t>
-      </w:r>
-    </w:p>
-    <w:p>
-      <w:pPr>
-        <w:rPr>
-          <w:lang w:val="en-US"/>
-        </w:rPr>
-      </w:pPr>
-      <w:r>
-        <w:rPr>
-          <w:lang w:val="en-US"/>
-        </w:rPr>
-        <w:t>2. Écrire loader.py</w:t>
-      </w:r>
-    </w:p>
-    <w:p>
-      <w:pPr>
-        <w:rPr>
-          <w:lang w:val="en-US"/>
-        </w:rPr>
-      </w:pPr>
-      <w:r>
-        <w:rPr>
-          <w:lang w:val="en-US"/>
-        </w:rPr>
-        <w:t>3. Écrire styles.py + charts.py</w:t>
-      </w:r>
-    </w:p>
-    <w:p>
-      <w:pPr>
-        <w:rPr>
-          <w:lang w:val="en-US"/>
-        </w:rPr>
-      </w:pPr>
-      <w:r>
-        <w:rPr>
-          <w:lang w:val="en-US"/>
-        </w:rPr>
-        <w:t>4. Écrire app.py (navigation)</w:t>
-      </w:r>
-    </w:p>
-    <w:p>
-      <w:pPr>
-        <w:rPr>
-          <w:lang w:val="en-US"/>
-        </w:rPr>
-      </w:pPr>
-      <w:r>
-        <w:rPr>
-          <w:lang w:val="en-US"/>
-        </w:rPr>
-        <w:t>5. Tester que l'app se lance</w:t>
-      </w:r>
-    </w:p>
-    <w:p>
-      <w:pPr>
-        <w:rPr>
-          <w:lang w:val="en-US"/>
-        </w:rPr>
-      </w:pPr>
-      <w:r>
-        <w:rPr>
-          <w:lang w:val="en-US"/>
-        </w:rPr>
-        <w:t>6. Écrire page1_donnees.py</w:t>
-      </w:r>
-    </w:p>
-    <w:p>
-      <w:pPr>
-        <w:rPr>
-          <w:lang w:val="en-US"/>
-        </w:rPr>
-      </w:pPr>
-      <w:r>
-        <w:rPr>
-          <w:lang w:val="en-US"/>
-        </w:rPr>
-        <w:t>7. Écrire page2_dashboard.py</w:t>
-      </w:r>
-    </w:p>
-    <w:p>
-      <w:pPr>
-        <w:rPr>
-          <w:lang w:val="en-US"/>
-        </w:rPr>
-      </w:pPr>
-    </w:p>
-    <w:p>
-      <w:pPr>
-        <w:rPr>
-          <w:lang w:val="en-US"/>
-        </w:rPr>
-      </w:pPr>
-      <w:r>
-        <w:rPr>
-          <w:lang w:val="en-US"/>
-        </w:rPr>
-        <w:t>SOIR 2 (jour 2)</w:t>
-      </w:r>
-    </w:p>
-    <w:p>
-      <w:pPr>
-        <w:rPr>
-          <w:lang w:val="en-US"/>
-        </w:rPr>
-      </w:pPr>
-      <w:r>
-        <w:rPr>
-          <w:lang w:val="en-US"/>
-        </w:rPr>
-        <w:t>─────────────────────────────────────</w:t>
-      </w:r>
-    </w:p>
-    <w:p>
-      <w:pPr>
-        <w:rPr>
-          <w:lang w:val="en-US"/>
-        </w:rPr>
-      </w:pPr>
-      <w:r>
-        <w:rPr>
-          <w:lang w:val="en-US"/>
-        </w:rPr>
-        <w:t>8.  Écrire page3_segmentation.py</w:t>
-      </w:r>
-    </w:p>
-    <w:p>
-      <w:pPr>
-        <w:rPr>
-          <w:lang w:val="en-US"/>
-        </w:rPr>
-      </w:pPr>
-      <w:r>
-        <w:rPr>
-          <w:lang w:val="en-US"/>
-        </w:rPr>
-        <w:t>9.  Écrire page4_classification.py</w:t>
-      </w:r>
-    </w:p>
-    <w:p>
-      <w:pPr>
-        <w:rPr>
-          <w:lang w:val="en-US"/>
-        </w:rPr>
-      </w:pPr>
-      <w:r>
-        <w:rPr>
-          <w:lang w:val="en-US"/>
-        </w:rPr>
-        <w:t>10. Écrire page5_prediction.py</w:t>
-      </w:r>
-    </w:p>
-    <w:p>
-      <w:pPr>
-        <w:rPr>
-          <w:lang w:val="en-US"/>
-        </w:rPr>
-      </w:pPr>
-      <w:r>
-        <w:rPr>
-          <w:lang w:val="en-US"/>
-        </w:rPr>
-        <w:t>11. Écrire page6_recommandations.py</w:t>
-      </w:r>
-    </w:p>
-    <w:p>
-      <w:pPr>
-        <w:rPr>
-          <w:lang w:val="en-US"/>
-        </w:rPr>
-      </w:pPr>
-      <w:r>
-        <w:rPr>
-          <w:lang w:val="en-US"/>
-        </w:rPr>
-        <w:t>12. Test complet</w:t>
-      </w:r>
-    </w:p>
-    <w:p>
-      <w:pPr>
-        <w:rPr>
-          <w:lang w:val="en-US"/>
-        </w:rPr>
-      </w:pPr>
-      <w:r>
-        <w:rPr>
-          <w:lang w:val="en-US"/>
-        </w:rPr>
-        <w:t>13. Répétition soutenance</w:t>
-      </w:r>
+      </w:pPr>
+      <w:hyperlink r:id="rId5" w:tgtFrame="_self" w:history="1">
+        <w:r>
+          <w:rPr>
+            <w:rStyle w:val="Lienhypertexte"/>
+            <w:rFonts w:ascii="Segoe UI" w:hAnsi="Segoe UI" w:cs="Segoe UI"/>
+            <w:b/>
+            <w:bCs/>
+            <w:color w:val="0A66C2"/>
+            <w:sz w:val="21"/>
+            <w:szCs w:val="21"/>
+            <w:bdr w:val="none" w:sz="0" w:space="0" w:color="auto" w:frame="1"/>
+          </w:rPr>
+          <w:t>recruitment@obaracapital.com</w:t>
+        </w:r>
+      </w:hyperlink>
     </w:p>
     <w:sectPr>
       <w:pgSz w:w="11906" w:h="16838"/>
@@ -25525,6 +27587,18 @@
       <w:lang w:eastAsia="fr-FR"/>
     </w:rPr>
   </w:style>
+  <w:style w:type="character" w:styleId="Lienhypertexte">
+    <w:name w:val="Hyperlink"/>
+    <w:basedOn w:val="Policepardfaut"/>
+    <w:uiPriority w:val="99"/>
+    <w:semiHidden/>
+    <w:unhideWhenUsed/>
+    <w:rsid w:val="001870D5"/>
+    <w:rPr>
+      <w:color w:val="0000FF"/>
+      <w:u w:val="single"/>
+    </w:rPr>
+  </w:style>
 </w:styles>
 </file>
 
